--- a/2. Second_Semester/4. Advanced Database Management System/2. Class Test-01-Static Hashing.docx
+++ b/2. Second_Semester/4. Advanced Database Management System/2. Class Test-01-Static Hashing.docx
@@ -3,8 +3,8777 @@
 <w:document xmlns:wpc="http://schemas.microsoft.com/office/word/2010/wordprocessingCanvas" xmlns:cx="http://schemas.microsoft.com/office/drawing/2014/chartex" xmlns:mc="http://schemas.openxmlformats.org/markup-compatibility/2006" xmlns:o="urn:schemas-microsoft-com:office:office" xmlns:r="http://schemas.openxmlformats.org/officeDocument/2006/relationships" xmlns:m="http://schemas.openxmlformats.org/officeDocument/2006/math" xmlns:v="urn:schemas-microsoft-com:vml" xmlns:wp14="http://schemas.microsoft.com/office/word/2010/wordprocessingDrawing" xmlns:wp="http://schemas.openxmlformats.org/drawingml/2006/wordprocessingDrawing" xmlns:w10="urn:schemas-microsoft-com:office:word" xmlns:w="http://schemas.openxmlformats.org/wordprocessingml/2006/main" xmlns:w14="http://schemas.microsoft.com/office/word/2010/wordml" xmlns:w15="http://schemas.microsoft.com/office/word/2012/wordml" xmlns:w16se="http://schemas.microsoft.com/office/word/2015/wordml/symex" xmlns:wpg="http://schemas.microsoft.com/office/word/2010/wordprocessingGroup" xmlns:wpi="http://schemas.microsoft.com/office/word/2010/wordprocessingInk" xmlns:wne="http://schemas.microsoft.com/office/word/2006/wordml" xmlns:wps="http://schemas.microsoft.com/office/word/2010/wordprocessingShape" mc:Ignorable="w14 w15 w16se wp14">
   <w:body>
     <w:p>
+      <w:pPr>
+        <w:pStyle w:val="Heading1"/>
+        <w:numPr>
+          <w:ilvl w:val="0"/>
+          <w:numId w:val="21"/>
+        </w:numPr>
+        <w:rPr>
+          <w:b/>
+          <w:color w:val="FF0000"/>
+          <w:sz w:val="28"/>
+          <w:szCs w:val="28"/>
+        </w:rPr>
+      </w:pPr>
+      <w:r>
+        <w:rPr>
+          <w:b/>
+          <w:color w:val="FF0000"/>
+          <w:sz w:val="28"/>
+          <w:szCs w:val="28"/>
+        </w:rPr>
+        <w:t>Explain hash file organization technique with example and its advantages and disadvantages</w:t>
+      </w:r>
+      <w:r>
+        <w:rPr>
+          <w:b/>
+          <w:color w:val="FF0000"/>
+          <w:sz w:val="28"/>
+          <w:szCs w:val="28"/>
+        </w:rPr>
+        <w:t xml:space="preserve">? </w:t>
+      </w:r>
+      <w:r>
+        <w:rPr>
+          <w:b/>
+          <w:color w:val="FF0000"/>
+          <w:sz w:val="28"/>
+          <w:szCs w:val="28"/>
+        </w:rPr>
+        <w:t xml:space="preserve"> ***</w:t>
+      </w:r>
+    </w:p>
+    <w:p>
+      <w:pPr>
+        <w:pStyle w:val="Heading3"/>
+        <w:rPr>
+          <w:sz w:val="28"/>
+          <w:szCs w:val="28"/>
+        </w:rPr>
+      </w:pPr>
+      <w:r>
+        <w:rPr>
+          <w:color w:val="FF0000"/>
+          <w:sz w:val="28"/>
+          <w:szCs w:val="28"/>
+        </w:rPr>
+        <w:t>Hash File Organization (</w:t>
+      </w:r>
+      <w:proofErr w:type="spellStart"/>
+      <w:r>
+        <w:rPr>
+          <w:rFonts w:ascii="Nirmala UI" w:hAnsi="Nirmala UI" w:cs="Nirmala UI"/>
+          <w:color w:val="FF0000"/>
+          <w:sz w:val="28"/>
+          <w:szCs w:val="28"/>
+        </w:rPr>
+        <w:t>হ্যাশ</w:t>
+      </w:r>
+      <w:proofErr w:type="spellEnd"/>
+      <w:r>
+        <w:rPr>
+          <w:color w:val="FF0000"/>
+          <w:sz w:val="28"/>
+          <w:szCs w:val="28"/>
+        </w:rPr>
+        <w:t xml:space="preserve"> </w:t>
+      </w:r>
+      <w:proofErr w:type="spellStart"/>
+      <w:r>
+        <w:rPr>
+          <w:rFonts w:ascii="Nirmala UI" w:hAnsi="Nirmala UI" w:cs="Nirmala UI"/>
+          <w:color w:val="FF0000"/>
+          <w:sz w:val="28"/>
+          <w:szCs w:val="28"/>
+        </w:rPr>
+        <w:t>ফাইল</w:t>
+      </w:r>
+      <w:proofErr w:type="spellEnd"/>
+      <w:r>
+        <w:rPr>
+          <w:color w:val="FF0000"/>
+          <w:sz w:val="28"/>
+          <w:szCs w:val="28"/>
+        </w:rPr>
+        <w:t xml:space="preserve"> </w:t>
+      </w:r>
+      <w:proofErr w:type="spellStart"/>
+      <w:r>
+        <w:rPr>
+          <w:rFonts w:ascii="Nirmala UI" w:hAnsi="Nirmala UI" w:cs="Nirmala UI"/>
+          <w:color w:val="FF0000"/>
+          <w:sz w:val="28"/>
+          <w:szCs w:val="28"/>
+        </w:rPr>
+        <w:t>অর্গানাইজেশন</w:t>
+      </w:r>
+      <w:proofErr w:type="spellEnd"/>
+      <w:r>
+        <w:rPr>
+          <w:color w:val="FF0000"/>
+          <w:sz w:val="28"/>
+          <w:szCs w:val="28"/>
+        </w:rPr>
+        <w:t xml:space="preserve">) </w:t>
+      </w:r>
+      <w:proofErr w:type="spellStart"/>
+      <w:r>
+        <w:rPr>
+          <w:rFonts w:ascii="Nirmala UI" w:hAnsi="Nirmala UI" w:cs="Nirmala UI"/>
+          <w:color w:val="FF0000"/>
+          <w:sz w:val="28"/>
+          <w:szCs w:val="28"/>
+        </w:rPr>
+        <w:t>কী</w:t>
+      </w:r>
+      <w:proofErr w:type="spellEnd"/>
+      <w:r>
+        <w:rPr>
+          <w:color w:val="FF0000"/>
+          <w:sz w:val="28"/>
+          <w:szCs w:val="28"/>
+        </w:rPr>
+        <w:t>?</w:t>
+      </w:r>
+    </w:p>
+    <w:p>
+      <w:pPr>
+        <w:pStyle w:val="NormalWeb"/>
+        <w:rPr>
+          <w:sz w:val="28"/>
+          <w:szCs w:val="28"/>
+        </w:rPr>
+      </w:pPr>
+      <w:proofErr w:type="spellStart"/>
+      <w:r>
+        <w:rPr>
+          <w:rFonts w:ascii="Nirmala UI" w:hAnsi="Nirmala UI" w:cs="Nirmala UI"/>
+          <w:sz w:val="28"/>
+          <w:szCs w:val="28"/>
+        </w:rPr>
+        <w:t>সাধারণ</w:t>
+      </w:r>
+      <w:proofErr w:type="spellEnd"/>
+      <w:r>
+        <w:rPr>
+          <w:sz w:val="28"/>
+          <w:szCs w:val="28"/>
+        </w:rPr>
+        <w:t xml:space="preserve"> </w:t>
+      </w:r>
+      <w:proofErr w:type="spellStart"/>
+      <w:r>
+        <w:rPr>
+          <w:rFonts w:ascii="Nirmala UI" w:hAnsi="Nirmala UI" w:cs="Nirmala UI"/>
+          <w:sz w:val="28"/>
+          <w:szCs w:val="28"/>
+        </w:rPr>
+        <w:t>ইনডেক্সিং</w:t>
+      </w:r>
+      <w:proofErr w:type="spellEnd"/>
+      <w:r>
+        <w:rPr>
+          <w:sz w:val="28"/>
+          <w:szCs w:val="28"/>
+        </w:rPr>
+        <w:t xml:space="preserve"> </w:t>
+      </w:r>
+      <w:proofErr w:type="spellStart"/>
+      <w:r>
+        <w:rPr>
+          <w:rFonts w:ascii="Nirmala UI" w:hAnsi="Nirmala UI" w:cs="Nirmala UI"/>
+          <w:sz w:val="28"/>
+          <w:szCs w:val="28"/>
+        </w:rPr>
+        <w:t>পদ্ধতিতে</w:t>
+      </w:r>
+      <w:proofErr w:type="spellEnd"/>
+      <w:r>
+        <w:rPr>
+          <w:sz w:val="28"/>
+          <w:szCs w:val="28"/>
+        </w:rPr>
+        <w:t xml:space="preserve"> </w:t>
+      </w:r>
+      <w:proofErr w:type="spellStart"/>
+      <w:r>
+        <w:rPr>
+          <w:rFonts w:ascii="Nirmala UI" w:hAnsi="Nirmala UI" w:cs="Nirmala UI"/>
+          <w:sz w:val="28"/>
+          <w:szCs w:val="28"/>
+        </w:rPr>
+        <w:t>ডেটা</w:t>
+      </w:r>
+      <w:proofErr w:type="spellEnd"/>
+      <w:r>
+        <w:rPr>
+          <w:sz w:val="28"/>
+          <w:szCs w:val="28"/>
+        </w:rPr>
+        <w:t xml:space="preserve"> </w:t>
+      </w:r>
+      <w:proofErr w:type="spellStart"/>
+      <w:r>
+        <w:rPr>
+          <w:rFonts w:ascii="Nirmala UI" w:hAnsi="Nirmala UI" w:cs="Nirmala UI"/>
+          <w:sz w:val="28"/>
+          <w:szCs w:val="28"/>
+        </w:rPr>
+        <w:t>খুঁজতে</w:t>
+      </w:r>
+      <w:proofErr w:type="spellEnd"/>
+      <w:r>
+        <w:rPr>
+          <w:sz w:val="28"/>
+          <w:szCs w:val="28"/>
+        </w:rPr>
+        <w:t xml:space="preserve"> </w:t>
+      </w:r>
+      <w:proofErr w:type="spellStart"/>
+      <w:r>
+        <w:rPr>
+          <w:rFonts w:ascii="Nirmala UI" w:hAnsi="Nirmala UI" w:cs="Nirmala UI"/>
+          <w:sz w:val="28"/>
+          <w:szCs w:val="28"/>
+        </w:rPr>
+        <w:t>হলে</w:t>
+      </w:r>
+      <w:proofErr w:type="spellEnd"/>
+      <w:r>
+        <w:rPr>
+          <w:sz w:val="28"/>
+          <w:szCs w:val="28"/>
+        </w:rPr>
+        <w:t xml:space="preserve"> </w:t>
+      </w:r>
+      <w:proofErr w:type="spellStart"/>
+      <w:r>
+        <w:rPr>
+          <w:rFonts w:ascii="Nirmala UI" w:hAnsi="Nirmala UI" w:cs="Nirmala UI"/>
+          <w:sz w:val="28"/>
+          <w:szCs w:val="28"/>
+        </w:rPr>
+        <w:t>আগে</w:t>
+      </w:r>
+      <w:proofErr w:type="spellEnd"/>
+      <w:r>
+        <w:rPr>
+          <w:sz w:val="28"/>
+          <w:szCs w:val="28"/>
+        </w:rPr>
+        <w:t xml:space="preserve"> </w:t>
+      </w:r>
+      <w:proofErr w:type="spellStart"/>
+      <w:r>
+        <w:rPr>
+          <w:rFonts w:ascii="Nirmala UI" w:hAnsi="Nirmala UI" w:cs="Nirmala UI"/>
+          <w:sz w:val="28"/>
+          <w:szCs w:val="28"/>
+        </w:rPr>
+        <w:t>ইনডেক্স</w:t>
+      </w:r>
+      <w:proofErr w:type="spellEnd"/>
+      <w:r>
+        <w:rPr>
+          <w:sz w:val="28"/>
+          <w:szCs w:val="28"/>
+        </w:rPr>
+        <w:t xml:space="preserve"> </w:t>
+      </w:r>
+      <w:proofErr w:type="spellStart"/>
+      <w:r>
+        <w:rPr>
+          <w:rFonts w:ascii="Nirmala UI" w:hAnsi="Nirmala UI" w:cs="Nirmala UI"/>
+          <w:sz w:val="28"/>
+          <w:szCs w:val="28"/>
+        </w:rPr>
+        <w:t>ফাইলে</w:t>
+      </w:r>
+      <w:proofErr w:type="spellEnd"/>
+      <w:r>
+        <w:rPr>
+          <w:sz w:val="28"/>
+          <w:szCs w:val="28"/>
+        </w:rPr>
+        <w:t xml:space="preserve"> </w:t>
+      </w:r>
+      <w:proofErr w:type="spellStart"/>
+      <w:r>
+        <w:rPr>
+          <w:rFonts w:ascii="Nirmala UI" w:hAnsi="Nirmala UI" w:cs="Nirmala UI"/>
+          <w:sz w:val="28"/>
+          <w:szCs w:val="28"/>
+        </w:rPr>
+        <w:t>খুঁজতে</w:t>
+      </w:r>
+      <w:proofErr w:type="spellEnd"/>
+      <w:r>
+        <w:rPr>
+          <w:sz w:val="28"/>
+          <w:szCs w:val="28"/>
+        </w:rPr>
+        <w:t xml:space="preserve"> </w:t>
+      </w:r>
+      <w:proofErr w:type="spellStart"/>
+      <w:r>
+        <w:rPr>
+          <w:rFonts w:ascii="Nirmala UI" w:hAnsi="Nirmala UI" w:cs="Nirmala UI"/>
+          <w:sz w:val="28"/>
+          <w:szCs w:val="28"/>
+        </w:rPr>
+        <w:t>হয়</w:t>
+      </w:r>
+      <w:proofErr w:type="spellEnd"/>
+      <w:r>
+        <w:rPr>
+          <w:rFonts w:ascii="Nirmala UI" w:hAnsi="Nirmala UI" w:cs="Nirmala UI"/>
+          <w:sz w:val="28"/>
+          <w:szCs w:val="28"/>
+        </w:rPr>
+        <w:t>।</w:t>
+      </w:r>
+      <w:r>
+        <w:rPr>
+          <w:sz w:val="28"/>
+          <w:szCs w:val="28"/>
+        </w:rPr>
+        <w:t xml:space="preserve"> </w:t>
+      </w:r>
+      <w:proofErr w:type="spellStart"/>
+      <w:r>
+        <w:rPr>
+          <w:rFonts w:ascii="Nirmala UI" w:hAnsi="Nirmala UI" w:cs="Nirmala UI"/>
+          <w:sz w:val="28"/>
+          <w:szCs w:val="28"/>
+        </w:rPr>
+        <w:t>কিন্তু</w:t>
+      </w:r>
+      <w:proofErr w:type="spellEnd"/>
+      <w:r>
+        <w:rPr>
+          <w:sz w:val="28"/>
+          <w:szCs w:val="28"/>
+        </w:rPr>
+        <w:t xml:space="preserve"> </w:t>
+      </w:r>
+      <w:r>
+        <w:rPr>
+          <w:b/>
+          <w:bCs/>
+          <w:sz w:val="28"/>
+          <w:szCs w:val="28"/>
+        </w:rPr>
+        <w:t>Hash File Organization</w:t>
+      </w:r>
+      <w:r>
+        <w:rPr>
+          <w:sz w:val="28"/>
+          <w:szCs w:val="28"/>
+        </w:rPr>
+        <w:t>-</w:t>
+      </w:r>
+      <w:r>
+        <w:rPr>
+          <w:rFonts w:ascii="Nirmala UI" w:hAnsi="Nirmala UI" w:cs="Nirmala UI"/>
+          <w:sz w:val="28"/>
+          <w:szCs w:val="28"/>
+        </w:rPr>
+        <w:t>এ</w:t>
+      </w:r>
+      <w:r>
+        <w:rPr>
+          <w:sz w:val="28"/>
+          <w:szCs w:val="28"/>
+        </w:rPr>
+        <w:t xml:space="preserve"> </w:t>
+      </w:r>
+      <w:proofErr w:type="spellStart"/>
+      <w:r>
+        <w:rPr>
+          <w:rFonts w:ascii="Nirmala UI" w:hAnsi="Nirmala UI" w:cs="Nirmala UI"/>
+          <w:sz w:val="28"/>
+          <w:szCs w:val="28"/>
+        </w:rPr>
+        <w:t>কোনো</w:t>
+      </w:r>
+      <w:proofErr w:type="spellEnd"/>
+      <w:r>
+        <w:rPr>
+          <w:sz w:val="28"/>
+          <w:szCs w:val="28"/>
+        </w:rPr>
+        <w:t xml:space="preserve"> </w:t>
+      </w:r>
+      <w:proofErr w:type="spellStart"/>
+      <w:r>
+        <w:rPr>
+          <w:rFonts w:ascii="Nirmala UI" w:hAnsi="Nirmala UI" w:cs="Nirmala UI"/>
+          <w:sz w:val="28"/>
+          <w:szCs w:val="28"/>
+        </w:rPr>
+        <w:t>ইনডেক্স</w:t>
+      </w:r>
+      <w:proofErr w:type="spellEnd"/>
+      <w:r>
+        <w:rPr>
+          <w:sz w:val="28"/>
+          <w:szCs w:val="28"/>
+        </w:rPr>
+        <w:t xml:space="preserve"> </w:t>
+      </w:r>
+      <w:proofErr w:type="spellStart"/>
+      <w:r>
+        <w:rPr>
+          <w:rFonts w:ascii="Nirmala UI" w:hAnsi="Nirmala UI" w:cs="Nirmala UI"/>
+          <w:sz w:val="28"/>
+          <w:szCs w:val="28"/>
+        </w:rPr>
+        <w:t>স্ট্রাকচার</w:t>
+      </w:r>
+      <w:proofErr w:type="spellEnd"/>
+      <w:r>
+        <w:rPr>
+          <w:sz w:val="28"/>
+          <w:szCs w:val="28"/>
+        </w:rPr>
+        <w:t xml:space="preserve"> </w:t>
+      </w:r>
+      <w:proofErr w:type="spellStart"/>
+      <w:r>
+        <w:rPr>
+          <w:rFonts w:ascii="Nirmala UI" w:hAnsi="Nirmala UI" w:cs="Nirmala UI"/>
+          <w:sz w:val="28"/>
+          <w:szCs w:val="28"/>
+        </w:rPr>
+        <w:t>ব্যবহার</w:t>
+      </w:r>
+      <w:proofErr w:type="spellEnd"/>
+      <w:r>
+        <w:rPr>
+          <w:sz w:val="28"/>
+          <w:szCs w:val="28"/>
+        </w:rPr>
+        <w:t xml:space="preserve"> </w:t>
+      </w:r>
+      <w:proofErr w:type="spellStart"/>
+      <w:r>
+        <w:rPr>
+          <w:rFonts w:ascii="Nirmala UI" w:hAnsi="Nirmala UI" w:cs="Nirmala UI"/>
+          <w:sz w:val="28"/>
+          <w:szCs w:val="28"/>
+        </w:rPr>
+        <w:t>না</w:t>
+      </w:r>
+      <w:proofErr w:type="spellEnd"/>
+      <w:r>
+        <w:rPr>
+          <w:sz w:val="28"/>
+          <w:szCs w:val="28"/>
+        </w:rPr>
+        <w:t xml:space="preserve"> </w:t>
+      </w:r>
+      <w:proofErr w:type="spellStart"/>
+      <w:r>
+        <w:rPr>
+          <w:rFonts w:ascii="Nirmala UI" w:hAnsi="Nirmala UI" w:cs="Nirmala UI"/>
+          <w:sz w:val="28"/>
+          <w:szCs w:val="28"/>
+        </w:rPr>
+        <w:t>করেই</w:t>
+      </w:r>
+      <w:proofErr w:type="spellEnd"/>
+      <w:r>
+        <w:rPr>
+          <w:sz w:val="28"/>
+          <w:szCs w:val="28"/>
+        </w:rPr>
+        <w:t xml:space="preserve"> </w:t>
+      </w:r>
+      <w:proofErr w:type="spellStart"/>
+      <w:r>
+        <w:rPr>
+          <w:rFonts w:ascii="Nirmala UI" w:hAnsi="Nirmala UI" w:cs="Nirmala UI"/>
+          <w:sz w:val="28"/>
+          <w:szCs w:val="28"/>
+        </w:rPr>
+        <w:t>সরাসরি</w:t>
+      </w:r>
+      <w:proofErr w:type="spellEnd"/>
+      <w:r>
+        <w:rPr>
+          <w:sz w:val="28"/>
+          <w:szCs w:val="28"/>
+        </w:rPr>
+        <w:t xml:space="preserve"> </w:t>
+      </w:r>
+      <w:proofErr w:type="spellStart"/>
+      <w:r>
+        <w:rPr>
+          <w:rFonts w:ascii="Nirmala UI" w:hAnsi="Nirmala UI" w:cs="Nirmala UI"/>
+          <w:sz w:val="28"/>
+          <w:szCs w:val="28"/>
+        </w:rPr>
+        <w:t>একটি</w:t>
+      </w:r>
+      <w:proofErr w:type="spellEnd"/>
+      <w:r>
+        <w:rPr>
+          <w:sz w:val="28"/>
+          <w:szCs w:val="28"/>
+        </w:rPr>
+        <w:t xml:space="preserve"> </w:t>
+      </w:r>
+      <w:proofErr w:type="spellStart"/>
+      <w:r>
+        <w:rPr>
+          <w:rFonts w:ascii="Nirmala UI" w:hAnsi="Nirmala UI" w:cs="Nirmala UI"/>
+          <w:sz w:val="28"/>
+          <w:szCs w:val="28"/>
+        </w:rPr>
+        <w:t>গাণিতিক</w:t>
+      </w:r>
+      <w:proofErr w:type="spellEnd"/>
+      <w:r>
+        <w:rPr>
+          <w:sz w:val="28"/>
+          <w:szCs w:val="28"/>
+        </w:rPr>
+        <w:t xml:space="preserve"> </w:t>
+      </w:r>
+      <w:proofErr w:type="spellStart"/>
+      <w:r>
+        <w:rPr>
+          <w:rFonts w:ascii="Nirmala UI" w:hAnsi="Nirmala UI" w:cs="Nirmala UI"/>
+          <w:sz w:val="28"/>
+          <w:szCs w:val="28"/>
+        </w:rPr>
+        <w:t>ফাংশন</w:t>
+      </w:r>
+      <w:proofErr w:type="spellEnd"/>
+      <w:r>
+        <w:rPr>
+          <w:sz w:val="28"/>
+          <w:szCs w:val="28"/>
+        </w:rPr>
+        <w:t xml:space="preserve"> (</w:t>
+      </w:r>
+      <w:proofErr w:type="spellStart"/>
+      <w:r>
+        <w:rPr>
+          <w:rFonts w:ascii="Nirmala UI" w:hAnsi="Nirmala UI" w:cs="Nirmala UI"/>
+          <w:sz w:val="28"/>
+          <w:szCs w:val="28"/>
+        </w:rPr>
+        <w:t>যাকে</w:t>
+      </w:r>
+      <w:proofErr w:type="spellEnd"/>
+      <w:r>
+        <w:rPr>
+          <w:sz w:val="28"/>
+          <w:szCs w:val="28"/>
+        </w:rPr>
+        <w:t xml:space="preserve"> Hash function </w:t>
+      </w:r>
+      <w:proofErr w:type="spellStart"/>
+      <w:r>
+        <w:rPr>
+          <w:rFonts w:ascii="Nirmala UI" w:hAnsi="Nirmala UI" w:cs="Nirmala UI"/>
+          <w:sz w:val="28"/>
+          <w:szCs w:val="28"/>
+        </w:rPr>
+        <w:t>বলে</w:t>
+      </w:r>
+      <w:proofErr w:type="spellEnd"/>
+      <w:r>
+        <w:rPr>
+          <w:sz w:val="28"/>
+          <w:szCs w:val="28"/>
+        </w:rPr>
+        <w:t xml:space="preserve">) </w:t>
+      </w:r>
+      <w:proofErr w:type="spellStart"/>
+      <w:r>
+        <w:rPr>
+          <w:rFonts w:ascii="Nirmala UI" w:hAnsi="Nirmala UI" w:cs="Nirmala UI"/>
+          <w:sz w:val="28"/>
+          <w:szCs w:val="28"/>
+        </w:rPr>
+        <w:t>ব্যবহার</w:t>
+      </w:r>
+      <w:proofErr w:type="spellEnd"/>
+      <w:r>
+        <w:rPr>
+          <w:sz w:val="28"/>
+          <w:szCs w:val="28"/>
+        </w:rPr>
+        <w:t xml:space="preserve"> </w:t>
+      </w:r>
+      <w:proofErr w:type="spellStart"/>
+      <w:r>
+        <w:rPr>
+          <w:rFonts w:ascii="Nirmala UI" w:hAnsi="Nirmala UI" w:cs="Nirmala UI"/>
+          <w:sz w:val="28"/>
+          <w:szCs w:val="28"/>
+        </w:rPr>
+        <w:t>করে</w:t>
+      </w:r>
+      <w:proofErr w:type="spellEnd"/>
+      <w:r>
+        <w:rPr>
+          <w:sz w:val="28"/>
+          <w:szCs w:val="28"/>
+        </w:rPr>
+        <w:t xml:space="preserve"> </w:t>
+      </w:r>
+      <w:proofErr w:type="spellStart"/>
+      <w:r>
+        <w:rPr>
+          <w:rFonts w:ascii="Nirmala UI" w:hAnsi="Nirmala UI" w:cs="Nirmala UI"/>
+          <w:sz w:val="28"/>
+          <w:szCs w:val="28"/>
+        </w:rPr>
+        <w:t>ডেটার</w:t>
+      </w:r>
+      <w:proofErr w:type="spellEnd"/>
+      <w:r>
+        <w:rPr>
+          <w:sz w:val="28"/>
+          <w:szCs w:val="28"/>
+        </w:rPr>
+        <w:t xml:space="preserve"> </w:t>
+      </w:r>
+      <w:proofErr w:type="spellStart"/>
+      <w:r>
+        <w:rPr>
+          <w:rFonts w:ascii="Nirmala UI" w:hAnsi="Nirmala UI" w:cs="Nirmala UI"/>
+          <w:sz w:val="28"/>
+          <w:szCs w:val="28"/>
+        </w:rPr>
+        <w:t>অ্যাড্রেস</w:t>
+      </w:r>
+      <w:proofErr w:type="spellEnd"/>
+      <w:r>
+        <w:rPr>
+          <w:sz w:val="28"/>
+          <w:szCs w:val="28"/>
+        </w:rPr>
+        <w:t xml:space="preserve"> </w:t>
+      </w:r>
+      <w:proofErr w:type="spellStart"/>
+      <w:r>
+        <w:rPr>
+          <w:rFonts w:ascii="Nirmala UI" w:hAnsi="Nirmala UI" w:cs="Nirmala UI"/>
+          <w:sz w:val="28"/>
+          <w:szCs w:val="28"/>
+        </w:rPr>
+        <w:t>বা</w:t>
+      </w:r>
+      <w:proofErr w:type="spellEnd"/>
+      <w:r>
+        <w:rPr>
+          <w:sz w:val="28"/>
+          <w:szCs w:val="28"/>
+        </w:rPr>
+        <w:t xml:space="preserve"> </w:t>
+      </w:r>
+      <w:proofErr w:type="spellStart"/>
+      <w:r>
+        <w:rPr>
+          <w:rFonts w:ascii="Nirmala UI" w:hAnsi="Nirmala UI" w:cs="Nirmala UI"/>
+          <w:sz w:val="28"/>
+          <w:szCs w:val="28"/>
+        </w:rPr>
+        <w:t>ডিস্ক</w:t>
+      </w:r>
+      <w:proofErr w:type="spellEnd"/>
+      <w:r>
+        <w:rPr>
+          <w:sz w:val="28"/>
+          <w:szCs w:val="28"/>
+        </w:rPr>
+        <w:t xml:space="preserve"> </w:t>
+      </w:r>
+      <w:proofErr w:type="spellStart"/>
+      <w:r>
+        <w:rPr>
+          <w:rFonts w:ascii="Nirmala UI" w:hAnsi="Nirmala UI" w:cs="Nirmala UI"/>
+          <w:sz w:val="28"/>
+          <w:szCs w:val="28"/>
+        </w:rPr>
+        <w:t>ব্লক</w:t>
+      </w:r>
+      <w:proofErr w:type="spellEnd"/>
+      <w:r>
+        <w:rPr>
+          <w:sz w:val="28"/>
+          <w:szCs w:val="28"/>
+        </w:rPr>
+        <w:t xml:space="preserve"> (</w:t>
+      </w:r>
+      <w:proofErr w:type="spellStart"/>
+      <w:r>
+        <w:rPr>
+          <w:rFonts w:ascii="Nirmala UI" w:hAnsi="Nirmala UI" w:cs="Nirmala UI"/>
+          <w:sz w:val="28"/>
+          <w:szCs w:val="28"/>
+        </w:rPr>
+        <w:t>যাকে</w:t>
+      </w:r>
+      <w:proofErr w:type="spellEnd"/>
+      <w:r>
+        <w:rPr>
+          <w:sz w:val="28"/>
+          <w:szCs w:val="28"/>
+        </w:rPr>
+        <w:t xml:space="preserve"> Bucket </w:t>
+      </w:r>
+      <w:proofErr w:type="spellStart"/>
+      <w:r>
+        <w:rPr>
+          <w:rFonts w:ascii="Nirmala UI" w:hAnsi="Nirmala UI" w:cs="Nirmala UI"/>
+          <w:sz w:val="28"/>
+          <w:szCs w:val="28"/>
+        </w:rPr>
+        <w:t>বলা</w:t>
+      </w:r>
+      <w:proofErr w:type="spellEnd"/>
+      <w:r>
+        <w:rPr>
+          <w:sz w:val="28"/>
+          <w:szCs w:val="28"/>
+        </w:rPr>
+        <w:t xml:space="preserve"> </w:t>
+      </w:r>
+      <w:proofErr w:type="spellStart"/>
+      <w:r>
+        <w:rPr>
+          <w:rFonts w:ascii="Nirmala UI" w:hAnsi="Nirmala UI" w:cs="Nirmala UI"/>
+          <w:sz w:val="28"/>
+          <w:szCs w:val="28"/>
+        </w:rPr>
+        <w:t>হয়</w:t>
+      </w:r>
+      <w:proofErr w:type="spellEnd"/>
+      <w:r>
+        <w:rPr>
+          <w:sz w:val="28"/>
+          <w:szCs w:val="28"/>
+        </w:rPr>
+        <w:t xml:space="preserve">) </w:t>
+      </w:r>
+      <w:proofErr w:type="spellStart"/>
+      <w:r>
+        <w:rPr>
+          <w:rFonts w:ascii="Nirmala UI" w:hAnsi="Nirmala UI" w:cs="Nirmala UI"/>
+          <w:sz w:val="28"/>
+          <w:szCs w:val="28"/>
+        </w:rPr>
+        <w:t>খুঁজে</w:t>
+      </w:r>
+      <w:proofErr w:type="spellEnd"/>
+      <w:r>
+        <w:rPr>
+          <w:sz w:val="28"/>
+          <w:szCs w:val="28"/>
+        </w:rPr>
+        <w:t xml:space="preserve"> </w:t>
+      </w:r>
+      <w:proofErr w:type="spellStart"/>
+      <w:r>
+        <w:rPr>
+          <w:rFonts w:ascii="Nirmala UI" w:hAnsi="Nirmala UI" w:cs="Nirmala UI"/>
+          <w:sz w:val="28"/>
+          <w:szCs w:val="28"/>
+        </w:rPr>
+        <w:t>বের</w:t>
+      </w:r>
+      <w:proofErr w:type="spellEnd"/>
+      <w:r>
+        <w:rPr>
+          <w:sz w:val="28"/>
+          <w:szCs w:val="28"/>
+        </w:rPr>
+        <w:t xml:space="preserve"> </w:t>
+      </w:r>
+      <w:proofErr w:type="spellStart"/>
+      <w:r>
+        <w:rPr>
+          <w:rFonts w:ascii="Nirmala UI" w:hAnsi="Nirmala UI" w:cs="Nirmala UI"/>
+          <w:sz w:val="28"/>
+          <w:szCs w:val="28"/>
+        </w:rPr>
+        <w:t>করা</w:t>
+      </w:r>
+      <w:proofErr w:type="spellEnd"/>
+      <w:r>
+        <w:rPr>
+          <w:sz w:val="28"/>
+          <w:szCs w:val="28"/>
+        </w:rPr>
+        <w:t xml:space="preserve"> </w:t>
+      </w:r>
+      <w:proofErr w:type="spellStart"/>
+      <w:r>
+        <w:rPr>
+          <w:rFonts w:ascii="Nirmala UI" w:hAnsi="Nirmala UI" w:cs="Nirmala UI"/>
+          <w:sz w:val="28"/>
+          <w:szCs w:val="28"/>
+        </w:rPr>
+        <w:t>হয়</w:t>
+      </w:r>
+      <w:proofErr w:type="spellEnd"/>
+      <w:r>
+        <w:rPr>
+          <w:rFonts w:ascii="Nirmala UI" w:hAnsi="Nirmala UI" w:cs="Nirmala UI"/>
+          <w:sz w:val="28"/>
+          <w:szCs w:val="28"/>
+        </w:rPr>
+        <w:t>।</w:t>
+      </w:r>
+      <w:r>
+        <w:rPr>
+          <w:sz w:val="28"/>
+          <w:szCs w:val="28"/>
+        </w:rPr>
+        <w:t xml:space="preserve"> </w:t>
+      </w:r>
+    </w:p>
+    <w:p>
+      <w:pPr>
+        <w:pStyle w:val="NormalWeb"/>
+        <w:rPr>
+          <w:sz w:val="28"/>
+          <w:szCs w:val="28"/>
+        </w:rPr>
+      </w:pPr>
+      <w:proofErr w:type="spellStart"/>
+      <w:r>
+        <w:rPr>
+          <w:rFonts w:ascii="Nirmala UI" w:hAnsi="Nirmala UI" w:cs="Nirmala UI"/>
+          <w:sz w:val="28"/>
+          <w:szCs w:val="28"/>
+        </w:rPr>
+        <w:t>সহজ</w:t>
+      </w:r>
+      <w:proofErr w:type="spellEnd"/>
+      <w:r>
+        <w:rPr>
+          <w:sz w:val="28"/>
+          <w:szCs w:val="28"/>
+        </w:rPr>
+        <w:t xml:space="preserve"> </w:t>
+      </w:r>
+      <w:proofErr w:type="spellStart"/>
+      <w:r>
+        <w:rPr>
+          <w:rFonts w:ascii="Nirmala UI" w:hAnsi="Nirmala UI" w:cs="Nirmala UI"/>
+          <w:sz w:val="28"/>
+          <w:szCs w:val="28"/>
+        </w:rPr>
+        <w:t>কথায়</w:t>
+      </w:r>
+      <w:proofErr w:type="spellEnd"/>
+      <w:r>
+        <w:rPr>
+          <w:sz w:val="28"/>
+          <w:szCs w:val="28"/>
+        </w:rPr>
+        <w:t>:</w:t>
+      </w:r>
+    </w:p>
+    <w:p>
+      <w:pPr>
+        <w:pStyle w:val="NormalWeb"/>
+        <w:numPr>
+          <w:ilvl w:val="0"/>
+          <w:numId w:val="39"/>
+        </w:numPr>
+        <w:rPr>
+          <w:sz w:val="28"/>
+          <w:szCs w:val="28"/>
+        </w:rPr>
+      </w:pPr>
+      <w:proofErr w:type="spellStart"/>
+      <w:r>
+        <w:rPr>
+          <w:rFonts w:ascii="Nirmala UI" w:hAnsi="Nirmala UI" w:cs="Nirmala UI"/>
+          <w:sz w:val="28"/>
+          <w:szCs w:val="28"/>
+        </w:rPr>
+        <w:t>ধরি</w:t>
+      </w:r>
+      <w:proofErr w:type="spellEnd"/>
+      <w:r>
+        <w:rPr>
+          <w:sz w:val="28"/>
+          <w:szCs w:val="28"/>
+        </w:rPr>
+        <w:t xml:space="preserve">, </w:t>
+      </w:r>
+      <w:r>
+        <w:rPr>
+          <w:rStyle w:val="math-inline"/>
+          <w:sz w:val="28"/>
+          <w:szCs w:val="28"/>
+        </w:rPr>
+        <w:t>$K$</w:t>
+      </w:r>
+      <w:r>
+        <w:rPr>
+          <w:sz w:val="28"/>
+          <w:szCs w:val="28"/>
+        </w:rPr>
+        <w:t xml:space="preserve"> </w:t>
+      </w:r>
+      <w:proofErr w:type="spellStart"/>
+      <w:r>
+        <w:rPr>
+          <w:rFonts w:ascii="Nirmala UI" w:hAnsi="Nirmala UI" w:cs="Nirmala UI"/>
+          <w:sz w:val="28"/>
+          <w:szCs w:val="28"/>
+        </w:rPr>
+        <w:t>হলো</w:t>
+      </w:r>
+      <w:proofErr w:type="spellEnd"/>
+      <w:r>
+        <w:rPr>
+          <w:sz w:val="28"/>
+          <w:szCs w:val="28"/>
+        </w:rPr>
+        <w:t xml:space="preserve"> </w:t>
+      </w:r>
+      <w:proofErr w:type="spellStart"/>
+      <w:r>
+        <w:rPr>
+          <w:rFonts w:ascii="Nirmala UI" w:hAnsi="Nirmala UI" w:cs="Nirmala UI"/>
+          <w:sz w:val="28"/>
+          <w:szCs w:val="28"/>
+        </w:rPr>
+        <w:t>সকল</w:t>
+      </w:r>
+      <w:proofErr w:type="spellEnd"/>
+      <w:r>
+        <w:rPr>
+          <w:sz w:val="28"/>
+          <w:szCs w:val="28"/>
+        </w:rPr>
+        <w:t xml:space="preserve"> </w:t>
+      </w:r>
+      <w:proofErr w:type="spellStart"/>
+      <w:r>
+        <w:rPr>
+          <w:rFonts w:ascii="Nirmala UI" w:hAnsi="Nirmala UI" w:cs="Nirmala UI"/>
+          <w:sz w:val="28"/>
+          <w:szCs w:val="28"/>
+        </w:rPr>
+        <w:t>সার্চ</w:t>
+      </w:r>
+      <w:r>
+        <w:rPr>
+          <w:sz w:val="28"/>
+          <w:szCs w:val="28"/>
+        </w:rPr>
+        <w:t>-</w:t>
+      </w:r>
+      <w:r>
+        <w:rPr>
+          <w:rFonts w:ascii="Nirmala UI" w:hAnsi="Nirmala UI" w:cs="Nirmala UI"/>
+          <w:sz w:val="28"/>
+          <w:szCs w:val="28"/>
+        </w:rPr>
+        <w:t>কি</w:t>
+      </w:r>
+      <w:proofErr w:type="spellEnd"/>
+      <w:r>
+        <w:rPr>
+          <w:sz w:val="28"/>
+          <w:szCs w:val="28"/>
+        </w:rPr>
+        <w:t xml:space="preserve"> (Search-key) </w:t>
+      </w:r>
+      <w:proofErr w:type="spellStart"/>
+      <w:r>
+        <w:rPr>
+          <w:rFonts w:ascii="Nirmala UI" w:hAnsi="Nirmala UI" w:cs="Nirmala UI"/>
+          <w:sz w:val="28"/>
+          <w:szCs w:val="28"/>
+        </w:rPr>
+        <w:t>ভ্যালুর</w:t>
+      </w:r>
+      <w:proofErr w:type="spellEnd"/>
+      <w:r>
+        <w:rPr>
+          <w:sz w:val="28"/>
+          <w:szCs w:val="28"/>
+        </w:rPr>
+        <w:t xml:space="preserve"> </w:t>
+      </w:r>
+      <w:proofErr w:type="spellStart"/>
+      <w:r>
+        <w:rPr>
+          <w:rFonts w:ascii="Nirmala UI" w:hAnsi="Nirmala UI" w:cs="Nirmala UI"/>
+          <w:sz w:val="28"/>
+          <w:szCs w:val="28"/>
+        </w:rPr>
+        <w:t>সেট</w:t>
+      </w:r>
+      <w:proofErr w:type="spellEnd"/>
+      <w:r>
+        <w:rPr>
+          <w:sz w:val="28"/>
+          <w:szCs w:val="28"/>
+        </w:rPr>
+        <w:t xml:space="preserve"> </w:t>
+      </w:r>
+      <w:proofErr w:type="spellStart"/>
+      <w:r>
+        <w:rPr>
+          <w:rFonts w:ascii="Nirmala UI" w:hAnsi="Nirmala UI" w:cs="Nirmala UI"/>
+          <w:sz w:val="28"/>
+          <w:szCs w:val="28"/>
+        </w:rPr>
+        <w:t>এবং</w:t>
+      </w:r>
+      <w:proofErr w:type="spellEnd"/>
+      <w:r>
+        <w:rPr>
+          <w:sz w:val="28"/>
+          <w:szCs w:val="28"/>
+        </w:rPr>
+        <w:t xml:space="preserve"> </w:t>
+      </w:r>
+      <w:r>
+        <w:rPr>
+          <w:rStyle w:val="math-inline"/>
+          <w:sz w:val="28"/>
+          <w:szCs w:val="28"/>
+        </w:rPr>
+        <w:t>$B$</w:t>
+      </w:r>
+      <w:r>
+        <w:rPr>
+          <w:sz w:val="28"/>
+          <w:szCs w:val="28"/>
+        </w:rPr>
+        <w:t xml:space="preserve"> </w:t>
+      </w:r>
+      <w:proofErr w:type="spellStart"/>
+      <w:r>
+        <w:rPr>
+          <w:rFonts w:ascii="Nirmala UI" w:hAnsi="Nirmala UI" w:cs="Nirmala UI"/>
+          <w:sz w:val="28"/>
+          <w:szCs w:val="28"/>
+        </w:rPr>
+        <w:t>হলো</w:t>
+      </w:r>
+      <w:proofErr w:type="spellEnd"/>
+      <w:r>
+        <w:rPr>
+          <w:sz w:val="28"/>
+          <w:szCs w:val="28"/>
+        </w:rPr>
+        <w:t xml:space="preserve"> </w:t>
+      </w:r>
+      <w:proofErr w:type="spellStart"/>
+      <w:r>
+        <w:rPr>
+          <w:rFonts w:ascii="Nirmala UI" w:hAnsi="Nirmala UI" w:cs="Nirmala UI"/>
+          <w:sz w:val="28"/>
+          <w:szCs w:val="28"/>
+        </w:rPr>
+        <w:t>সকল</w:t>
+      </w:r>
+      <w:proofErr w:type="spellEnd"/>
+      <w:r>
+        <w:rPr>
+          <w:sz w:val="28"/>
+          <w:szCs w:val="28"/>
+        </w:rPr>
+        <w:t xml:space="preserve"> </w:t>
+      </w:r>
+      <w:proofErr w:type="spellStart"/>
+      <w:r>
+        <w:rPr>
+          <w:rFonts w:ascii="Nirmala UI" w:hAnsi="Nirmala UI" w:cs="Nirmala UI"/>
+          <w:sz w:val="28"/>
+          <w:szCs w:val="28"/>
+        </w:rPr>
+        <w:t>বাকেট</w:t>
+      </w:r>
+      <w:proofErr w:type="spellEnd"/>
+      <w:r>
+        <w:rPr>
+          <w:sz w:val="28"/>
+          <w:szCs w:val="28"/>
+        </w:rPr>
+        <w:t xml:space="preserve"> (Bucket) </w:t>
+      </w:r>
+      <w:proofErr w:type="spellStart"/>
+      <w:r>
+        <w:rPr>
+          <w:rFonts w:ascii="Nirmala UI" w:hAnsi="Nirmala UI" w:cs="Nirmala UI"/>
+          <w:sz w:val="28"/>
+          <w:szCs w:val="28"/>
+        </w:rPr>
+        <w:t>অ্যাড্রেসের</w:t>
+      </w:r>
+      <w:proofErr w:type="spellEnd"/>
+      <w:r>
+        <w:rPr>
+          <w:sz w:val="28"/>
+          <w:szCs w:val="28"/>
+        </w:rPr>
+        <w:t xml:space="preserve"> </w:t>
+      </w:r>
+      <w:proofErr w:type="spellStart"/>
+      <w:r>
+        <w:rPr>
+          <w:rFonts w:ascii="Nirmala UI" w:hAnsi="Nirmala UI" w:cs="Nirmala UI"/>
+          <w:sz w:val="28"/>
+          <w:szCs w:val="28"/>
+        </w:rPr>
+        <w:t>সেট</w:t>
+      </w:r>
+      <w:proofErr w:type="spellEnd"/>
+      <w:r>
+        <w:rPr>
+          <w:rFonts w:ascii="Nirmala UI" w:hAnsi="Nirmala UI" w:cs="Nirmala UI"/>
+          <w:sz w:val="28"/>
+          <w:szCs w:val="28"/>
+        </w:rPr>
+        <w:t>।</w:t>
+      </w:r>
+      <w:r>
+        <w:rPr>
+          <w:sz w:val="28"/>
+          <w:szCs w:val="28"/>
+        </w:rPr>
+        <w:t xml:space="preserve"> </w:t>
+      </w:r>
+    </w:p>
+    <w:p>
+      <w:pPr>
+        <w:pStyle w:val="NormalWeb"/>
+        <w:numPr>
+          <w:ilvl w:val="0"/>
+          <w:numId w:val="39"/>
+        </w:numPr>
+        <w:rPr>
+          <w:sz w:val="28"/>
+          <w:szCs w:val="28"/>
+        </w:rPr>
+      </w:pPr>
+      <w:proofErr w:type="spellStart"/>
+      <w:r>
+        <w:rPr>
+          <w:rFonts w:ascii="Nirmala UI" w:hAnsi="Nirmala UI" w:cs="Nirmala UI"/>
+          <w:sz w:val="28"/>
+          <w:szCs w:val="28"/>
+        </w:rPr>
+        <w:t>হ্যাশ</w:t>
+      </w:r>
+      <w:proofErr w:type="spellEnd"/>
+      <w:r>
+        <w:rPr>
+          <w:sz w:val="28"/>
+          <w:szCs w:val="28"/>
+        </w:rPr>
+        <w:t xml:space="preserve"> </w:t>
+      </w:r>
+      <w:proofErr w:type="spellStart"/>
+      <w:r>
+        <w:rPr>
+          <w:rFonts w:ascii="Nirmala UI" w:hAnsi="Nirmala UI" w:cs="Nirmala UI"/>
+          <w:sz w:val="28"/>
+          <w:szCs w:val="28"/>
+        </w:rPr>
+        <w:t>ফাংশন</w:t>
+      </w:r>
+      <w:proofErr w:type="spellEnd"/>
+      <w:r>
+        <w:rPr>
+          <w:sz w:val="28"/>
+          <w:szCs w:val="28"/>
+        </w:rPr>
+        <w:t xml:space="preserve"> </w:t>
+      </w:r>
+      <w:r>
+        <w:rPr>
+          <w:rStyle w:val="math-inline"/>
+          <w:sz w:val="28"/>
+          <w:szCs w:val="28"/>
+        </w:rPr>
+        <w:t>$h$</w:t>
+      </w:r>
+      <w:r>
+        <w:rPr>
+          <w:sz w:val="28"/>
+          <w:szCs w:val="28"/>
+        </w:rPr>
+        <w:t xml:space="preserve"> </w:t>
+      </w:r>
+      <w:proofErr w:type="spellStart"/>
+      <w:r>
+        <w:rPr>
+          <w:rFonts w:ascii="Nirmala UI" w:hAnsi="Nirmala UI" w:cs="Nirmala UI"/>
+          <w:sz w:val="28"/>
+          <w:szCs w:val="28"/>
+        </w:rPr>
+        <w:t>মূলত</w:t>
+      </w:r>
+      <w:proofErr w:type="spellEnd"/>
+      <w:r>
+        <w:rPr>
+          <w:sz w:val="28"/>
+          <w:szCs w:val="28"/>
+        </w:rPr>
+        <w:t xml:space="preserve"> </w:t>
+      </w:r>
+      <w:r>
+        <w:rPr>
+          <w:rStyle w:val="math-inline"/>
+          <w:sz w:val="28"/>
+          <w:szCs w:val="28"/>
+        </w:rPr>
+        <w:t>$K$</w:t>
+      </w:r>
+      <w:r>
+        <w:rPr>
+          <w:sz w:val="28"/>
+          <w:szCs w:val="28"/>
+        </w:rPr>
+        <w:t xml:space="preserve"> </w:t>
+      </w:r>
+      <w:proofErr w:type="spellStart"/>
+      <w:r>
+        <w:rPr>
+          <w:rFonts w:ascii="Nirmala UI" w:hAnsi="Nirmala UI" w:cs="Nirmala UI"/>
+          <w:sz w:val="28"/>
+          <w:szCs w:val="28"/>
+        </w:rPr>
+        <w:t>থেকে</w:t>
+      </w:r>
+      <w:proofErr w:type="spellEnd"/>
+      <w:r>
+        <w:rPr>
+          <w:sz w:val="28"/>
+          <w:szCs w:val="28"/>
+        </w:rPr>
+        <w:t xml:space="preserve"> </w:t>
+      </w:r>
+      <w:proofErr w:type="spellStart"/>
+      <w:r>
+        <w:rPr>
+          <w:rFonts w:ascii="Nirmala UI" w:hAnsi="Nirmala UI" w:cs="Nirmala UI"/>
+          <w:sz w:val="28"/>
+          <w:szCs w:val="28"/>
+        </w:rPr>
+        <w:t>একটি</w:t>
+      </w:r>
+      <w:proofErr w:type="spellEnd"/>
+      <w:r>
+        <w:rPr>
+          <w:sz w:val="28"/>
+          <w:szCs w:val="28"/>
+        </w:rPr>
+        <w:t xml:space="preserve"> </w:t>
+      </w:r>
+      <w:proofErr w:type="spellStart"/>
+      <w:r>
+        <w:rPr>
+          <w:rFonts w:ascii="Nirmala UI" w:hAnsi="Nirmala UI" w:cs="Nirmala UI"/>
+          <w:sz w:val="28"/>
+          <w:szCs w:val="28"/>
+        </w:rPr>
+        <w:t>ভ্যালু</w:t>
+      </w:r>
+      <w:proofErr w:type="spellEnd"/>
+      <w:r>
+        <w:rPr>
+          <w:sz w:val="28"/>
+          <w:szCs w:val="28"/>
+        </w:rPr>
+        <w:t xml:space="preserve"> </w:t>
+      </w:r>
+      <w:proofErr w:type="spellStart"/>
+      <w:r>
+        <w:rPr>
+          <w:rFonts w:ascii="Nirmala UI" w:hAnsi="Nirmala UI" w:cs="Nirmala UI"/>
+          <w:sz w:val="28"/>
+          <w:szCs w:val="28"/>
+        </w:rPr>
+        <w:t>নিয়ে</w:t>
+      </w:r>
+      <w:proofErr w:type="spellEnd"/>
+      <w:r>
+        <w:rPr>
+          <w:sz w:val="28"/>
+          <w:szCs w:val="28"/>
+        </w:rPr>
+        <w:t xml:space="preserve"> </w:t>
+      </w:r>
+      <w:proofErr w:type="spellStart"/>
+      <w:r>
+        <w:rPr>
+          <w:rFonts w:ascii="Nirmala UI" w:hAnsi="Nirmala UI" w:cs="Nirmala UI"/>
+          <w:sz w:val="28"/>
+          <w:szCs w:val="28"/>
+        </w:rPr>
+        <w:t>তাকে</w:t>
+      </w:r>
+      <w:proofErr w:type="spellEnd"/>
+      <w:r>
+        <w:rPr>
+          <w:sz w:val="28"/>
+          <w:szCs w:val="28"/>
+        </w:rPr>
+        <w:t xml:space="preserve"> </w:t>
+      </w:r>
+      <w:proofErr w:type="spellStart"/>
+      <w:r>
+        <w:rPr>
+          <w:rFonts w:ascii="Nirmala UI" w:hAnsi="Nirmala UI" w:cs="Nirmala UI"/>
+          <w:sz w:val="28"/>
+          <w:szCs w:val="28"/>
+        </w:rPr>
+        <w:t>গাণিতিক</w:t>
+      </w:r>
+      <w:proofErr w:type="spellEnd"/>
+      <w:r>
+        <w:rPr>
+          <w:sz w:val="28"/>
+          <w:szCs w:val="28"/>
+        </w:rPr>
+        <w:t xml:space="preserve"> </w:t>
+      </w:r>
+      <w:proofErr w:type="spellStart"/>
+      <w:r>
+        <w:rPr>
+          <w:rFonts w:ascii="Nirmala UI" w:hAnsi="Nirmala UI" w:cs="Nirmala UI"/>
+          <w:sz w:val="28"/>
+          <w:szCs w:val="28"/>
+        </w:rPr>
+        <w:t>হিসাব</w:t>
+      </w:r>
+      <w:proofErr w:type="spellEnd"/>
+      <w:r>
+        <w:rPr>
+          <w:sz w:val="28"/>
+          <w:szCs w:val="28"/>
+        </w:rPr>
+        <w:t xml:space="preserve"> </w:t>
+      </w:r>
+      <w:proofErr w:type="spellStart"/>
+      <w:r>
+        <w:rPr>
+          <w:rFonts w:ascii="Nirmala UI" w:hAnsi="Nirmala UI" w:cs="Nirmala UI"/>
+          <w:sz w:val="28"/>
+          <w:szCs w:val="28"/>
+        </w:rPr>
+        <w:t>করে</w:t>
+      </w:r>
+      <w:proofErr w:type="spellEnd"/>
+      <w:r>
+        <w:rPr>
+          <w:sz w:val="28"/>
+          <w:szCs w:val="28"/>
+        </w:rPr>
+        <w:t xml:space="preserve"> </w:t>
+      </w:r>
+      <w:r>
+        <w:rPr>
+          <w:rStyle w:val="math-inline"/>
+          <w:sz w:val="28"/>
+          <w:szCs w:val="28"/>
+        </w:rPr>
+        <w:t>$B$</w:t>
+      </w:r>
+      <w:r>
+        <w:rPr>
+          <w:sz w:val="28"/>
+          <w:szCs w:val="28"/>
+        </w:rPr>
+        <w:t>-</w:t>
+      </w:r>
+      <w:proofErr w:type="spellStart"/>
+      <w:r>
+        <w:rPr>
+          <w:rFonts w:ascii="Nirmala UI" w:hAnsi="Nirmala UI" w:cs="Nirmala UI"/>
+          <w:sz w:val="28"/>
+          <w:szCs w:val="28"/>
+        </w:rPr>
+        <w:t>এর</w:t>
+      </w:r>
+      <w:proofErr w:type="spellEnd"/>
+      <w:r>
+        <w:rPr>
+          <w:sz w:val="28"/>
+          <w:szCs w:val="28"/>
+        </w:rPr>
+        <w:t xml:space="preserve"> </w:t>
+      </w:r>
+      <w:proofErr w:type="spellStart"/>
+      <w:r>
+        <w:rPr>
+          <w:rFonts w:ascii="Nirmala UI" w:hAnsi="Nirmala UI" w:cs="Nirmala UI"/>
+          <w:sz w:val="28"/>
+          <w:szCs w:val="28"/>
+        </w:rPr>
+        <w:t>একটি</w:t>
+      </w:r>
+      <w:proofErr w:type="spellEnd"/>
+      <w:r>
+        <w:rPr>
+          <w:sz w:val="28"/>
+          <w:szCs w:val="28"/>
+        </w:rPr>
+        <w:t xml:space="preserve"> </w:t>
+      </w:r>
+      <w:proofErr w:type="spellStart"/>
+      <w:r>
+        <w:rPr>
+          <w:rFonts w:ascii="Nirmala UI" w:hAnsi="Nirmala UI" w:cs="Nirmala UI"/>
+          <w:sz w:val="28"/>
+          <w:szCs w:val="28"/>
+        </w:rPr>
+        <w:t>অ্যাড্রেস</w:t>
+      </w:r>
+      <w:proofErr w:type="spellEnd"/>
+      <w:r>
+        <w:rPr>
+          <w:sz w:val="28"/>
+          <w:szCs w:val="28"/>
+        </w:rPr>
+        <w:t xml:space="preserve"> </w:t>
+      </w:r>
+      <w:proofErr w:type="spellStart"/>
+      <w:r>
+        <w:rPr>
+          <w:rFonts w:ascii="Nirmala UI" w:hAnsi="Nirmala UI" w:cs="Nirmala UI"/>
+          <w:sz w:val="28"/>
+          <w:szCs w:val="28"/>
+        </w:rPr>
+        <w:t>বা</w:t>
+      </w:r>
+      <w:proofErr w:type="spellEnd"/>
+      <w:r>
+        <w:rPr>
+          <w:sz w:val="28"/>
+          <w:szCs w:val="28"/>
+        </w:rPr>
+        <w:t xml:space="preserve"> </w:t>
+      </w:r>
+      <w:proofErr w:type="spellStart"/>
+      <w:r>
+        <w:rPr>
+          <w:rFonts w:ascii="Nirmala UI" w:hAnsi="Nirmala UI" w:cs="Nirmala UI"/>
+          <w:sz w:val="28"/>
+          <w:szCs w:val="28"/>
+        </w:rPr>
+        <w:t>বাকেট</w:t>
+      </w:r>
+      <w:proofErr w:type="spellEnd"/>
+      <w:r>
+        <w:rPr>
+          <w:sz w:val="28"/>
+          <w:szCs w:val="28"/>
+        </w:rPr>
+        <w:t xml:space="preserve"> </w:t>
+      </w:r>
+      <w:proofErr w:type="spellStart"/>
+      <w:r>
+        <w:rPr>
+          <w:rFonts w:ascii="Nirmala UI" w:hAnsi="Nirmala UI" w:cs="Nirmala UI"/>
+          <w:sz w:val="28"/>
+          <w:szCs w:val="28"/>
+        </w:rPr>
+        <w:t>নম্বর</w:t>
+      </w:r>
+      <w:proofErr w:type="spellEnd"/>
+      <w:r>
+        <w:rPr>
+          <w:sz w:val="28"/>
+          <w:szCs w:val="28"/>
+        </w:rPr>
+        <w:t xml:space="preserve"> </w:t>
+      </w:r>
+      <w:proofErr w:type="spellStart"/>
+      <w:r>
+        <w:rPr>
+          <w:rFonts w:ascii="Nirmala UI" w:hAnsi="Nirmala UI" w:cs="Nirmala UI"/>
+          <w:sz w:val="28"/>
+          <w:szCs w:val="28"/>
+        </w:rPr>
+        <w:t>বের</w:t>
+      </w:r>
+      <w:proofErr w:type="spellEnd"/>
+      <w:r>
+        <w:rPr>
+          <w:sz w:val="28"/>
+          <w:szCs w:val="28"/>
+        </w:rPr>
+        <w:t xml:space="preserve"> </w:t>
+      </w:r>
+      <w:proofErr w:type="spellStart"/>
+      <w:r>
+        <w:rPr>
+          <w:rFonts w:ascii="Nirmala UI" w:hAnsi="Nirmala UI" w:cs="Nirmala UI"/>
+          <w:sz w:val="28"/>
+          <w:szCs w:val="28"/>
+        </w:rPr>
+        <w:t>করে</w:t>
+      </w:r>
+      <w:proofErr w:type="spellEnd"/>
+      <w:r>
+        <w:rPr>
+          <w:sz w:val="28"/>
+          <w:szCs w:val="28"/>
+        </w:rPr>
+        <w:t xml:space="preserve"> </w:t>
+      </w:r>
+      <w:proofErr w:type="spellStart"/>
+      <w:r>
+        <w:rPr>
+          <w:rFonts w:ascii="Nirmala UI" w:hAnsi="Nirmala UI" w:cs="Nirmala UI"/>
+          <w:sz w:val="28"/>
+          <w:szCs w:val="28"/>
+        </w:rPr>
+        <w:t>দেয়</w:t>
+      </w:r>
+      <w:proofErr w:type="spellEnd"/>
+      <w:r>
+        <w:rPr>
+          <w:rFonts w:ascii="Nirmala UI" w:hAnsi="Nirmala UI" w:cs="Nirmala UI"/>
+          <w:sz w:val="28"/>
+          <w:szCs w:val="28"/>
+        </w:rPr>
+        <w:t>।</w:t>
+      </w:r>
+      <w:r>
+        <w:rPr>
+          <w:sz w:val="28"/>
+          <w:szCs w:val="28"/>
+        </w:rPr>
+        <w:t xml:space="preserve"> </w:t>
+      </w:r>
+    </w:p>
+    <w:p>
+      <w:pPr>
+        <w:pStyle w:val="NormalWeb"/>
+        <w:numPr>
+          <w:ilvl w:val="0"/>
+          <w:numId w:val="39"/>
+        </w:numPr>
+        <w:rPr>
+          <w:sz w:val="28"/>
+          <w:szCs w:val="28"/>
+        </w:rPr>
+      </w:pPr>
+      <w:proofErr w:type="spellStart"/>
+      <w:r>
+        <w:rPr>
+          <w:rFonts w:ascii="Nirmala UI" w:hAnsi="Nirmala UI" w:cs="Nirmala UI"/>
+          <w:sz w:val="28"/>
+          <w:szCs w:val="28"/>
+        </w:rPr>
+        <w:t>ডেটা</w:t>
+      </w:r>
+      <w:proofErr w:type="spellEnd"/>
+      <w:r>
+        <w:rPr>
+          <w:sz w:val="28"/>
+          <w:szCs w:val="28"/>
+        </w:rPr>
+        <w:t xml:space="preserve"> </w:t>
+      </w:r>
+      <w:proofErr w:type="spellStart"/>
+      <w:r>
+        <w:rPr>
+          <w:rFonts w:ascii="Nirmala UI" w:hAnsi="Nirmala UI" w:cs="Nirmala UI"/>
+          <w:sz w:val="28"/>
+          <w:szCs w:val="28"/>
+        </w:rPr>
+        <w:t>ইনসার্ট</w:t>
+      </w:r>
+      <w:proofErr w:type="spellEnd"/>
+      <w:r>
+        <w:rPr>
+          <w:sz w:val="28"/>
+          <w:szCs w:val="28"/>
+        </w:rPr>
+        <w:t xml:space="preserve"> (Insert) </w:t>
+      </w:r>
+      <w:proofErr w:type="spellStart"/>
+      <w:r>
+        <w:rPr>
+          <w:rFonts w:ascii="Nirmala UI" w:hAnsi="Nirmala UI" w:cs="Nirmala UI"/>
+          <w:sz w:val="28"/>
+          <w:szCs w:val="28"/>
+        </w:rPr>
+        <w:t>করার</w:t>
+      </w:r>
+      <w:proofErr w:type="spellEnd"/>
+      <w:r>
+        <w:rPr>
+          <w:sz w:val="28"/>
+          <w:szCs w:val="28"/>
+        </w:rPr>
+        <w:t xml:space="preserve"> </w:t>
+      </w:r>
+      <w:proofErr w:type="spellStart"/>
+      <w:r>
+        <w:rPr>
+          <w:rFonts w:ascii="Nirmala UI" w:hAnsi="Nirmala UI" w:cs="Nirmala UI"/>
+          <w:sz w:val="28"/>
+          <w:szCs w:val="28"/>
+        </w:rPr>
+        <w:t>সময়</w:t>
+      </w:r>
+      <w:proofErr w:type="spellEnd"/>
+      <w:r>
+        <w:rPr>
+          <w:sz w:val="28"/>
+          <w:szCs w:val="28"/>
+        </w:rPr>
+        <w:t xml:space="preserve"> </w:t>
+      </w:r>
+      <w:r>
+        <w:rPr>
+          <w:rStyle w:val="math-inline"/>
+          <w:sz w:val="28"/>
+          <w:szCs w:val="28"/>
+        </w:rPr>
+        <w:t>$h(</w:t>
+      </w:r>
+      <w:proofErr w:type="spellStart"/>
+      <w:r>
+        <w:rPr>
+          <w:rStyle w:val="math-inline"/>
+          <w:sz w:val="28"/>
+          <w:szCs w:val="28"/>
+        </w:rPr>
+        <w:t>K_</w:t>
+      </w:r>
+      <w:proofErr w:type="gramStart"/>
+      <w:r>
+        <w:rPr>
+          <w:rStyle w:val="math-inline"/>
+          <w:sz w:val="28"/>
+          <w:szCs w:val="28"/>
+        </w:rPr>
+        <w:t>i</w:t>
+      </w:r>
+      <w:proofErr w:type="spellEnd"/>
+      <w:r>
+        <w:rPr>
+          <w:rStyle w:val="math-inline"/>
+          <w:sz w:val="28"/>
+          <w:szCs w:val="28"/>
+        </w:rPr>
+        <w:t>)$</w:t>
+      </w:r>
+      <w:proofErr w:type="gramEnd"/>
+      <w:r>
+        <w:rPr>
+          <w:sz w:val="28"/>
+          <w:szCs w:val="28"/>
+        </w:rPr>
+        <w:t xml:space="preserve"> </w:t>
+      </w:r>
+      <w:proofErr w:type="spellStart"/>
+      <w:r>
+        <w:rPr>
+          <w:rFonts w:ascii="Nirmala UI" w:hAnsi="Nirmala UI" w:cs="Nirmala UI"/>
+          <w:sz w:val="28"/>
+          <w:szCs w:val="28"/>
+        </w:rPr>
+        <w:t>হিসাব</w:t>
+      </w:r>
+      <w:proofErr w:type="spellEnd"/>
+      <w:r>
+        <w:rPr>
+          <w:sz w:val="28"/>
+          <w:szCs w:val="28"/>
+        </w:rPr>
+        <w:t xml:space="preserve"> </w:t>
+      </w:r>
+      <w:proofErr w:type="spellStart"/>
+      <w:r>
+        <w:rPr>
+          <w:rFonts w:ascii="Nirmala UI" w:hAnsi="Nirmala UI" w:cs="Nirmala UI"/>
+          <w:sz w:val="28"/>
+          <w:szCs w:val="28"/>
+        </w:rPr>
+        <w:t>করে</w:t>
+      </w:r>
+      <w:proofErr w:type="spellEnd"/>
+      <w:r>
+        <w:rPr>
+          <w:sz w:val="28"/>
+          <w:szCs w:val="28"/>
+        </w:rPr>
+        <w:t xml:space="preserve"> </w:t>
+      </w:r>
+      <w:proofErr w:type="spellStart"/>
+      <w:r>
+        <w:rPr>
+          <w:rFonts w:ascii="Nirmala UI" w:hAnsi="Nirmala UI" w:cs="Nirmala UI"/>
+          <w:sz w:val="28"/>
+          <w:szCs w:val="28"/>
+        </w:rPr>
+        <w:t>বাকেটের</w:t>
+      </w:r>
+      <w:proofErr w:type="spellEnd"/>
+      <w:r>
+        <w:rPr>
+          <w:sz w:val="28"/>
+          <w:szCs w:val="28"/>
+        </w:rPr>
+        <w:t xml:space="preserve"> </w:t>
+      </w:r>
+      <w:proofErr w:type="spellStart"/>
+      <w:r>
+        <w:rPr>
+          <w:rFonts w:ascii="Nirmala UI" w:hAnsi="Nirmala UI" w:cs="Nirmala UI"/>
+          <w:sz w:val="28"/>
+          <w:szCs w:val="28"/>
+        </w:rPr>
+        <w:t>অ্যাড্রেস</w:t>
+      </w:r>
+      <w:proofErr w:type="spellEnd"/>
+      <w:r>
+        <w:rPr>
+          <w:sz w:val="28"/>
+          <w:szCs w:val="28"/>
+        </w:rPr>
+        <w:t xml:space="preserve"> </w:t>
+      </w:r>
+      <w:proofErr w:type="spellStart"/>
+      <w:r>
+        <w:rPr>
+          <w:rFonts w:ascii="Nirmala UI" w:hAnsi="Nirmala UI" w:cs="Nirmala UI"/>
+          <w:sz w:val="28"/>
+          <w:szCs w:val="28"/>
+        </w:rPr>
+        <w:t>বের</w:t>
+      </w:r>
+      <w:proofErr w:type="spellEnd"/>
+      <w:r>
+        <w:rPr>
+          <w:sz w:val="28"/>
+          <w:szCs w:val="28"/>
+        </w:rPr>
+        <w:t xml:space="preserve"> </w:t>
+      </w:r>
+      <w:proofErr w:type="spellStart"/>
+      <w:r>
+        <w:rPr>
+          <w:rFonts w:ascii="Nirmala UI" w:hAnsi="Nirmala UI" w:cs="Nirmala UI"/>
+          <w:sz w:val="28"/>
+          <w:szCs w:val="28"/>
+        </w:rPr>
+        <w:t>করা</w:t>
+      </w:r>
+      <w:proofErr w:type="spellEnd"/>
+      <w:r>
+        <w:rPr>
+          <w:sz w:val="28"/>
+          <w:szCs w:val="28"/>
+        </w:rPr>
+        <w:t xml:space="preserve"> </w:t>
+      </w:r>
+      <w:proofErr w:type="spellStart"/>
+      <w:r>
+        <w:rPr>
+          <w:rFonts w:ascii="Nirmala UI" w:hAnsi="Nirmala UI" w:cs="Nirmala UI"/>
+          <w:sz w:val="28"/>
+          <w:szCs w:val="28"/>
+        </w:rPr>
+        <w:t>হয়</w:t>
+      </w:r>
+      <w:proofErr w:type="spellEnd"/>
+      <w:r>
+        <w:rPr>
+          <w:sz w:val="28"/>
+          <w:szCs w:val="28"/>
+        </w:rPr>
+        <w:t xml:space="preserve"> </w:t>
+      </w:r>
+      <w:proofErr w:type="spellStart"/>
+      <w:r>
+        <w:rPr>
+          <w:rFonts w:ascii="Nirmala UI" w:hAnsi="Nirmala UI" w:cs="Nirmala UI"/>
+          <w:sz w:val="28"/>
+          <w:szCs w:val="28"/>
+        </w:rPr>
+        <w:t>এবং</w:t>
+      </w:r>
+      <w:proofErr w:type="spellEnd"/>
+      <w:r>
+        <w:rPr>
+          <w:sz w:val="28"/>
+          <w:szCs w:val="28"/>
+        </w:rPr>
+        <w:t xml:space="preserve"> </w:t>
+      </w:r>
+      <w:proofErr w:type="spellStart"/>
+      <w:r>
+        <w:rPr>
+          <w:rFonts w:ascii="Nirmala UI" w:hAnsi="Nirmala UI" w:cs="Nirmala UI"/>
+          <w:sz w:val="28"/>
+          <w:szCs w:val="28"/>
+        </w:rPr>
+        <w:t>সেখানে</w:t>
+      </w:r>
+      <w:proofErr w:type="spellEnd"/>
+      <w:r>
+        <w:rPr>
+          <w:sz w:val="28"/>
+          <w:szCs w:val="28"/>
+        </w:rPr>
+        <w:t xml:space="preserve"> </w:t>
+      </w:r>
+      <w:proofErr w:type="spellStart"/>
+      <w:r>
+        <w:rPr>
+          <w:rFonts w:ascii="Nirmala UI" w:hAnsi="Nirmala UI" w:cs="Nirmala UI"/>
+          <w:sz w:val="28"/>
+          <w:szCs w:val="28"/>
+        </w:rPr>
+        <w:t>জায়গা</w:t>
+      </w:r>
+      <w:proofErr w:type="spellEnd"/>
+      <w:r>
+        <w:rPr>
+          <w:sz w:val="28"/>
+          <w:szCs w:val="28"/>
+        </w:rPr>
+        <w:t xml:space="preserve"> </w:t>
+      </w:r>
+      <w:proofErr w:type="spellStart"/>
+      <w:r>
+        <w:rPr>
+          <w:rFonts w:ascii="Nirmala UI" w:hAnsi="Nirmala UI" w:cs="Nirmala UI"/>
+          <w:sz w:val="28"/>
+          <w:szCs w:val="28"/>
+        </w:rPr>
+        <w:t>থাকলে</w:t>
+      </w:r>
+      <w:proofErr w:type="spellEnd"/>
+      <w:r>
+        <w:rPr>
+          <w:sz w:val="28"/>
+          <w:szCs w:val="28"/>
+        </w:rPr>
+        <w:t xml:space="preserve"> </w:t>
+      </w:r>
+      <w:proofErr w:type="spellStart"/>
+      <w:r>
+        <w:rPr>
+          <w:rFonts w:ascii="Nirmala UI" w:hAnsi="Nirmala UI" w:cs="Nirmala UI"/>
+          <w:sz w:val="28"/>
+          <w:szCs w:val="28"/>
+        </w:rPr>
+        <w:t>রেকর্ডটি</w:t>
+      </w:r>
+      <w:proofErr w:type="spellEnd"/>
+      <w:r>
+        <w:rPr>
+          <w:sz w:val="28"/>
+          <w:szCs w:val="28"/>
+        </w:rPr>
+        <w:t xml:space="preserve"> </w:t>
+      </w:r>
+      <w:proofErr w:type="spellStart"/>
+      <w:r>
+        <w:rPr>
+          <w:rFonts w:ascii="Nirmala UI" w:hAnsi="Nirmala UI" w:cs="Nirmala UI"/>
+          <w:sz w:val="28"/>
+          <w:szCs w:val="28"/>
+        </w:rPr>
+        <w:t>স্টোর</w:t>
+      </w:r>
+      <w:proofErr w:type="spellEnd"/>
+      <w:r>
+        <w:rPr>
+          <w:sz w:val="28"/>
+          <w:szCs w:val="28"/>
+        </w:rPr>
+        <w:t xml:space="preserve"> </w:t>
+      </w:r>
+      <w:proofErr w:type="spellStart"/>
+      <w:r>
+        <w:rPr>
+          <w:rFonts w:ascii="Nirmala UI" w:hAnsi="Nirmala UI" w:cs="Nirmala UI"/>
+          <w:sz w:val="28"/>
+          <w:szCs w:val="28"/>
+        </w:rPr>
+        <w:t>করা</w:t>
+      </w:r>
+      <w:proofErr w:type="spellEnd"/>
+      <w:r>
+        <w:rPr>
+          <w:sz w:val="28"/>
+          <w:szCs w:val="28"/>
+        </w:rPr>
+        <w:t xml:space="preserve"> </w:t>
+      </w:r>
+      <w:proofErr w:type="spellStart"/>
+      <w:r>
+        <w:rPr>
+          <w:rFonts w:ascii="Nirmala UI" w:hAnsi="Nirmala UI" w:cs="Nirmala UI"/>
+          <w:sz w:val="28"/>
+          <w:szCs w:val="28"/>
+        </w:rPr>
+        <w:t>হয়</w:t>
+      </w:r>
+      <w:proofErr w:type="spellEnd"/>
+      <w:r>
+        <w:rPr>
+          <w:rFonts w:ascii="Nirmala UI" w:hAnsi="Nirmala UI" w:cs="Nirmala UI"/>
+          <w:sz w:val="28"/>
+          <w:szCs w:val="28"/>
+        </w:rPr>
+        <w:t>।</w:t>
+      </w:r>
+      <w:r>
+        <w:rPr>
+          <w:sz w:val="28"/>
+          <w:szCs w:val="28"/>
+        </w:rPr>
+        <w:t xml:space="preserve"> </w:t>
+      </w:r>
+    </w:p>
+    <w:p>
+      <w:pPr>
+        <w:pStyle w:val="Heading3"/>
+        <w:rPr>
+          <w:sz w:val="28"/>
+          <w:szCs w:val="28"/>
+        </w:rPr>
+      </w:pPr>
+      <w:proofErr w:type="spellStart"/>
+      <w:r>
+        <w:rPr>
+          <w:rFonts w:ascii="Nirmala UI" w:hAnsi="Nirmala UI" w:cs="Nirmala UI"/>
+          <w:sz w:val="28"/>
+          <w:szCs w:val="28"/>
+        </w:rPr>
+        <w:t>স্লাইড</w:t>
+      </w:r>
+      <w:proofErr w:type="spellEnd"/>
+      <w:r>
+        <w:rPr>
+          <w:sz w:val="28"/>
+          <w:szCs w:val="28"/>
+        </w:rPr>
+        <w:t xml:space="preserve"> </w:t>
+      </w:r>
+      <w:proofErr w:type="spellStart"/>
+      <w:r>
+        <w:rPr>
+          <w:rFonts w:ascii="Nirmala UI" w:hAnsi="Nirmala UI" w:cs="Nirmala UI"/>
+          <w:sz w:val="28"/>
+          <w:szCs w:val="28"/>
+        </w:rPr>
+        <w:t>অনুযায়ী</w:t>
+      </w:r>
+      <w:proofErr w:type="spellEnd"/>
+      <w:r>
+        <w:rPr>
+          <w:sz w:val="28"/>
+          <w:szCs w:val="28"/>
+        </w:rPr>
+        <w:t xml:space="preserve"> </w:t>
+      </w:r>
+      <w:proofErr w:type="spellStart"/>
+      <w:r>
+        <w:rPr>
+          <w:rFonts w:ascii="Nirmala UI" w:hAnsi="Nirmala UI" w:cs="Nirmala UI"/>
+          <w:sz w:val="28"/>
+          <w:szCs w:val="28"/>
+        </w:rPr>
+        <w:t>একটি</w:t>
+      </w:r>
+      <w:proofErr w:type="spellEnd"/>
+      <w:r>
+        <w:rPr>
+          <w:sz w:val="28"/>
+          <w:szCs w:val="28"/>
+        </w:rPr>
+        <w:t xml:space="preserve"> </w:t>
+      </w:r>
+      <w:proofErr w:type="spellStart"/>
+      <w:r>
+        <w:rPr>
+          <w:rFonts w:ascii="Nirmala UI" w:hAnsi="Nirmala UI" w:cs="Nirmala UI"/>
+          <w:sz w:val="28"/>
+          <w:szCs w:val="28"/>
+        </w:rPr>
+        <w:t>বাস্তব</w:t>
+      </w:r>
+      <w:proofErr w:type="spellEnd"/>
+      <w:r>
+        <w:rPr>
+          <w:sz w:val="28"/>
+          <w:szCs w:val="28"/>
+        </w:rPr>
+        <w:t xml:space="preserve"> </w:t>
+      </w:r>
+      <w:proofErr w:type="spellStart"/>
+      <w:r>
+        <w:rPr>
+          <w:rFonts w:ascii="Nirmala UI" w:hAnsi="Nirmala UI" w:cs="Nirmala UI"/>
+          <w:sz w:val="28"/>
+          <w:szCs w:val="28"/>
+        </w:rPr>
+        <w:t>উদাহরণ</w:t>
+      </w:r>
+      <w:proofErr w:type="spellEnd"/>
+      <w:r>
+        <w:rPr>
+          <w:sz w:val="28"/>
+          <w:szCs w:val="28"/>
+        </w:rPr>
+        <w:t xml:space="preserve"> (Example)</w:t>
+      </w:r>
+    </w:p>
+    <w:p>
+      <w:pPr>
+        <w:pStyle w:val="NormalWeb"/>
+        <w:rPr>
+          <w:sz w:val="28"/>
+          <w:szCs w:val="28"/>
+        </w:rPr>
+      </w:pPr>
+      <w:proofErr w:type="spellStart"/>
+      <w:r>
+        <w:rPr>
+          <w:rFonts w:ascii="Nirmala UI" w:hAnsi="Nirmala UI" w:cs="Nirmala UI"/>
+          <w:sz w:val="28"/>
+          <w:szCs w:val="28"/>
+        </w:rPr>
+        <w:t>ধরা</w:t>
+      </w:r>
+      <w:proofErr w:type="spellEnd"/>
+      <w:r>
+        <w:rPr>
+          <w:sz w:val="28"/>
+          <w:szCs w:val="28"/>
+        </w:rPr>
+        <w:t xml:space="preserve"> </w:t>
+      </w:r>
+      <w:proofErr w:type="spellStart"/>
+      <w:r>
+        <w:rPr>
+          <w:rFonts w:ascii="Nirmala UI" w:hAnsi="Nirmala UI" w:cs="Nirmala UI"/>
+          <w:sz w:val="28"/>
+          <w:szCs w:val="28"/>
+        </w:rPr>
+        <w:t>যাক</w:t>
+      </w:r>
+      <w:proofErr w:type="spellEnd"/>
+      <w:r>
+        <w:rPr>
+          <w:sz w:val="28"/>
+          <w:szCs w:val="28"/>
+        </w:rPr>
+        <w:t xml:space="preserve">, </w:t>
+      </w:r>
+      <w:proofErr w:type="spellStart"/>
+      <w:r>
+        <w:rPr>
+          <w:rFonts w:ascii="Nirmala UI" w:hAnsi="Nirmala UI" w:cs="Nirmala UI"/>
+          <w:sz w:val="28"/>
+          <w:szCs w:val="28"/>
+        </w:rPr>
+        <w:t>আমাদের</w:t>
+      </w:r>
+      <w:proofErr w:type="spellEnd"/>
+      <w:r>
+        <w:rPr>
+          <w:sz w:val="28"/>
+          <w:szCs w:val="28"/>
+        </w:rPr>
+        <w:t xml:space="preserve"> </w:t>
+      </w:r>
+      <w:proofErr w:type="spellStart"/>
+      <w:r>
+        <w:rPr>
+          <w:rFonts w:ascii="Nirmala UI" w:hAnsi="Nirmala UI" w:cs="Nirmala UI"/>
+          <w:sz w:val="28"/>
+          <w:szCs w:val="28"/>
+        </w:rPr>
+        <w:t>কাছে</w:t>
+      </w:r>
+      <w:proofErr w:type="spellEnd"/>
+      <w:r>
+        <w:rPr>
+          <w:sz w:val="28"/>
+          <w:szCs w:val="28"/>
+        </w:rPr>
+        <w:t xml:space="preserve"> </w:t>
+      </w:r>
+      <w:r>
+        <w:rPr>
+          <w:rFonts w:ascii="Nirmala UI" w:hAnsi="Nirmala UI" w:cs="Nirmala UI"/>
+          <w:b/>
+          <w:bCs/>
+          <w:sz w:val="28"/>
+          <w:szCs w:val="28"/>
+        </w:rPr>
+        <w:t>১০টি</w:t>
+      </w:r>
+      <w:r>
+        <w:rPr>
+          <w:b/>
+          <w:bCs/>
+          <w:sz w:val="28"/>
+          <w:szCs w:val="28"/>
+        </w:rPr>
+        <w:t xml:space="preserve"> </w:t>
+      </w:r>
+      <w:proofErr w:type="spellStart"/>
+      <w:r>
+        <w:rPr>
+          <w:rFonts w:ascii="Nirmala UI" w:hAnsi="Nirmala UI" w:cs="Nirmala UI"/>
+          <w:b/>
+          <w:bCs/>
+          <w:sz w:val="28"/>
+          <w:szCs w:val="28"/>
+        </w:rPr>
+        <w:t>বাকেট</w:t>
+      </w:r>
+      <w:proofErr w:type="spellEnd"/>
+      <w:r>
+        <w:rPr>
+          <w:b/>
+          <w:bCs/>
+          <w:sz w:val="28"/>
+          <w:szCs w:val="28"/>
+        </w:rPr>
+        <w:t xml:space="preserve"> (10 buckets)</w:t>
+      </w:r>
+      <w:r>
+        <w:rPr>
+          <w:sz w:val="28"/>
+          <w:szCs w:val="28"/>
+        </w:rPr>
+        <w:t xml:space="preserve"> </w:t>
+      </w:r>
+      <w:proofErr w:type="spellStart"/>
+      <w:r>
+        <w:rPr>
+          <w:rFonts w:ascii="Nirmala UI" w:hAnsi="Nirmala UI" w:cs="Nirmala UI"/>
+          <w:sz w:val="28"/>
+          <w:szCs w:val="28"/>
+        </w:rPr>
+        <w:t>আছে</w:t>
+      </w:r>
+      <w:proofErr w:type="spellEnd"/>
+      <w:r>
+        <w:rPr>
+          <w:rFonts w:ascii="Nirmala UI" w:hAnsi="Nirmala UI" w:cs="Nirmala UI"/>
+          <w:sz w:val="28"/>
+          <w:szCs w:val="28"/>
+        </w:rPr>
+        <w:t>।</w:t>
+      </w:r>
+      <w:r>
+        <w:rPr>
+          <w:sz w:val="28"/>
+          <w:szCs w:val="28"/>
+        </w:rPr>
+        <w:t xml:space="preserve"> </w:t>
+      </w:r>
+      <w:proofErr w:type="spellStart"/>
+      <w:r>
+        <w:rPr>
+          <w:rFonts w:ascii="Nirmala UI" w:hAnsi="Nirmala UI" w:cs="Nirmala UI"/>
+          <w:sz w:val="28"/>
+          <w:szCs w:val="28"/>
+        </w:rPr>
+        <w:t>আমরা</w:t>
+      </w:r>
+      <w:proofErr w:type="spellEnd"/>
+      <w:r>
+        <w:rPr>
+          <w:sz w:val="28"/>
+          <w:szCs w:val="28"/>
+        </w:rPr>
+        <w:t xml:space="preserve"> </w:t>
+      </w:r>
+      <w:proofErr w:type="spellStart"/>
+      <w:r>
+        <w:rPr>
+          <w:rFonts w:ascii="Nirmala UI" w:hAnsi="Nirmala UI" w:cs="Nirmala UI"/>
+          <w:sz w:val="28"/>
+          <w:szCs w:val="28"/>
+        </w:rPr>
+        <w:t>এমন</w:t>
+      </w:r>
+      <w:proofErr w:type="spellEnd"/>
+      <w:r>
+        <w:rPr>
+          <w:sz w:val="28"/>
+          <w:szCs w:val="28"/>
+        </w:rPr>
+        <w:t xml:space="preserve"> </w:t>
+      </w:r>
+      <w:proofErr w:type="spellStart"/>
+      <w:r>
+        <w:rPr>
+          <w:rFonts w:ascii="Nirmala UI" w:hAnsi="Nirmala UI" w:cs="Nirmala UI"/>
+          <w:sz w:val="28"/>
+          <w:szCs w:val="28"/>
+        </w:rPr>
+        <w:t>একটি</w:t>
+      </w:r>
+      <w:proofErr w:type="spellEnd"/>
+      <w:r>
+        <w:rPr>
+          <w:sz w:val="28"/>
+          <w:szCs w:val="28"/>
+        </w:rPr>
+        <w:t xml:space="preserve"> </w:t>
+      </w:r>
+      <w:proofErr w:type="spellStart"/>
+      <w:r>
+        <w:rPr>
+          <w:rFonts w:ascii="Nirmala UI" w:hAnsi="Nirmala UI" w:cs="Nirmala UI"/>
+          <w:sz w:val="28"/>
+          <w:szCs w:val="28"/>
+        </w:rPr>
+        <w:t>হ্যাশ</w:t>
+      </w:r>
+      <w:proofErr w:type="spellEnd"/>
+      <w:r>
+        <w:rPr>
+          <w:sz w:val="28"/>
+          <w:szCs w:val="28"/>
+        </w:rPr>
+        <w:t xml:space="preserve"> </w:t>
+      </w:r>
+      <w:proofErr w:type="spellStart"/>
+      <w:r>
+        <w:rPr>
+          <w:rFonts w:ascii="Nirmala UI" w:hAnsi="Nirmala UI" w:cs="Nirmala UI"/>
+          <w:sz w:val="28"/>
+          <w:szCs w:val="28"/>
+        </w:rPr>
+        <w:t>ফাংশন</w:t>
+      </w:r>
+      <w:proofErr w:type="spellEnd"/>
+      <w:r>
+        <w:rPr>
+          <w:sz w:val="28"/>
+          <w:szCs w:val="28"/>
+        </w:rPr>
+        <w:t xml:space="preserve"> </w:t>
+      </w:r>
+      <w:proofErr w:type="spellStart"/>
+      <w:r>
+        <w:rPr>
+          <w:rFonts w:ascii="Nirmala UI" w:hAnsi="Nirmala UI" w:cs="Nirmala UI"/>
+          <w:sz w:val="28"/>
+          <w:szCs w:val="28"/>
+        </w:rPr>
+        <w:t>ব্যবহার</w:t>
+      </w:r>
+      <w:proofErr w:type="spellEnd"/>
+      <w:r>
+        <w:rPr>
+          <w:sz w:val="28"/>
+          <w:szCs w:val="28"/>
+        </w:rPr>
+        <w:t xml:space="preserve"> </w:t>
+      </w:r>
+      <w:proofErr w:type="spellStart"/>
+      <w:r>
+        <w:rPr>
+          <w:rFonts w:ascii="Nirmala UI" w:hAnsi="Nirmala UI" w:cs="Nirmala UI"/>
+          <w:sz w:val="28"/>
+          <w:szCs w:val="28"/>
+        </w:rPr>
+        <w:t>করলাম</w:t>
+      </w:r>
+      <w:proofErr w:type="spellEnd"/>
+      <w:r>
+        <w:rPr>
+          <w:sz w:val="28"/>
+          <w:szCs w:val="28"/>
+        </w:rPr>
+        <w:t xml:space="preserve"> </w:t>
+      </w:r>
+      <w:proofErr w:type="spellStart"/>
+      <w:r>
+        <w:rPr>
+          <w:rFonts w:ascii="Nirmala UI" w:hAnsi="Nirmala UI" w:cs="Nirmala UI"/>
+          <w:sz w:val="28"/>
+          <w:szCs w:val="28"/>
+        </w:rPr>
+        <w:t>যা</w:t>
+      </w:r>
+      <w:proofErr w:type="spellEnd"/>
+      <w:r>
+        <w:rPr>
+          <w:sz w:val="28"/>
+          <w:szCs w:val="28"/>
+        </w:rPr>
+        <w:t xml:space="preserve"> </w:t>
+      </w:r>
+      <w:proofErr w:type="spellStart"/>
+      <w:r>
+        <w:rPr>
+          <w:rFonts w:ascii="Nirmala UI" w:hAnsi="Nirmala UI" w:cs="Nirmala UI"/>
+          <w:sz w:val="28"/>
+          <w:szCs w:val="28"/>
+        </w:rPr>
+        <w:t>নামের</w:t>
+      </w:r>
+      <w:proofErr w:type="spellEnd"/>
+      <w:r>
+        <w:rPr>
+          <w:sz w:val="28"/>
+          <w:szCs w:val="28"/>
+        </w:rPr>
+        <w:t xml:space="preserve"> </w:t>
+      </w:r>
+      <w:proofErr w:type="spellStart"/>
+      <w:r>
+        <w:rPr>
+          <w:rFonts w:ascii="Nirmala UI" w:hAnsi="Nirmala UI" w:cs="Nirmala UI"/>
+          <w:sz w:val="28"/>
+          <w:szCs w:val="28"/>
+        </w:rPr>
+        <w:t>ক্যারেক্টারগুলোর</w:t>
+      </w:r>
+      <w:proofErr w:type="spellEnd"/>
+      <w:r>
+        <w:rPr>
+          <w:sz w:val="28"/>
+          <w:szCs w:val="28"/>
+        </w:rPr>
+        <w:t xml:space="preserve"> </w:t>
+      </w:r>
+      <w:proofErr w:type="spellStart"/>
+      <w:r>
+        <w:rPr>
+          <w:rFonts w:ascii="Nirmala UI" w:hAnsi="Nirmala UI" w:cs="Nirmala UI"/>
+          <w:sz w:val="28"/>
+          <w:szCs w:val="28"/>
+        </w:rPr>
+        <w:t>বাইনারি</w:t>
+      </w:r>
+      <w:proofErr w:type="spellEnd"/>
+      <w:r>
+        <w:rPr>
+          <w:sz w:val="28"/>
+          <w:szCs w:val="28"/>
+        </w:rPr>
+        <w:t xml:space="preserve"> </w:t>
+      </w:r>
+      <w:proofErr w:type="spellStart"/>
+      <w:r>
+        <w:rPr>
+          <w:rFonts w:ascii="Nirmala UI" w:hAnsi="Nirmala UI" w:cs="Nirmala UI"/>
+          <w:sz w:val="28"/>
+          <w:szCs w:val="28"/>
+        </w:rPr>
+        <w:t>ভ্যালু</w:t>
+      </w:r>
+      <w:proofErr w:type="spellEnd"/>
+      <w:r>
+        <w:rPr>
+          <w:sz w:val="28"/>
+          <w:szCs w:val="28"/>
+        </w:rPr>
+        <w:t xml:space="preserve"> </w:t>
+      </w:r>
+      <w:proofErr w:type="spellStart"/>
+      <w:r>
+        <w:rPr>
+          <w:rFonts w:ascii="Nirmala UI" w:hAnsi="Nirmala UI" w:cs="Nirmala UI"/>
+          <w:sz w:val="28"/>
+          <w:szCs w:val="28"/>
+        </w:rPr>
+        <w:t>যোগ</w:t>
+      </w:r>
+      <w:proofErr w:type="spellEnd"/>
+      <w:r>
+        <w:rPr>
+          <w:sz w:val="28"/>
+          <w:szCs w:val="28"/>
+        </w:rPr>
+        <w:t xml:space="preserve"> </w:t>
+      </w:r>
+      <w:proofErr w:type="spellStart"/>
+      <w:r>
+        <w:rPr>
+          <w:rFonts w:ascii="Nirmala UI" w:hAnsi="Nirmala UI" w:cs="Nirmala UI"/>
+          <w:sz w:val="28"/>
+          <w:szCs w:val="28"/>
+        </w:rPr>
+        <w:t>করে</w:t>
+      </w:r>
+      <w:proofErr w:type="spellEnd"/>
+      <w:r>
+        <w:rPr>
+          <w:sz w:val="28"/>
+          <w:szCs w:val="28"/>
+        </w:rPr>
+        <w:t xml:space="preserve"> </w:t>
+      </w:r>
+      <w:proofErr w:type="spellStart"/>
+      <w:r>
+        <w:rPr>
+          <w:rFonts w:ascii="Nirmala UI" w:hAnsi="Nirmala UI" w:cs="Nirmala UI"/>
+          <w:sz w:val="28"/>
+          <w:szCs w:val="28"/>
+        </w:rPr>
+        <w:t>এবং</w:t>
+      </w:r>
+      <w:proofErr w:type="spellEnd"/>
+      <w:r>
+        <w:rPr>
+          <w:sz w:val="28"/>
+          <w:szCs w:val="28"/>
+        </w:rPr>
+        <w:t xml:space="preserve"> </w:t>
+      </w:r>
+      <w:proofErr w:type="spellStart"/>
+      <w:r>
+        <w:rPr>
+          <w:rFonts w:ascii="Nirmala UI" w:hAnsi="Nirmala UI" w:cs="Nirmala UI"/>
+          <w:sz w:val="28"/>
+          <w:szCs w:val="28"/>
+        </w:rPr>
+        <w:t>তাকে</w:t>
+      </w:r>
+      <w:proofErr w:type="spellEnd"/>
+      <w:r>
+        <w:rPr>
+          <w:sz w:val="28"/>
+          <w:szCs w:val="28"/>
+        </w:rPr>
+        <w:t xml:space="preserve"> </w:t>
+      </w:r>
+      <w:proofErr w:type="spellStart"/>
+      <w:r>
+        <w:rPr>
+          <w:rFonts w:ascii="Nirmala UI" w:hAnsi="Nirmala UI" w:cs="Nirmala UI"/>
+          <w:sz w:val="28"/>
+          <w:szCs w:val="28"/>
+        </w:rPr>
+        <w:t>বাকেটের</w:t>
+      </w:r>
+      <w:proofErr w:type="spellEnd"/>
+      <w:r>
+        <w:rPr>
+          <w:sz w:val="28"/>
+          <w:szCs w:val="28"/>
+        </w:rPr>
+        <w:t xml:space="preserve"> </w:t>
+      </w:r>
+      <w:proofErr w:type="spellStart"/>
+      <w:r>
+        <w:rPr>
+          <w:rFonts w:ascii="Nirmala UI" w:hAnsi="Nirmala UI" w:cs="Nirmala UI"/>
+          <w:sz w:val="28"/>
+          <w:szCs w:val="28"/>
+        </w:rPr>
+        <w:t>মোট</w:t>
+      </w:r>
+      <w:proofErr w:type="spellEnd"/>
+      <w:r>
+        <w:rPr>
+          <w:sz w:val="28"/>
+          <w:szCs w:val="28"/>
+        </w:rPr>
+        <w:t xml:space="preserve"> </w:t>
+      </w:r>
+      <w:proofErr w:type="spellStart"/>
+      <w:r>
+        <w:rPr>
+          <w:rFonts w:ascii="Nirmala UI" w:hAnsi="Nirmala UI" w:cs="Nirmala UI"/>
+          <w:sz w:val="28"/>
+          <w:szCs w:val="28"/>
+        </w:rPr>
+        <w:t>সংখ্যা</w:t>
+      </w:r>
+      <w:proofErr w:type="spellEnd"/>
+      <w:r>
+        <w:rPr>
+          <w:sz w:val="28"/>
+          <w:szCs w:val="28"/>
+        </w:rPr>
+        <w:t xml:space="preserve"> </w:t>
+      </w:r>
+      <w:proofErr w:type="spellStart"/>
+      <w:r>
+        <w:rPr>
+          <w:rFonts w:ascii="Nirmala UI" w:hAnsi="Nirmala UI" w:cs="Nirmala UI"/>
+          <w:sz w:val="28"/>
+          <w:szCs w:val="28"/>
+        </w:rPr>
+        <w:t>দিয়ে</w:t>
+      </w:r>
+      <w:proofErr w:type="spellEnd"/>
+      <w:r>
+        <w:rPr>
+          <w:sz w:val="28"/>
+          <w:szCs w:val="28"/>
+        </w:rPr>
+        <w:t xml:space="preserve"> Modulo (</w:t>
+      </w:r>
+      <w:proofErr w:type="spellStart"/>
+      <w:r>
+        <w:rPr>
+          <w:rFonts w:ascii="Nirmala UI" w:hAnsi="Nirmala UI" w:cs="Nirmala UI"/>
+          <w:sz w:val="28"/>
+          <w:szCs w:val="28"/>
+        </w:rPr>
+        <w:t>ভাগশেষ</w:t>
+      </w:r>
+      <w:proofErr w:type="spellEnd"/>
+      <w:r>
+        <w:rPr>
+          <w:sz w:val="28"/>
+          <w:szCs w:val="28"/>
+        </w:rPr>
+        <w:t xml:space="preserve">) </w:t>
+      </w:r>
+      <w:proofErr w:type="spellStart"/>
+      <w:r>
+        <w:rPr>
+          <w:rFonts w:ascii="Nirmala UI" w:hAnsi="Nirmala UI" w:cs="Nirmala UI"/>
+          <w:sz w:val="28"/>
+          <w:szCs w:val="28"/>
+        </w:rPr>
+        <w:t>করে</w:t>
+      </w:r>
+      <w:proofErr w:type="spellEnd"/>
+      <w:r>
+        <w:rPr>
+          <w:sz w:val="28"/>
+          <w:szCs w:val="28"/>
+        </w:rPr>
+        <w:t xml:space="preserve"> </w:t>
+      </w:r>
+      <w:proofErr w:type="spellStart"/>
+      <w:r>
+        <w:rPr>
+          <w:rFonts w:ascii="Nirmala UI" w:hAnsi="Nirmala UI" w:cs="Nirmala UI"/>
+          <w:sz w:val="28"/>
+          <w:szCs w:val="28"/>
+        </w:rPr>
+        <w:t>একটি</w:t>
+      </w:r>
+      <w:proofErr w:type="spellEnd"/>
+      <w:r>
+        <w:rPr>
+          <w:sz w:val="28"/>
+          <w:szCs w:val="28"/>
+        </w:rPr>
+        <w:t xml:space="preserve"> </w:t>
+      </w:r>
+      <w:proofErr w:type="spellStart"/>
+      <w:r>
+        <w:rPr>
+          <w:rFonts w:ascii="Nirmala UI" w:hAnsi="Nirmala UI" w:cs="Nirmala UI"/>
+          <w:sz w:val="28"/>
+          <w:szCs w:val="28"/>
+        </w:rPr>
+        <w:t>বাকেট</w:t>
+      </w:r>
+      <w:proofErr w:type="spellEnd"/>
+      <w:r>
+        <w:rPr>
+          <w:sz w:val="28"/>
+          <w:szCs w:val="28"/>
+        </w:rPr>
+        <w:t xml:space="preserve"> </w:t>
+      </w:r>
+      <w:proofErr w:type="spellStart"/>
+      <w:r>
+        <w:rPr>
+          <w:rFonts w:ascii="Nirmala UI" w:hAnsi="Nirmala UI" w:cs="Nirmala UI"/>
+          <w:sz w:val="28"/>
+          <w:szCs w:val="28"/>
+        </w:rPr>
+        <w:t>নম্বর</w:t>
+      </w:r>
+      <w:proofErr w:type="spellEnd"/>
+      <w:r>
+        <w:rPr>
+          <w:sz w:val="28"/>
+          <w:szCs w:val="28"/>
+        </w:rPr>
+        <w:t xml:space="preserve"> </w:t>
+      </w:r>
+      <w:proofErr w:type="spellStart"/>
+      <w:r>
+        <w:rPr>
+          <w:rFonts w:ascii="Nirmala UI" w:hAnsi="Nirmala UI" w:cs="Nirmala UI"/>
+          <w:sz w:val="28"/>
+          <w:szCs w:val="28"/>
+        </w:rPr>
+        <w:t>দেয়</w:t>
+      </w:r>
+      <w:proofErr w:type="spellEnd"/>
+      <w:r>
+        <w:rPr>
+          <w:rFonts w:ascii="Nirmala UI" w:hAnsi="Nirmala UI" w:cs="Nirmala UI"/>
+          <w:sz w:val="28"/>
+          <w:szCs w:val="28"/>
+        </w:rPr>
+        <w:t>।</w:t>
+      </w:r>
+      <w:r>
+        <w:rPr>
+          <w:sz w:val="28"/>
+          <w:szCs w:val="28"/>
+        </w:rPr>
+        <w:t xml:space="preserve"> </w:t>
+      </w:r>
+    </w:p>
+    <w:p>
+      <w:pPr>
+        <w:pStyle w:val="NormalWeb"/>
+        <w:rPr>
+          <w:sz w:val="28"/>
+          <w:szCs w:val="28"/>
+        </w:rPr>
+      </w:pPr>
+      <w:proofErr w:type="spellStart"/>
+      <w:r>
+        <w:rPr>
+          <w:rFonts w:ascii="Nirmala UI" w:hAnsi="Nirmala UI" w:cs="Nirmala UI"/>
+          <w:sz w:val="28"/>
+          <w:szCs w:val="28"/>
+        </w:rPr>
+        <w:t>এই</w:t>
+      </w:r>
+      <w:proofErr w:type="spellEnd"/>
+      <w:r>
+        <w:rPr>
+          <w:sz w:val="28"/>
+          <w:szCs w:val="28"/>
+        </w:rPr>
+        <w:t xml:space="preserve"> </w:t>
+      </w:r>
+      <w:proofErr w:type="spellStart"/>
+      <w:r>
+        <w:rPr>
+          <w:rFonts w:ascii="Nirmala UI" w:hAnsi="Nirmala UI" w:cs="Nirmala UI"/>
+          <w:sz w:val="28"/>
+          <w:szCs w:val="28"/>
+        </w:rPr>
+        <w:t>ফাংশন</w:t>
+      </w:r>
+      <w:proofErr w:type="spellEnd"/>
+      <w:r>
+        <w:rPr>
+          <w:sz w:val="28"/>
+          <w:szCs w:val="28"/>
+        </w:rPr>
+        <w:t xml:space="preserve"> </w:t>
+      </w:r>
+      <w:proofErr w:type="spellStart"/>
+      <w:r>
+        <w:rPr>
+          <w:rFonts w:ascii="Nirmala UI" w:hAnsi="Nirmala UI" w:cs="Nirmala UI"/>
+          <w:sz w:val="28"/>
+          <w:szCs w:val="28"/>
+        </w:rPr>
+        <w:t>অনুযায়ী</w:t>
+      </w:r>
+      <w:proofErr w:type="spellEnd"/>
+      <w:r>
+        <w:rPr>
+          <w:sz w:val="28"/>
+          <w:szCs w:val="28"/>
+        </w:rPr>
+        <w:t>:</w:t>
+      </w:r>
+    </w:p>
+    <w:p>
+      <w:pPr>
+        <w:pStyle w:val="NormalWeb"/>
+        <w:numPr>
+          <w:ilvl w:val="0"/>
+          <w:numId w:val="40"/>
+        </w:numPr>
+        <w:rPr>
+          <w:sz w:val="28"/>
+          <w:szCs w:val="28"/>
+        </w:rPr>
+      </w:pPr>
+      <w:proofErr w:type="spellStart"/>
+      <w:r>
+        <w:rPr>
+          <w:b/>
+          <w:bCs/>
+          <w:sz w:val="28"/>
+          <w:szCs w:val="28"/>
+        </w:rPr>
+        <w:t>Perryridge</w:t>
+      </w:r>
+      <w:proofErr w:type="spellEnd"/>
+      <w:r>
+        <w:rPr>
+          <w:b/>
+          <w:bCs/>
+          <w:sz w:val="28"/>
+          <w:szCs w:val="28"/>
+        </w:rPr>
+        <w:t>:</w:t>
+      </w:r>
+      <w:r>
+        <w:rPr>
+          <w:sz w:val="28"/>
+          <w:szCs w:val="28"/>
+        </w:rPr>
+        <w:t xml:space="preserve"> </w:t>
+      </w:r>
+      <w:r>
+        <w:rPr>
+          <w:rStyle w:val="math-inline"/>
+          <w:sz w:val="28"/>
+          <w:szCs w:val="28"/>
+        </w:rPr>
+        <w:t>$h(\text{</w:t>
+      </w:r>
+      <w:proofErr w:type="spellStart"/>
+      <w:r>
+        <w:rPr>
+          <w:rStyle w:val="math-inline"/>
+          <w:sz w:val="28"/>
+          <w:szCs w:val="28"/>
+        </w:rPr>
+        <w:t>Perryridge</w:t>
+      </w:r>
+      <w:proofErr w:type="spellEnd"/>
+      <w:r>
+        <w:rPr>
+          <w:rStyle w:val="math-inline"/>
+          <w:sz w:val="28"/>
+          <w:szCs w:val="28"/>
+        </w:rPr>
+        <w:t>}) = 5$</w:t>
+      </w:r>
+      <w:r>
+        <w:rPr>
+          <w:sz w:val="28"/>
+          <w:szCs w:val="28"/>
+        </w:rPr>
+        <w:t xml:space="preserve"> (</w:t>
+      </w:r>
+      <w:proofErr w:type="spellStart"/>
+      <w:r>
+        <w:rPr>
+          <w:rFonts w:ascii="Nirmala UI" w:hAnsi="Nirmala UI" w:cs="Nirmala UI"/>
+          <w:sz w:val="28"/>
+          <w:szCs w:val="28"/>
+        </w:rPr>
+        <w:t>তাই</w:t>
+      </w:r>
+      <w:proofErr w:type="spellEnd"/>
+      <w:r>
+        <w:rPr>
+          <w:sz w:val="28"/>
+          <w:szCs w:val="28"/>
+        </w:rPr>
+        <w:t xml:space="preserve"> </w:t>
+      </w:r>
+      <w:proofErr w:type="spellStart"/>
+      <w:r>
+        <w:rPr>
+          <w:rFonts w:ascii="Nirmala UI" w:hAnsi="Nirmala UI" w:cs="Nirmala UI"/>
+          <w:sz w:val="28"/>
+          <w:szCs w:val="28"/>
+        </w:rPr>
+        <w:t>এটি</w:t>
+      </w:r>
+      <w:proofErr w:type="spellEnd"/>
+      <w:r>
+        <w:rPr>
+          <w:sz w:val="28"/>
+          <w:szCs w:val="28"/>
+        </w:rPr>
+        <w:t xml:space="preserve"> </w:t>
+      </w:r>
+      <w:r>
+        <w:rPr>
+          <w:rFonts w:ascii="Nirmala UI" w:hAnsi="Nirmala UI" w:cs="Nirmala UI"/>
+          <w:sz w:val="28"/>
+          <w:szCs w:val="28"/>
+        </w:rPr>
+        <w:t>৫</w:t>
+      </w:r>
+      <w:r>
+        <w:rPr>
+          <w:sz w:val="28"/>
+          <w:szCs w:val="28"/>
+        </w:rPr>
+        <w:t xml:space="preserve"> </w:t>
+      </w:r>
+      <w:proofErr w:type="spellStart"/>
+      <w:r>
+        <w:rPr>
+          <w:rFonts w:ascii="Nirmala UI" w:hAnsi="Nirmala UI" w:cs="Nirmala UI"/>
+          <w:sz w:val="28"/>
+          <w:szCs w:val="28"/>
+        </w:rPr>
+        <w:t>নম্বর</w:t>
+      </w:r>
+      <w:proofErr w:type="spellEnd"/>
+      <w:r>
+        <w:rPr>
+          <w:sz w:val="28"/>
+          <w:szCs w:val="28"/>
+        </w:rPr>
+        <w:t xml:space="preserve"> </w:t>
+      </w:r>
+      <w:proofErr w:type="spellStart"/>
+      <w:r>
+        <w:rPr>
+          <w:rFonts w:ascii="Nirmala UI" w:hAnsi="Nirmala UI" w:cs="Nirmala UI"/>
+          <w:sz w:val="28"/>
+          <w:szCs w:val="28"/>
+        </w:rPr>
+        <w:t>বাকেটে</w:t>
+      </w:r>
+      <w:proofErr w:type="spellEnd"/>
+      <w:r>
+        <w:rPr>
+          <w:sz w:val="28"/>
+          <w:szCs w:val="28"/>
+        </w:rPr>
+        <w:t xml:space="preserve"> </w:t>
+      </w:r>
+      <w:proofErr w:type="spellStart"/>
+      <w:r>
+        <w:rPr>
+          <w:rFonts w:ascii="Nirmala UI" w:hAnsi="Nirmala UI" w:cs="Nirmala UI"/>
+          <w:sz w:val="28"/>
+          <w:szCs w:val="28"/>
+        </w:rPr>
+        <w:t>গিয়ে</w:t>
+      </w:r>
+      <w:proofErr w:type="spellEnd"/>
+      <w:r>
+        <w:rPr>
+          <w:sz w:val="28"/>
+          <w:szCs w:val="28"/>
+        </w:rPr>
+        <w:t xml:space="preserve"> </w:t>
+      </w:r>
+      <w:proofErr w:type="spellStart"/>
+      <w:r>
+        <w:rPr>
+          <w:rFonts w:ascii="Nirmala UI" w:hAnsi="Nirmala UI" w:cs="Nirmala UI"/>
+          <w:sz w:val="28"/>
+          <w:szCs w:val="28"/>
+        </w:rPr>
+        <w:t>সেভ</w:t>
+      </w:r>
+      <w:proofErr w:type="spellEnd"/>
+      <w:r>
+        <w:rPr>
+          <w:sz w:val="28"/>
+          <w:szCs w:val="28"/>
+        </w:rPr>
+        <w:t xml:space="preserve"> </w:t>
+      </w:r>
+      <w:proofErr w:type="spellStart"/>
+      <w:proofErr w:type="gramStart"/>
+      <w:r>
+        <w:rPr>
+          <w:rFonts w:ascii="Nirmala UI" w:hAnsi="Nirmala UI" w:cs="Nirmala UI"/>
+          <w:sz w:val="28"/>
+          <w:szCs w:val="28"/>
+        </w:rPr>
+        <w:t>হবে</w:t>
+      </w:r>
+      <w:proofErr w:type="spellEnd"/>
+      <w:r>
+        <w:rPr>
+          <w:sz w:val="28"/>
+          <w:szCs w:val="28"/>
+        </w:rPr>
+        <w:t>)</w:t>
+      </w:r>
+      <w:r>
+        <w:rPr>
+          <w:rFonts w:ascii="Nirmala UI" w:hAnsi="Nirmala UI" w:cs="Nirmala UI"/>
+          <w:sz w:val="28"/>
+          <w:szCs w:val="28"/>
+        </w:rPr>
+        <w:t>।</w:t>
+      </w:r>
+      <w:proofErr w:type="gramEnd"/>
+      <w:r>
+        <w:rPr>
+          <w:sz w:val="28"/>
+          <w:szCs w:val="28"/>
+        </w:rPr>
+        <w:t xml:space="preserve"> </w:t>
+      </w:r>
+    </w:p>
+    <w:p>
+      <w:pPr>
+        <w:pStyle w:val="NormalWeb"/>
+        <w:numPr>
+          <w:ilvl w:val="0"/>
+          <w:numId w:val="40"/>
+        </w:numPr>
+        <w:rPr>
+          <w:sz w:val="28"/>
+          <w:szCs w:val="28"/>
+        </w:rPr>
+      </w:pPr>
+      <w:r>
+        <w:rPr>
+          <w:b/>
+          <w:bCs/>
+          <w:sz w:val="28"/>
+          <w:szCs w:val="28"/>
+        </w:rPr>
+        <w:t>Round Hill:</w:t>
+      </w:r>
+      <w:r>
+        <w:rPr>
+          <w:sz w:val="28"/>
+          <w:szCs w:val="28"/>
+        </w:rPr>
+        <w:t xml:space="preserve"> </w:t>
+      </w:r>
+      <w:r>
+        <w:rPr>
+          <w:rStyle w:val="math-inline"/>
+          <w:sz w:val="28"/>
+          <w:szCs w:val="28"/>
+        </w:rPr>
+        <w:t>$</w:t>
+      </w:r>
+      <w:proofErr w:type="gramStart"/>
+      <w:r>
+        <w:rPr>
+          <w:rStyle w:val="math-inline"/>
+          <w:sz w:val="28"/>
+          <w:szCs w:val="28"/>
+        </w:rPr>
+        <w:t>h(</w:t>
+      </w:r>
+      <w:proofErr w:type="gramEnd"/>
+      <w:r>
+        <w:rPr>
+          <w:rStyle w:val="math-inline"/>
+          <w:sz w:val="28"/>
+          <w:szCs w:val="28"/>
+        </w:rPr>
+        <w:t>\text{Round Hill}) = 3$</w:t>
+      </w:r>
+      <w:r>
+        <w:rPr>
+          <w:sz w:val="28"/>
+          <w:szCs w:val="28"/>
+        </w:rPr>
+        <w:t xml:space="preserve"> (</w:t>
+      </w:r>
+      <w:proofErr w:type="spellStart"/>
+      <w:r>
+        <w:rPr>
+          <w:rFonts w:ascii="Nirmala UI" w:hAnsi="Nirmala UI" w:cs="Nirmala UI"/>
+          <w:sz w:val="28"/>
+          <w:szCs w:val="28"/>
+        </w:rPr>
+        <w:t>এটি</w:t>
+      </w:r>
+      <w:proofErr w:type="spellEnd"/>
+      <w:r>
+        <w:rPr>
+          <w:sz w:val="28"/>
+          <w:szCs w:val="28"/>
+        </w:rPr>
+        <w:t xml:space="preserve"> </w:t>
+      </w:r>
+      <w:r>
+        <w:rPr>
+          <w:rFonts w:ascii="Nirmala UI" w:hAnsi="Nirmala UI" w:cs="Nirmala UI"/>
+          <w:sz w:val="28"/>
+          <w:szCs w:val="28"/>
+        </w:rPr>
+        <w:t>৩</w:t>
+      </w:r>
+      <w:r>
+        <w:rPr>
+          <w:sz w:val="28"/>
+          <w:szCs w:val="28"/>
+        </w:rPr>
+        <w:t xml:space="preserve"> </w:t>
+      </w:r>
+      <w:proofErr w:type="spellStart"/>
+      <w:r>
+        <w:rPr>
+          <w:rFonts w:ascii="Nirmala UI" w:hAnsi="Nirmala UI" w:cs="Nirmala UI"/>
+          <w:sz w:val="28"/>
+          <w:szCs w:val="28"/>
+        </w:rPr>
+        <w:t>নম্বর</w:t>
+      </w:r>
+      <w:proofErr w:type="spellEnd"/>
+      <w:r>
+        <w:rPr>
+          <w:sz w:val="28"/>
+          <w:szCs w:val="28"/>
+        </w:rPr>
+        <w:t xml:space="preserve"> </w:t>
+      </w:r>
+      <w:proofErr w:type="spellStart"/>
+      <w:r>
+        <w:rPr>
+          <w:rFonts w:ascii="Nirmala UI" w:hAnsi="Nirmala UI" w:cs="Nirmala UI"/>
+          <w:sz w:val="28"/>
+          <w:szCs w:val="28"/>
+        </w:rPr>
+        <w:t>বাকেটে</w:t>
+      </w:r>
+      <w:proofErr w:type="spellEnd"/>
+      <w:r>
+        <w:rPr>
+          <w:sz w:val="28"/>
+          <w:szCs w:val="28"/>
+        </w:rPr>
+        <w:t xml:space="preserve"> </w:t>
+      </w:r>
+      <w:proofErr w:type="spellStart"/>
+      <w:r>
+        <w:rPr>
+          <w:rFonts w:ascii="Nirmala UI" w:hAnsi="Nirmala UI" w:cs="Nirmala UI"/>
+          <w:sz w:val="28"/>
+          <w:szCs w:val="28"/>
+        </w:rPr>
+        <w:t>যাবে</w:t>
+      </w:r>
+      <w:proofErr w:type="spellEnd"/>
+      <w:r>
+        <w:rPr>
+          <w:sz w:val="28"/>
+          <w:szCs w:val="28"/>
+        </w:rPr>
+        <w:t>)</w:t>
+      </w:r>
+      <w:r>
+        <w:rPr>
+          <w:rFonts w:ascii="Nirmala UI" w:hAnsi="Nirmala UI" w:cs="Nirmala UI"/>
+          <w:sz w:val="28"/>
+          <w:szCs w:val="28"/>
+        </w:rPr>
+        <w:t>।</w:t>
+      </w:r>
+      <w:r>
+        <w:rPr>
+          <w:sz w:val="28"/>
+          <w:szCs w:val="28"/>
+        </w:rPr>
+        <w:t xml:space="preserve"> </w:t>
+      </w:r>
+    </w:p>
+    <w:p>
+      <w:pPr>
+        <w:pStyle w:val="NormalWeb"/>
+        <w:numPr>
+          <w:ilvl w:val="0"/>
+          <w:numId w:val="40"/>
+        </w:numPr>
+        <w:rPr>
+          <w:sz w:val="28"/>
+          <w:szCs w:val="28"/>
+        </w:rPr>
+      </w:pPr>
+      <w:r>
+        <w:rPr>
+          <w:b/>
+          <w:bCs/>
+          <w:sz w:val="28"/>
+          <w:szCs w:val="28"/>
+        </w:rPr>
+        <w:t>Brighton:</w:t>
+      </w:r>
+      <w:r>
+        <w:rPr>
+          <w:sz w:val="28"/>
+          <w:szCs w:val="28"/>
+        </w:rPr>
+        <w:t xml:space="preserve"> </w:t>
+      </w:r>
+      <w:r>
+        <w:rPr>
+          <w:rStyle w:val="math-inline"/>
+          <w:sz w:val="28"/>
+          <w:szCs w:val="28"/>
+        </w:rPr>
+        <w:t>$h(\text{Brighton}) = 3$</w:t>
+      </w:r>
+      <w:r>
+        <w:rPr>
+          <w:sz w:val="28"/>
+          <w:szCs w:val="28"/>
+        </w:rPr>
+        <w:t xml:space="preserve"> (</w:t>
+      </w:r>
+      <w:proofErr w:type="spellStart"/>
+      <w:r>
+        <w:rPr>
+          <w:rFonts w:ascii="Nirmala UI" w:hAnsi="Nirmala UI" w:cs="Nirmala UI"/>
+          <w:sz w:val="28"/>
+          <w:szCs w:val="28"/>
+        </w:rPr>
+        <w:t>এটিও</w:t>
+      </w:r>
+      <w:proofErr w:type="spellEnd"/>
+      <w:r>
+        <w:rPr>
+          <w:sz w:val="28"/>
+          <w:szCs w:val="28"/>
+        </w:rPr>
+        <w:t xml:space="preserve"> </w:t>
+      </w:r>
+      <w:r>
+        <w:rPr>
+          <w:rFonts w:ascii="Nirmala UI" w:hAnsi="Nirmala UI" w:cs="Nirmala UI"/>
+          <w:sz w:val="28"/>
+          <w:szCs w:val="28"/>
+        </w:rPr>
+        <w:t>৩</w:t>
+      </w:r>
+      <w:r>
+        <w:rPr>
+          <w:sz w:val="28"/>
+          <w:szCs w:val="28"/>
+        </w:rPr>
+        <w:t xml:space="preserve"> </w:t>
+      </w:r>
+      <w:proofErr w:type="spellStart"/>
+      <w:r>
+        <w:rPr>
+          <w:rFonts w:ascii="Nirmala UI" w:hAnsi="Nirmala UI" w:cs="Nirmala UI"/>
+          <w:sz w:val="28"/>
+          <w:szCs w:val="28"/>
+        </w:rPr>
+        <w:t>নম্বর</w:t>
+      </w:r>
+      <w:proofErr w:type="spellEnd"/>
+      <w:r>
+        <w:rPr>
+          <w:sz w:val="28"/>
+          <w:szCs w:val="28"/>
+        </w:rPr>
+        <w:t xml:space="preserve"> </w:t>
+      </w:r>
+      <w:proofErr w:type="spellStart"/>
+      <w:r>
+        <w:rPr>
+          <w:rFonts w:ascii="Nirmala UI" w:hAnsi="Nirmala UI" w:cs="Nirmala UI"/>
+          <w:sz w:val="28"/>
+          <w:szCs w:val="28"/>
+        </w:rPr>
+        <w:t>বাকেটে</w:t>
+      </w:r>
+      <w:proofErr w:type="spellEnd"/>
+      <w:r>
+        <w:rPr>
+          <w:sz w:val="28"/>
+          <w:szCs w:val="28"/>
+        </w:rPr>
+        <w:t xml:space="preserve"> </w:t>
+      </w:r>
+      <w:proofErr w:type="spellStart"/>
+      <w:proofErr w:type="gramStart"/>
+      <w:r>
+        <w:rPr>
+          <w:rFonts w:ascii="Nirmala UI" w:hAnsi="Nirmala UI" w:cs="Nirmala UI"/>
+          <w:sz w:val="28"/>
+          <w:szCs w:val="28"/>
+        </w:rPr>
+        <w:t>যাবে</w:t>
+      </w:r>
+      <w:proofErr w:type="spellEnd"/>
+      <w:r>
+        <w:rPr>
+          <w:sz w:val="28"/>
+          <w:szCs w:val="28"/>
+        </w:rPr>
+        <w:t>)</w:t>
+      </w:r>
+      <w:r>
+        <w:rPr>
+          <w:rFonts w:ascii="Nirmala UI" w:hAnsi="Nirmala UI" w:cs="Nirmala UI"/>
+          <w:sz w:val="28"/>
+          <w:szCs w:val="28"/>
+        </w:rPr>
+        <w:t>।</w:t>
+      </w:r>
+      <w:proofErr w:type="gramEnd"/>
+      <w:r>
+        <w:rPr>
+          <w:sz w:val="28"/>
+          <w:szCs w:val="28"/>
+        </w:rPr>
+        <w:t xml:space="preserve"> </w:t>
+      </w:r>
+    </w:p>
+    <w:p>
+      <w:pPr>
+        <w:pStyle w:val="Heading3"/>
+        <w:rPr>
+          <w:sz w:val="28"/>
+          <w:szCs w:val="28"/>
+        </w:rPr>
+      </w:pPr>
+      <w:r>
+        <w:rPr>
+          <w:sz w:val="28"/>
+          <w:szCs w:val="28"/>
+        </w:rPr>
+        <w:t>Advantages (</w:t>
+      </w:r>
+      <w:proofErr w:type="spellStart"/>
+      <w:r>
+        <w:rPr>
+          <w:rFonts w:ascii="Nirmala UI" w:hAnsi="Nirmala UI" w:cs="Nirmala UI"/>
+          <w:sz w:val="28"/>
+          <w:szCs w:val="28"/>
+        </w:rPr>
+        <w:t>সুবিধাসমূহ</w:t>
+      </w:r>
+      <w:proofErr w:type="spellEnd"/>
+      <w:r>
+        <w:rPr>
+          <w:sz w:val="28"/>
+          <w:szCs w:val="28"/>
+        </w:rPr>
+        <w:t>)</w:t>
+      </w:r>
+    </w:p>
+    <w:p>
+      <w:pPr>
+        <w:pStyle w:val="NormalWeb"/>
+        <w:numPr>
+          <w:ilvl w:val="0"/>
+          <w:numId w:val="41"/>
+        </w:numPr>
+        <w:rPr>
+          <w:sz w:val="28"/>
+          <w:szCs w:val="28"/>
+        </w:rPr>
+      </w:pPr>
+      <w:r>
+        <w:rPr>
+          <w:b/>
+          <w:bCs/>
+          <w:sz w:val="28"/>
+          <w:szCs w:val="28"/>
+        </w:rPr>
+        <w:lastRenderedPageBreak/>
+        <w:t>No Index Needed:</w:t>
+      </w:r>
+      <w:r>
+        <w:rPr>
+          <w:sz w:val="28"/>
+          <w:szCs w:val="28"/>
+        </w:rPr>
+        <w:t xml:space="preserve"> </w:t>
+      </w:r>
+      <w:proofErr w:type="spellStart"/>
+      <w:r>
+        <w:rPr>
+          <w:rFonts w:ascii="Nirmala UI" w:hAnsi="Nirmala UI" w:cs="Nirmala UI"/>
+          <w:sz w:val="28"/>
+          <w:szCs w:val="28"/>
+        </w:rPr>
+        <w:t>সিকুয়েন্সিয়াল</w:t>
+      </w:r>
+      <w:proofErr w:type="spellEnd"/>
+      <w:r>
+        <w:rPr>
+          <w:sz w:val="28"/>
+          <w:szCs w:val="28"/>
+        </w:rPr>
+        <w:t xml:space="preserve"> </w:t>
+      </w:r>
+      <w:proofErr w:type="spellStart"/>
+      <w:r>
+        <w:rPr>
+          <w:rFonts w:ascii="Nirmala UI" w:hAnsi="Nirmala UI" w:cs="Nirmala UI"/>
+          <w:sz w:val="28"/>
+          <w:szCs w:val="28"/>
+        </w:rPr>
+        <w:t>ফাইল</w:t>
+      </w:r>
+      <w:proofErr w:type="spellEnd"/>
+      <w:r>
+        <w:rPr>
+          <w:sz w:val="28"/>
+          <w:szCs w:val="28"/>
+        </w:rPr>
+        <w:t xml:space="preserve"> </w:t>
+      </w:r>
+      <w:proofErr w:type="spellStart"/>
+      <w:r>
+        <w:rPr>
+          <w:rFonts w:ascii="Nirmala UI" w:hAnsi="Nirmala UI" w:cs="Nirmala UI"/>
+          <w:sz w:val="28"/>
+          <w:szCs w:val="28"/>
+        </w:rPr>
+        <w:t>অর্গানাইজেশনের</w:t>
+      </w:r>
+      <w:proofErr w:type="spellEnd"/>
+      <w:r>
+        <w:rPr>
+          <w:sz w:val="28"/>
+          <w:szCs w:val="28"/>
+        </w:rPr>
+        <w:t xml:space="preserve"> </w:t>
+      </w:r>
+      <w:proofErr w:type="spellStart"/>
+      <w:r>
+        <w:rPr>
+          <w:rFonts w:ascii="Nirmala UI" w:hAnsi="Nirmala UI" w:cs="Nirmala UI"/>
+          <w:sz w:val="28"/>
+          <w:szCs w:val="28"/>
+        </w:rPr>
+        <w:t>মতো</w:t>
+      </w:r>
+      <w:proofErr w:type="spellEnd"/>
+      <w:r>
+        <w:rPr>
+          <w:sz w:val="28"/>
+          <w:szCs w:val="28"/>
+        </w:rPr>
+        <w:t xml:space="preserve"> </w:t>
+      </w:r>
+      <w:proofErr w:type="spellStart"/>
+      <w:r>
+        <w:rPr>
+          <w:rFonts w:ascii="Nirmala UI" w:hAnsi="Nirmala UI" w:cs="Nirmala UI"/>
+          <w:sz w:val="28"/>
+          <w:szCs w:val="28"/>
+        </w:rPr>
+        <w:t>এখানে</w:t>
+      </w:r>
+      <w:proofErr w:type="spellEnd"/>
+      <w:r>
+        <w:rPr>
+          <w:sz w:val="28"/>
+          <w:szCs w:val="28"/>
+        </w:rPr>
+        <w:t xml:space="preserve"> </w:t>
+      </w:r>
+      <w:proofErr w:type="spellStart"/>
+      <w:r>
+        <w:rPr>
+          <w:rFonts w:ascii="Nirmala UI" w:hAnsi="Nirmala UI" w:cs="Nirmala UI"/>
+          <w:sz w:val="28"/>
+          <w:szCs w:val="28"/>
+        </w:rPr>
+        <w:t>কোনো</w:t>
+      </w:r>
+      <w:proofErr w:type="spellEnd"/>
+      <w:r>
+        <w:rPr>
+          <w:sz w:val="28"/>
+          <w:szCs w:val="28"/>
+        </w:rPr>
+        <w:t xml:space="preserve"> </w:t>
+      </w:r>
+      <w:proofErr w:type="spellStart"/>
+      <w:r>
+        <w:rPr>
+          <w:rFonts w:ascii="Nirmala UI" w:hAnsi="Nirmala UI" w:cs="Nirmala UI"/>
+          <w:sz w:val="28"/>
+          <w:szCs w:val="28"/>
+        </w:rPr>
+        <w:t>ইনডেক্স</w:t>
+      </w:r>
+      <w:proofErr w:type="spellEnd"/>
+      <w:r>
+        <w:rPr>
+          <w:sz w:val="28"/>
+          <w:szCs w:val="28"/>
+        </w:rPr>
+        <w:t xml:space="preserve"> </w:t>
+      </w:r>
+      <w:proofErr w:type="spellStart"/>
+      <w:r>
+        <w:rPr>
+          <w:rFonts w:ascii="Nirmala UI" w:hAnsi="Nirmala UI" w:cs="Nirmala UI"/>
+          <w:sz w:val="28"/>
+          <w:szCs w:val="28"/>
+        </w:rPr>
+        <w:t>স্ট্রাকচার</w:t>
+      </w:r>
+      <w:proofErr w:type="spellEnd"/>
+      <w:r>
+        <w:rPr>
+          <w:sz w:val="28"/>
+          <w:szCs w:val="28"/>
+        </w:rPr>
+        <w:t xml:space="preserve"> </w:t>
+      </w:r>
+      <w:proofErr w:type="spellStart"/>
+      <w:r>
+        <w:rPr>
+          <w:rFonts w:ascii="Nirmala UI" w:hAnsi="Nirmala UI" w:cs="Nirmala UI"/>
+          <w:sz w:val="28"/>
+          <w:szCs w:val="28"/>
+        </w:rPr>
+        <w:t>মেইনটেইন</w:t>
+      </w:r>
+      <w:proofErr w:type="spellEnd"/>
+      <w:r>
+        <w:rPr>
+          <w:sz w:val="28"/>
+          <w:szCs w:val="28"/>
+        </w:rPr>
+        <w:t xml:space="preserve"> </w:t>
+      </w:r>
+      <w:proofErr w:type="spellStart"/>
+      <w:r>
+        <w:rPr>
+          <w:rFonts w:ascii="Nirmala UI" w:hAnsi="Nirmala UI" w:cs="Nirmala UI"/>
+          <w:sz w:val="28"/>
+          <w:szCs w:val="28"/>
+        </w:rPr>
+        <w:t>বা</w:t>
+      </w:r>
+      <w:proofErr w:type="spellEnd"/>
+      <w:r>
+        <w:rPr>
+          <w:sz w:val="28"/>
+          <w:szCs w:val="28"/>
+        </w:rPr>
+        <w:t xml:space="preserve"> </w:t>
+      </w:r>
+      <w:proofErr w:type="spellStart"/>
+      <w:r>
+        <w:rPr>
+          <w:rFonts w:ascii="Nirmala UI" w:hAnsi="Nirmala UI" w:cs="Nirmala UI"/>
+          <w:sz w:val="28"/>
+          <w:szCs w:val="28"/>
+        </w:rPr>
+        <w:t>অ্যাক্সেস</w:t>
+      </w:r>
+      <w:proofErr w:type="spellEnd"/>
+      <w:r>
+        <w:rPr>
+          <w:sz w:val="28"/>
+          <w:szCs w:val="28"/>
+        </w:rPr>
+        <w:t xml:space="preserve"> </w:t>
+      </w:r>
+      <w:proofErr w:type="spellStart"/>
+      <w:r>
+        <w:rPr>
+          <w:rFonts w:ascii="Nirmala UI" w:hAnsi="Nirmala UI" w:cs="Nirmala UI"/>
+          <w:sz w:val="28"/>
+          <w:szCs w:val="28"/>
+        </w:rPr>
+        <w:t>করার</w:t>
+      </w:r>
+      <w:proofErr w:type="spellEnd"/>
+      <w:r>
+        <w:rPr>
+          <w:sz w:val="28"/>
+          <w:szCs w:val="28"/>
+        </w:rPr>
+        <w:t xml:space="preserve"> </w:t>
+      </w:r>
+      <w:proofErr w:type="spellStart"/>
+      <w:r>
+        <w:rPr>
+          <w:rFonts w:ascii="Nirmala UI" w:hAnsi="Nirmala UI" w:cs="Nirmala UI"/>
+          <w:sz w:val="28"/>
+          <w:szCs w:val="28"/>
+        </w:rPr>
+        <w:t>দরকার</w:t>
+      </w:r>
+      <w:proofErr w:type="spellEnd"/>
+      <w:r>
+        <w:rPr>
+          <w:sz w:val="28"/>
+          <w:szCs w:val="28"/>
+        </w:rPr>
+        <w:t xml:space="preserve"> </w:t>
+      </w:r>
+      <w:proofErr w:type="spellStart"/>
+      <w:r>
+        <w:rPr>
+          <w:rFonts w:ascii="Nirmala UI" w:hAnsi="Nirmala UI" w:cs="Nirmala UI"/>
+          <w:sz w:val="28"/>
+          <w:szCs w:val="28"/>
+        </w:rPr>
+        <w:t>হয়</w:t>
+      </w:r>
+      <w:proofErr w:type="spellEnd"/>
+      <w:r>
+        <w:rPr>
+          <w:sz w:val="28"/>
+          <w:szCs w:val="28"/>
+        </w:rPr>
+        <w:t xml:space="preserve"> </w:t>
+      </w:r>
+      <w:proofErr w:type="spellStart"/>
+      <w:r>
+        <w:rPr>
+          <w:rFonts w:ascii="Nirmala UI" w:hAnsi="Nirmala UI" w:cs="Nirmala UI"/>
+          <w:sz w:val="28"/>
+          <w:szCs w:val="28"/>
+        </w:rPr>
+        <w:t>না</w:t>
+      </w:r>
+      <w:proofErr w:type="spellEnd"/>
+      <w:r>
+        <w:rPr>
+          <w:rFonts w:ascii="Nirmala UI" w:hAnsi="Nirmala UI" w:cs="Nirmala UI"/>
+          <w:sz w:val="28"/>
+          <w:szCs w:val="28"/>
+        </w:rPr>
+        <w:t>।</w:t>
+      </w:r>
+      <w:r>
+        <w:rPr>
+          <w:sz w:val="28"/>
+          <w:szCs w:val="28"/>
+        </w:rPr>
+        <w:t xml:space="preserve"> </w:t>
+      </w:r>
+    </w:p>
+    <w:p>
+      <w:pPr>
+        <w:pStyle w:val="NormalWeb"/>
+        <w:numPr>
+          <w:ilvl w:val="0"/>
+          <w:numId w:val="41"/>
+        </w:numPr>
+        <w:rPr>
+          <w:sz w:val="28"/>
+          <w:szCs w:val="28"/>
+        </w:rPr>
+      </w:pPr>
+      <w:r>
+        <w:rPr>
+          <w:b/>
+          <w:bCs/>
+          <w:sz w:val="28"/>
+          <w:szCs w:val="28"/>
+        </w:rPr>
+        <w:t>Direct Access:</w:t>
+      </w:r>
+      <w:r>
+        <w:rPr>
+          <w:sz w:val="28"/>
+          <w:szCs w:val="28"/>
+        </w:rPr>
+        <w:t xml:space="preserve"> </w:t>
+      </w:r>
+      <w:proofErr w:type="spellStart"/>
+      <w:r>
+        <w:rPr>
+          <w:rFonts w:ascii="Nirmala UI" w:hAnsi="Nirmala UI" w:cs="Nirmala UI"/>
+          <w:sz w:val="28"/>
+          <w:szCs w:val="28"/>
+        </w:rPr>
+        <w:t>সার্চ</w:t>
+      </w:r>
+      <w:r>
+        <w:rPr>
+          <w:sz w:val="28"/>
+          <w:szCs w:val="28"/>
+        </w:rPr>
+        <w:t>-</w:t>
+      </w:r>
+      <w:r>
+        <w:rPr>
+          <w:rFonts w:ascii="Nirmala UI" w:hAnsi="Nirmala UI" w:cs="Nirmala UI"/>
+          <w:sz w:val="28"/>
+          <w:szCs w:val="28"/>
+        </w:rPr>
+        <w:t>কি</w:t>
+      </w:r>
+      <w:proofErr w:type="spellEnd"/>
+      <w:r>
+        <w:rPr>
+          <w:sz w:val="28"/>
+          <w:szCs w:val="28"/>
+        </w:rPr>
+        <w:t xml:space="preserve"> </w:t>
+      </w:r>
+      <w:proofErr w:type="spellStart"/>
+      <w:r>
+        <w:rPr>
+          <w:rFonts w:ascii="Nirmala UI" w:hAnsi="Nirmala UI" w:cs="Nirmala UI"/>
+          <w:sz w:val="28"/>
+          <w:szCs w:val="28"/>
+        </w:rPr>
+        <w:t>ভ্যালুর</w:t>
+      </w:r>
+      <w:proofErr w:type="spellEnd"/>
+      <w:r>
+        <w:rPr>
+          <w:sz w:val="28"/>
+          <w:szCs w:val="28"/>
+        </w:rPr>
+        <w:t xml:space="preserve"> </w:t>
+      </w:r>
+      <w:proofErr w:type="spellStart"/>
+      <w:r>
+        <w:rPr>
+          <w:rFonts w:ascii="Nirmala UI" w:hAnsi="Nirmala UI" w:cs="Nirmala UI"/>
+          <w:sz w:val="28"/>
+          <w:szCs w:val="28"/>
+        </w:rPr>
+        <w:t>ওপর</w:t>
+      </w:r>
+      <w:proofErr w:type="spellEnd"/>
+      <w:r>
+        <w:rPr>
+          <w:sz w:val="28"/>
+          <w:szCs w:val="28"/>
+        </w:rPr>
+        <w:t xml:space="preserve"> </w:t>
+      </w:r>
+      <w:proofErr w:type="spellStart"/>
+      <w:r>
+        <w:rPr>
+          <w:rFonts w:ascii="Nirmala UI" w:hAnsi="Nirmala UI" w:cs="Nirmala UI"/>
+          <w:sz w:val="28"/>
+          <w:szCs w:val="28"/>
+        </w:rPr>
+        <w:t>ফাংশন</w:t>
+      </w:r>
+      <w:proofErr w:type="spellEnd"/>
+      <w:r>
+        <w:rPr>
+          <w:sz w:val="28"/>
+          <w:szCs w:val="28"/>
+        </w:rPr>
+        <w:t xml:space="preserve"> </w:t>
+      </w:r>
+      <w:proofErr w:type="spellStart"/>
+      <w:r>
+        <w:rPr>
+          <w:rFonts w:ascii="Nirmala UI" w:hAnsi="Nirmala UI" w:cs="Nirmala UI"/>
+          <w:sz w:val="28"/>
+          <w:szCs w:val="28"/>
+        </w:rPr>
+        <w:t>চালিয়ে</w:t>
+      </w:r>
+      <w:proofErr w:type="spellEnd"/>
+      <w:r>
+        <w:rPr>
+          <w:sz w:val="28"/>
+          <w:szCs w:val="28"/>
+        </w:rPr>
+        <w:t xml:space="preserve"> </w:t>
+      </w:r>
+      <w:proofErr w:type="spellStart"/>
+      <w:r>
+        <w:rPr>
+          <w:rFonts w:ascii="Nirmala UI" w:hAnsi="Nirmala UI" w:cs="Nirmala UI"/>
+          <w:sz w:val="28"/>
+          <w:szCs w:val="28"/>
+        </w:rPr>
+        <w:t>সরাসরি</w:t>
+      </w:r>
+      <w:proofErr w:type="spellEnd"/>
+      <w:r>
+        <w:rPr>
+          <w:sz w:val="28"/>
+          <w:szCs w:val="28"/>
+        </w:rPr>
+        <w:t xml:space="preserve"> (directly) </w:t>
+      </w:r>
+      <w:proofErr w:type="spellStart"/>
+      <w:r>
+        <w:rPr>
+          <w:rFonts w:ascii="Nirmala UI" w:hAnsi="Nirmala UI" w:cs="Nirmala UI"/>
+          <w:sz w:val="28"/>
+          <w:szCs w:val="28"/>
+        </w:rPr>
+        <w:t>ডেটা</w:t>
+      </w:r>
+      <w:proofErr w:type="spellEnd"/>
+      <w:r>
+        <w:rPr>
+          <w:sz w:val="28"/>
+          <w:szCs w:val="28"/>
+        </w:rPr>
+        <w:t xml:space="preserve"> </w:t>
+      </w:r>
+      <w:proofErr w:type="spellStart"/>
+      <w:r>
+        <w:rPr>
+          <w:rFonts w:ascii="Nirmala UI" w:hAnsi="Nirmala UI" w:cs="Nirmala UI"/>
+          <w:sz w:val="28"/>
+          <w:szCs w:val="28"/>
+        </w:rPr>
+        <w:t>আইটেমের</w:t>
+      </w:r>
+      <w:proofErr w:type="spellEnd"/>
+      <w:r>
+        <w:rPr>
+          <w:sz w:val="28"/>
+          <w:szCs w:val="28"/>
+        </w:rPr>
+        <w:t xml:space="preserve"> </w:t>
+      </w:r>
+      <w:proofErr w:type="spellStart"/>
+      <w:r>
+        <w:rPr>
+          <w:rFonts w:ascii="Nirmala UI" w:hAnsi="Nirmala UI" w:cs="Nirmala UI"/>
+          <w:sz w:val="28"/>
+          <w:szCs w:val="28"/>
+        </w:rPr>
+        <w:t>অ্যাড্রেস</w:t>
+      </w:r>
+      <w:proofErr w:type="spellEnd"/>
+      <w:r>
+        <w:rPr>
+          <w:sz w:val="28"/>
+          <w:szCs w:val="28"/>
+        </w:rPr>
+        <w:t xml:space="preserve"> </w:t>
+      </w:r>
+      <w:proofErr w:type="spellStart"/>
+      <w:r>
+        <w:rPr>
+          <w:rFonts w:ascii="Nirmala UI" w:hAnsi="Nirmala UI" w:cs="Nirmala UI"/>
+          <w:sz w:val="28"/>
+          <w:szCs w:val="28"/>
+        </w:rPr>
+        <w:t>পাওয়া</w:t>
+      </w:r>
+      <w:proofErr w:type="spellEnd"/>
+      <w:r>
+        <w:rPr>
+          <w:sz w:val="28"/>
+          <w:szCs w:val="28"/>
+        </w:rPr>
+        <w:t xml:space="preserve"> </w:t>
+      </w:r>
+      <w:proofErr w:type="spellStart"/>
+      <w:r>
+        <w:rPr>
+          <w:rFonts w:ascii="Nirmala UI" w:hAnsi="Nirmala UI" w:cs="Nirmala UI"/>
+          <w:sz w:val="28"/>
+          <w:szCs w:val="28"/>
+        </w:rPr>
+        <w:t>যায়</w:t>
+      </w:r>
+      <w:proofErr w:type="spellEnd"/>
+      <w:r>
+        <w:rPr>
+          <w:sz w:val="28"/>
+          <w:szCs w:val="28"/>
+        </w:rPr>
+        <w:t xml:space="preserve">, </w:t>
+      </w:r>
+      <w:proofErr w:type="spellStart"/>
+      <w:r>
+        <w:rPr>
+          <w:rFonts w:ascii="Nirmala UI" w:hAnsi="Nirmala UI" w:cs="Nirmala UI"/>
+          <w:sz w:val="28"/>
+          <w:szCs w:val="28"/>
+        </w:rPr>
+        <w:t>যা</w:t>
+      </w:r>
+      <w:proofErr w:type="spellEnd"/>
+      <w:r>
+        <w:rPr>
+          <w:sz w:val="28"/>
+          <w:szCs w:val="28"/>
+        </w:rPr>
+        <w:t xml:space="preserve"> </w:t>
+      </w:r>
+      <w:proofErr w:type="spellStart"/>
+      <w:r>
+        <w:rPr>
+          <w:rFonts w:ascii="Nirmala UI" w:hAnsi="Nirmala UI" w:cs="Nirmala UI"/>
+          <w:sz w:val="28"/>
+          <w:szCs w:val="28"/>
+        </w:rPr>
+        <w:t>ডেটা</w:t>
+      </w:r>
+      <w:proofErr w:type="spellEnd"/>
+      <w:r>
+        <w:rPr>
+          <w:sz w:val="28"/>
+          <w:szCs w:val="28"/>
+        </w:rPr>
+        <w:t xml:space="preserve"> </w:t>
+      </w:r>
+      <w:proofErr w:type="spellStart"/>
+      <w:r>
+        <w:rPr>
+          <w:rFonts w:ascii="Nirmala UI" w:hAnsi="Nirmala UI" w:cs="Nirmala UI"/>
+          <w:sz w:val="28"/>
+          <w:szCs w:val="28"/>
+        </w:rPr>
+        <w:t>রিট্রিভালকে</w:t>
+      </w:r>
+      <w:proofErr w:type="spellEnd"/>
+      <w:r>
+        <w:rPr>
+          <w:sz w:val="28"/>
+          <w:szCs w:val="28"/>
+        </w:rPr>
+        <w:t xml:space="preserve"> </w:t>
+      </w:r>
+      <w:proofErr w:type="spellStart"/>
+      <w:r>
+        <w:rPr>
+          <w:rFonts w:ascii="Nirmala UI" w:hAnsi="Nirmala UI" w:cs="Nirmala UI"/>
+          <w:sz w:val="28"/>
+          <w:szCs w:val="28"/>
+        </w:rPr>
+        <w:t>অনেক</w:t>
+      </w:r>
+      <w:proofErr w:type="spellEnd"/>
+      <w:r>
+        <w:rPr>
+          <w:sz w:val="28"/>
+          <w:szCs w:val="28"/>
+        </w:rPr>
+        <w:t xml:space="preserve"> </w:t>
+      </w:r>
+      <w:proofErr w:type="spellStart"/>
+      <w:r>
+        <w:rPr>
+          <w:rFonts w:ascii="Nirmala UI" w:hAnsi="Nirmala UI" w:cs="Nirmala UI"/>
+          <w:sz w:val="28"/>
+          <w:szCs w:val="28"/>
+        </w:rPr>
+        <w:t>দ্রুত</w:t>
+      </w:r>
+      <w:proofErr w:type="spellEnd"/>
+      <w:r>
+        <w:rPr>
+          <w:sz w:val="28"/>
+          <w:szCs w:val="28"/>
+        </w:rPr>
+        <w:t xml:space="preserve"> </w:t>
+      </w:r>
+      <w:proofErr w:type="spellStart"/>
+      <w:r>
+        <w:rPr>
+          <w:rFonts w:ascii="Nirmala UI" w:hAnsi="Nirmala UI" w:cs="Nirmala UI"/>
+          <w:sz w:val="28"/>
+          <w:szCs w:val="28"/>
+        </w:rPr>
+        <w:t>করে</w:t>
+      </w:r>
+      <w:proofErr w:type="spellEnd"/>
+      <w:r>
+        <w:rPr>
+          <w:rFonts w:ascii="Nirmala UI" w:hAnsi="Nirmala UI" w:cs="Nirmala UI"/>
+          <w:sz w:val="28"/>
+          <w:szCs w:val="28"/>
+        </w:rPr>
+        <w:t>।</w:t>
+      </w:r>
+      <w:r>
+        <w:rPr>
+          <w:sz w:val="28"/>
+          <w:szCs w:val="28"/>
+        </w:rPr>
+        <w:t xml:space="preserve"> </w:t>
+      </w:r>
+    </w:p>
+    <w:p>
+      <w:pPr>
+        <w:pStyle w:val="Heading3"/>
+        <w:rPr>
+          <w:sz w:val="28"/>
+          <w:szCs w:val="28"/>
+        </w:rPr>
+      </w:pPr>
+      <w:r>
+        <w:rPr>
+          <w:sz w:val="28"/>
+          <w:szCs w:val="28"/>
+        </w:rPr>
+        <w:t>Disadvantages / Challenges (</w:t>
+      </w:r>
+      <w:proofErr w:type="spellStart"/>
+      <w:r>
+        <w:rPr>
+          <w:rFonts w:ascii="Nirmala UI" w:hAnsi="Nirmala UI" w:cs="Nirmala UI"/>
+          <w:sz w:val="28"/>
+          <w:szCs w:val="28"/>
+        </w:rPr>
+        <w:t>অসুবিধা</w:t>
+      </w:r>
+      <w:proofErr w:type="spellEnd"/>
+      <w:r>
+        <w:rPr>
+          <w:sz w:val="28"/>
+          <w:szCs w:val="28"/>
+        </w:rPr>
+        <w:t xml:space="preserve"> </w:t>
+      </w:r>
+      <w:proofErr w:type="spellStart"/>
+      <w:r>
+        <w:rPr>
+          <w:rFonts w:ascii="Nirmala UI" w:hAnsi="Nirmala UI" w:cs="Nirmala UI"/>
+          <w:sz w:val="28"/>
+          <w:szCs w:val="28"/>
+        </w:rPr>
+        <w:t>বা</w:t>
+      </w:r>
+      <w:proofErr w:type="spellEnd"/>
+      <w:r>
+        <w:rPr>
+          <w:sz w:val="28"/>
+          <w:szCs w:val="28"/>
+        </w:rPr>
+        <w:t xml:space="preserve"> </w:t>
+      </w:r>
+      <w:proofErr w:type="spellStart"/>
+      <w:r>
+        <w:rPr>
+          <w:rFonts w:ascii="Nirmala UI" w:hAnsi="Nirmala UI" w:cs="Nirmala UI"/>
+          <w:sz w:val="28"/>
+          <w:szCs w:val="28"/>
+        </w:rPr>
+        <w:t>সমস্যা</w:t>
+      </w:r>
+      <w:proofErr w:type="spellEnd"/>
+      <w:r>
+        <w:rPr>
+          <w:sz w:val="28"/>
+          <w:szCs w:val="28"/>
+        </w:rPr>
+        <w:t>)</w:t>
+      </w:r>
+    </w:p>
+    <w:p>
+      <w:pPr>
+        <w:pStyle w:val="NormalWeb"/>
+        <w:rPr>
+          <w:sz w:val="28"/>
+          <w:szCs w:val="28"/>
+        </w:rPr>
+      </w:pPr>
+      <w:proofErr w:type="spellStart"/>
+      <w:r>
+        <w:rPr>
+          <w:rFonts w:ascii="Nirmala UI" w:hAnsi="Nirmala UI" w:cs="Nirmala UI"/>
+          <w:sz w:val="28"/>
+          <w:szCs w:val="28"/>
+        </w:rPr>
+        <w:t>হ্যাশ</w:t>
+      </w:r>
+      <w:proofErr w:type="spellEnd"/>
+      <w:r>
+        <w:rPr>
+          <w:sz w:val="28"/>
+          <w:szCs w:val="28"/>
+        </w:rPr>
+        <w:t xml:space="preserve"> </w:t>
+      </w:r>
+      <w:proofErr w:type="spellStart"/>
+      <w:r>
+        <w:rPr>
+          <w:rFonts w:ascii="Nirmala UI" w:hAnsi="Nirmala UI" w:cs="Nirmala UI"/>
+          <w:sz w:val="28"/>
+          <w:szCs w:val="28"/>
+        </w:rPr>
+        <w:t>ফাইল</w:t>
+      </w:r>
+      <w:proofErr w:type="spellEnd"/>
+      <w:r>
+        <w:rPr>
+          <w:sz w:val="28"/>
+          <w:szCs w:val="28"/>
+        </w:rPr>
+        <w:t xml:space="preserve"> </w:t>
+      </w:r>
+      <w:proofErr w:type="spellStart"/>
+      <w:r>
+        <w:rPr>
+          <w:rFonts w:ascii="Nirmala UI" w:hAnsi="Nirmala UI" w:cs="Nirmala UI"/>
+          <w:sz w:val="28"/>
+          <w:szCs w:val="28"/>
+        </w:rPr>
+        <w:t>অর্গানাইজেশনের</w:t>
+      </w:r>
+      <w:proofErr w:type="spellEnd"/>
+      <w:r>
+        <w:rPr>
+          <w:sz w:val="28"/>
+          <w:szCs w:val="28"/>
+        </w:rPr>
+        <w:t xml:space="preserve"> </w:t>
+      </w:r>
+      <w:proofErr w:type="spellStart"/>
+      <w:r>
+        <w:rPr>
+          <w:rFonts w:ascii="Nirmala UI" w:hAnsi="Nirmala UI" w:cs="Nirmala UI"/>
+          <w:sz w:val="28"/>
+          <w:szCs w:val="28"/>
+        </w:rPr>
+        <w:t>প্রধান</w:t>
+      </w:r>
+      <w:proofErr w:type="spellEnd"/>
+      <w:r>
+        <w:rPr>
+          <w:sz w:val="28"/>
+          <w:szCs w:val="28"/>
+        </w:rPr>
+        <w:t xml:space="preserve"> </w:t>
+      </w:r>
+      <w:proofErr w:type="spellStart"/>
+      <w:r>
+        <w:rPr>
+          <w:rFonts w:ascii="Nirmala UI" w:hAnsi="Nirmala UI" w:cs="Nirmala UI"/>
+          <w:sz w:val="28"/>
+          <w:szCs w:val="28"/>
+        </w:rPr>
+        <w:t>সমস্যা</w:t>
+      </w:r>
+      <w:proofErr w:type="spellEnd"/>
+      <w:r>
+        <w:rPr>
+          <w:sz w:val="28"/>
+          <w:szCs w:val="28"/>
+        </w:rPr>
+        <w:t xml:space="preserve"> </w:t>
+      </w:r>
+      <w:proofErr w:type="spellStart"/>
+      <w:r>
+        <w:rPr>
+          <w:rFonts w:ascii="Nirmala UI" w:hAnsi="Nirmala UI" w:cs="Nirmala UI"/>
+          <w:sz w:val="28"/>
+          <w:szCs w:val="28"/>
+        </w:rPr>
+        <w:t>হলো</w:t>
+      </w:r>
+      <w:proofErr w:type="spellEnd"/>
+      <w:r>
+        <w:rPr>
+          <w:sz w:val="28"/>
+          <w:szCs w:val="28"/>
+        </w:rPr>
+        <w:t xml:space="preserve"> </w:t>
+      </w:r>
+      <w:r>
+        <w:rPr>
+          <w:b/>
+          <w:bCs/>
+          <w:sz w:val="28"/>
+          <w:szCs w:val="28"/>
+        </w:rPr>
+        <w:t>Bucket Overflow</w:t>
+      </w:r>
+      <w:r>
+        <w:rPr>
+          <w:sz w:val="28"/>
+          <w:szCs w:val="28"/>
+        </w:rPr>
+        <w:t xml:space="preserve"> (</w:t>
+      </w:r>
+      <w:proofErr w:type="spellStart"/>
+      <w:r>
+        <w:rPr>
+          <w:rFonts w:ascii="Nirmala UI" w:hAnsi="Nirmala UI" w:cs="Nirmala UI"/>
+          <w:sz w:val="28"/>
+          <w:szCs w:val="28"/>
+        </w:rPr>
+        <w:t>বাকেটে</w:t>
+      </w:r>
+      <w:proofErr w:type="spellEnd"/>
+      <w:r>
+        <w:rPr>
+          <w:sz w:val="28"/>
+          <w:szCs w:val="28"/>
+        </w:rPr>
+        <w:t xml:space="preserve"> </w:t>
+      </w:r>
+      <w:proofErr w:type="spellStart"/>
+      <w:r>
+        <w:rPr>
+          <w:rFonts w:ascii="Nirmala UI" w:hAnsi="Nirmala UI" w:cs="Nirmala UI"/>
+          <w:sz w:val="28"/>
+          <w:szCs w:val="28"/>
+        </w:rPr>
+        <w:t>জায়গা</w:t>
+      </w:r>
+      <w:proofErr w:type="spellEnd"/>
+      <w:r>
+        <w:rPr>
+          <w:sz w:val="28"/>
+          <w:szCs w:val="28"/>
+        </w:rPr>
+        <w:t xml:space="preserve"> </w:t>
+      </w:r>
+      <w:proofErr w:type="spellStart"/>
+      <w:r>
+        <w:rPr>
+          <w:rFonts w:ascii="Nirmala UI" w:hAnsi="Nirmala UI" w:cs="Nirmala UI"/>
+          <w:sz w:val="28"/>
+          <w:szCs w:val="28"/>
+        </w:rPr>
+        <w:t>না</w:t>
+      </w:r>
+      <w:proofErr w:type="spellEnd"/>
+      <w:r>
+        <w:rPr>
+          <w:sz w:val="28"/>
+          <w:szCs w:val="28"/>
+        </w:rPr>
+        <w:t xml:space="preserve"> </w:t>
+      </w:r>
+      <w:proofErr w:type="spellStart"/>
+      <w:proofErr w:type="gramStart"/>
+      <w:r>
+        <w:rPr>
+          <w:rFonts w:ascii="Nirmala UI" w:hAnsi="Nirmala UI" w:cs="Nirmala UI"/>
+          <w:sz w:val="28"/>
+          <w:szCs w:val="28"/>
+        </w:rPr>
+        <w:t>থাকা</w:t>
+      </w:r>
+      <w:proofErr w:type="spellEnd"/>
+      <w:r>
+        <w:rPr>
+          <w:sz w:val="28"/>
+          <w:szCs w:val="28"/>
+        </w:rPr>
+        <w:t>)</w:t>
+      </w:r>
+      <w:r>
+        <w:rPr>
+          <w:rFonts w:ascii="Nirmala UI" w:hAnsi="Nirmala UI" w:cs="Nirmala UI"/>
+          <w:sz w:val="28"/>
+          <w:szCs w:val="28"/>
+        </w:rPr>
+        <w:t>।</w:t>
+      </w:r>
+      <w:proofErr w:type="gramEnd"/>
+      <w:r>
+        <w:rPr>
+          <w:sz w:val="28"/>
+          <w:szCs w:val="28"/>
+        </w:rPr>
+        <w:t xml:space="preserve"> </w:t>
+      </w:r>
+      <w:proofErr w:type="spellStart"/>
+      <w:r>
+        <w:rPr>
+          <w:rFonts w:ascii="Nirmala UI" w:hAnsi="Nirmala UI" w:cs="Nirmala UI"/>
+          <w:sz w:val="28"/>
+          <w:szCs w:val="28"/>
+        </w:rPr>
+        <w:t>এটি</w:t>
+      </w:r>
+      <w:proofErr w:type="spellEnd"/>
+      <w:r>
+        <w:rPr>
+          <w:sz w:val="28"/>
+          <w:szCs w:val="28"/>
+        </w:rPr>
+        <w:t xml:space="preserve"> </w:t>
+      </w:r>
+      <w:proofErr w:type="spellStart"/>
+      <w:r>
+        <w:rPr>
+          <w:rFonts w:ascii="Nirmala UI" w:hAnsi="Nirmala UI" w:cs="Nirmala UI"/>
+          <w:sz w:val="28"/>
+          <w:szCs w:val="28"/>
+        </w:rPr>
+        <w:t>মূলত</w:t>
+      </w:r>
+      <w:proofErr w:type="spellEnd"/>
+      <w:r>
+        <w:rPr>
+          <w:sz w:val="28"/>
+          <w:szCs w:val="28"/>
+        </w:rPr>
+        <w:t xml:space="preserve"> </w:t>
+      </w:r>
+      <w:proofErr w:type="spellStart"/>
+      <w:r>
+        <w:rPr>
+          <w:rFonts w:ascii="Nirmala UI" w:hAnsi="Nirmala UI" w:cs="Nirmala UI"/>
+          <w:sz w:val="28"/>
+          <w:szCs w:val="28"/>
+        </w:rPr>
+        <w:t>দুটি</w:t>
+      </w:r>
+      <w:proofErr w:type="spellEnd"/>
+      <w:r>
+        <w:rPr>
+          <w:sz w:val="28"/>
+          <w:szCs w:val="28"/>
+        </w:rPr>
+        <w:t xml:space="preserve"> </w:t>
+      </w:r>
+      <w:proofErr w:type="spellStart"/>
+      <w:r>
+        <w:rPr>
+          <w:rFonts w:ascii="Nirmala UI" w:hAnsi="Nirmala UI" w:cs="Nirmala UI"/>
+          <w:sz w:val="28"/>
+          <w:szCs w:val="28"/>
+        </w:rPr>
+        <w:t>কারণে</w:t>
+      </w:r>
+      <w:proofErr w:type="spellEnd"/>
+      <w:r>
+        <w:rPr>
+          <w:sz w:val="28"/>
+          <w:szCs w:val="28"/>
+        </w:rPr>
+        <w:t xml:space="preserve"> </w:t>
+      </w:r>
+      <w:proofErr w:type="spellStart"/>
+      <w:r>
+        <w:rPr>
+          <w:rFonts w:ascii="Nirmala UI" w:hAnsi="Nirmala UI" w:cs="Nirmala UI"/>
+          <w:sz w:val="28"/>
+          <w:szCs w:val="28"/>
+        </w:rPr>
+        <w:t>ঘটে</w:t>
+      </w:r>
+      <w:proofErr w:type="spellEnd"/>
+      <w:r>
+        <w:rPr>
+          <w:sz w:val="28"/>
+          <w:szCs w:val="28"/>
+        </w:rPr>
+        <w:t xml:space="preserve">: </w:t>
+      </w:r>
+    </w:p>
+    <w:p>
+      <w:pPr>
+        <w:pStyle w:val="NormalWeb"/>
+        <w:numPr>
+          <w:ilvl w:val="0"/>
+          <w:numId w:val="42"/>
+        </w:numPr>
+        <w:rPr>
+          <w:sz w:val="28"/>
+          <w:szCs w:val="28"/>
+        </w:rPr>
+      </w:pPr>
+      <w:r>
+        <w:rPr>
+          <w:b/>
+          <w:bCs/>
+          <w:sz w:val="28"/>
+          <w:szCs w:val="28"/>
+        </w:rPr>
+        <w:t>Insufficient Buckets:</w:t>
+      </w:r>
+      <w:r>
+        <w:rPr>
+          <w:sz w:val="28"/>
+          <w:szCs w:val="28"/>
+        </w:rPr>
+        <w:t xml:space="preserve"> </w:t>
+      </w:r>
+      <w:proofErr w:type="spellStart"/>
+      <w:r>
+        <w:rPr>
+          <w:rFonts w:ascii="Nirmala UI" w:hAnsi="Nirmala UI" w:cs="Nirmala UI"/>
+          <w:sz w:val="28"/>
+          <w:szCs w:val="28"/>
+        </w:rPr>
+        <w:t>আমাদের</w:t>
+      </w:r>
+      <w:proofErr w:type="spellEnd"/>
+      <w:r>
+        <w:rPr>
+          <w:sz w:val="28"/>
+          <w:szCs w:val="28"/>
+        </w:rPr>
+        <w:t xml:space="preserve"> </w:t>
+      </w:r>
+      <w:proofErr w:type="spellStart"/>
+      <w:r>
+        <w:rPr>
+          <w:rFonts w:ascii="Nirmala UI" w:hAnsi="Nirmala UI" w:cs="Nirmala UI"/>
+          <w:sz w:val="28"/>
+          <w:szCs w:val="28"/>
+        </w:rPr>
+        <w:t>যে</w:t>
+      </w:r>
+      <w:proofErr w:type="spellEnd"/>
+      <w:r>
+        <w:rPr>
+          <w:sz w:val="28"/>
+          <w:szCs w:val="28"/>
+        </w:rPr>
+        <w:t xml:space="preserve"> </w:t>
+      </w:r>
+      <w:proofErr w:type="spellStart"/>
+      <w:r>
+        <w:rPr>
+          <w:rFonts w:ascii="Nirmala UI" w:hAnsi="Nirmala UI" w:cs="Nirmala UI"/>
+          <w:sz w:val="28"/>
+          <w:szCs w:val="28"/>
+        </w:rPr>
+        <w:t>পরিমাণ</w:t>
+      </w:r>
+      <w:proofErr w:type="spellEnd"/>
+      <w:r>
+        <w:rPr>
+          <w:sz w:val="28"/>
+          <w:szCs w:val="28"/>
+        </w:rPr>
+        <w:t xml:space="preserve"> </w:t>
+      </w:r>
+      <w:proofErr w:type="spellStart"/>
+      <w:r>
+        <w:rPr>
+          <w:rFonts w:ascii="Nirmala UI" w:hAnsi="Nirmala UI" w:cs="Nirmala UI"/>
+          <w:sz w:val="28"/>
+          <w:szCs w:val="28"/>
+        </w:rPr>
+        <w:t>ডেটা</w:t>
+      </w:r>
+      <w:proofErr w:type="spellEnd"/>
+      <w:r>
+        <w:rPr>
+          <w:sz w:val="28"/>
+          <w:szCs w:val="28"/>
+        </w:rPr>
+        <w:t xml:space="preserve"> </w:t>
+      </w:r>
+      <w:proofErr w:type="spellStart"/>
+      <w:r>
+        <w:rPr>
+          <w:rFonts w:ascii="Nirmala UI" w:hAnsi="Nirmala UI" w:cs="Nirmala UI"/>
+          <w:sz w:val="28"/>
+          <w:szCs w:val="28"/>
+        </w:rPr>
+        <w:t>আছে</w:t>
+      </w:r>
+      <w:proofErr w:type="spellEnd"/>
+      <w:r>
+        <w:rPr>
+          <w:sz w:val="28"/>
+          <w:szCs w:val="28"/>
+        </w:rPr>
+        <w:t xml:space="preserve">, </w:t>
+      </w:r>
+      <w:proofErr w:type="spellStart"/>
+      <w:r>
+        <w:rPr>
+          <w:rFonts w:ascii="Nirmala UI" w:hAnsi="Nirmala UI" w:cs="Nirmala UI"/>
+          <w:sz w:val="28"/>
+          <w:szCs w:val="28"/>
+        </w:rPr>
+        <w:t>তার</w:t>
+      </w:r>
+      <w:proofErr w:type="spellEnd"/>
+      <w:r>
+        <w:rPr>
+          <w:sz w:val="28"/>
+          <w:szCs w:val="28"/>
+        </w:rPr>
+        <w:t xml:space="preserve"> </w:t>
+      </w:r>
+      <w:proofErr w:type="spellStart"/>
+      <w:r>
+        <w:rPr>
+          <w:rFonts w:ascii="Nirmala UI" w:hAnsi="Nirmala UI" w:cs="Nirmala UI"/>
+          <w:sz w:val="28"/>
+          <w:szCs w:val="28"/>
+        </w:rPr>
+        <w:t>তুলনায়</w:t>
+      </w:r>
+      <w:proofErr w:type="spellEnd"/>
+      <w:r>
+        <w:rPr>
+          <w:sz w:val="28"/>
+          <w:szCs w:val="28"/>
+        </w:rPr>
+        <w:t xml:space="preserve"> </w:t>
+      </w:r>
+      <w:proofErr w:type="spellStart"/>
+      <w:r>
+        <w:rPr>
+          <w:rFonts w:ascii="Nirmala UI" w:hAnsi="Nirmala UI" w:cs="Nirmala UI"/>
+          <w:sz w:val="28"/>
+          <w:szCs w:val="28"/>
+        </w:rPr>
+        <w:t>যদি</w:t>
+      </w:r>
+      <w:proofErr w:type="spellEnd"/>
+      <w:r>
+        <w:rPr>
+          <w:sz w:val="28"/>
+          <w:szCs w:val="28"/>
+        </w:rPr>
+        <w:t xml:space="preserve"> </w:t>
+      </w:r>
+      <w:proofErr w:type="spellStart"/>
+      <w:r>
+        <w:rPr>
+          <w:rFonts w:ascii="Nirmala UI" w:hAnsi="Nirmala UI" w:cs="Nirmala UI"/>
+          <w:sz w:val="28"/>
+          <w:szCs w:val="28"/>
+        </w:rPr>
+        <w:t>বাকেটের</w:t>
+      </w:r>
+      <w:proofErr w:type="spellEnd"/>
+      <w:r>
+        <w:rPr>
+          <w:sz w:val="28"/>
+          <w:szCs w:val="28"/>
+        </w:rPr>
+        <w:t xml:space="preserve"> </w:t>
+      </w:r>
+      <w:proofErr w:type="spellStart"/>
+      <w:r>
+        <w:rPr>
+          <w:rFonts w:ascii="Nirmala UI" w:hAnsi="Nirmala UI" w:cs="Nirmala UI"/>
+          <w:sz w:val="28"/>
+          <w:szCs w:val="28"/>
+        </w:rPr>
+        <w:t>সংখ্যা</w:t>
+      </w:r>
+      <w:proofErr w:type="spellEnd"/>
+      <w:r>
+        <w:rPr>
+          <w:sz w:val="28"/>
+          <w:szCs w:val="28"/>
+        </w:rPr>
+        <w:t xml:space="preserve"> </w:t>
+      </w:r>
+      <w:proofErr w:type="spellStart"/>
+      <w:r>
+        <w:rPr>
+          <w:rFonts w:ascii="Nirmala UI" w:hAnsi="Nirmala UI" w:cs="Nirmala UI"/>
+          <w:sz w:val="28"/>
+          <w:szCs w:val="28"/>
+        </w:rPr>
+        <w:t>কম</w:t>
+      </w:r>
+      <w:proofErr w:type="spellEnd"/>
+      <w:r>
+        <w:rPr>
+          <w:sz w:val="28"/>
+          <w:szCs w:val="28"/>
+        </w:rPr>
+        <w:t xml:space="preserve"> </w:t>
+      </w:r>
+      <w:proofErr w:type="spellStart"/>
+      <w:r>
+        <w:rPr>
+          <w:rFonts w:ascii="Nirmala UI" w:hAnsi="Nirmala UI" w:cs="Nirmala UI"/>
+          <w:sz w:val="28"/>
+          <w:szCs w:val="28"/>
+        </w:rPr>
+        <w:t>হয়</w:t>
+      </w:r>
+      <w:proofErr w:type="spellEnd"/>
+      <w:r>
+        <w:rPr>
+          <w:rFonts w:ascii="Nirmala UI" w:hAnsi="Nirmala UI" w:cs="Nirmala UI"/>
+          <w:sz w:val="28"/>
+          <w:szCs w:val="28"/>
+        </w:rPr>
+        <w:t>।</w:t>
+      </w:r>
+      <w:r>
+        <w:rPr>
+          <w:sz w:val="28"/>
+          <w:szCs w:val="28"/>
+        </w:rPr>
+        <w:t xml:space="preserve"> </w:t>
+      </w:r>
+    </w:p>
+    <w:p>
+      <w:pPr>
+        <w:pStyle w:val="NormalWeb"/>
+        <w:numPr>
+          <w:ilvl w:val="0"/>
+          <w:numId w:val="42"/>
+        </w:numPr>
+        <w:rPr>
+          <w:sz w:val="28"/>
+          <w:szCs w:val="28"/>
+        </w:rPr>
+      </w:pPr>
+      <w:r>
+        <w:rPr>
+          <w:b/>
+          <w:bCs/>
+          <w:sz w:val="28"/>
+          <w:szCs w:val="28"/>
+        </w:rPr>
+        <w:t>Bucket Skew (</w:t>
+      </w:r>
+      <w:proofErr w:type="spellStart"/>
+      <w:r>
+        <w:rPr>
+          <w:rFonts w:ascii="Nirmala UI" w:hAnsi="Nirmala UI" w:cs="Nirmala UI"/>
+          <w:b/>
+          <w:bCs/>
+          <w:sz w:val="28"/>
+          <w:szCs w:val="28"/>
+        </w:rPr>
+        <w:t>অসম</w:t>
+      </w:r>
+      <w:proofErr w:type="spellEnd"/>
+      <w:r>
+        <w:rPr>
+          <w:b/>
+          <w:bCs/>
+          <w:sz w:val="28"/>
+          <w:szCs w:val="28"/>
+        </w:rPr>
+        <w:t xml:space="preserve"> </w:t>
+      </w:r>
+      <w:proofErr w:type="spellStart"/>
+      <w:r>
+        <w:rPr>
+          <w:rFonts w:ascii="Nirmala UI" w:hAnsi="Nirmala UI" w:cs="Nirmala UI"/>
+          <w:b/>
+          <w:bCs/>
+          <w:sz w:val="28"/>
+          <w:szCs w:val="28"/>
+        </w:rPr>
+        <w:t>বণ্টন</w:t>
+      </w:r>
+      <w:proofErr w:type="spellEnd"/>
+      <w:r>
+        <w:rPr>
+          <w:b/>
+          <w:bCs/>
+          <w:sz w:val="28"/>
+          <w:szCs w:val="28"/>
+        </w:rPr>
+        <w:t>):</w:t>
+      </w:r>
+      <w:r>
+        <w:rPr>
+          <w:sz w:val="28"/>
+          <w:szCs w:val="28"/>
+        </w:rPr>
+        <w:t xml:space="preserve"> </w:t>
+      </w:r>
+      <w:proofErr w:type="spellStart"/>
+      <w:r>
+        <w:rPr>
+          <w:rFonts w:ascii="Nirmala UI" w:hAnsi="Nirmala UI" w:cs="Nirmala UI"/>
+          <w:sz w:val="28"/>
+          <w:szCs w:val="28"/>
+        </w:rPr>
+        <w:t>অন্যান্য</w:t>
+      </w:r>
+      <w:proofErr w:type="spellEnd"/>
+      <w:r>
+        <w:rPr>
+          <w:sz w:val="28"/>
+          <w:szCs w:val="28"/>
+        </w:rPr>
+        <w:t xml:space="preserve"> </w:t>
+      </w:r>
+      <w:proofErr w:type="spellStart"/>
+      <w:r>
+        <w:rPr>
+          <w:rFonts w:ascii="Nirmala UI" w:hAnsi="Nirmala UI" w:cs="Nirmala UI"/>
+          <w:sz w:val="28"/>
+          <w:szCs w:val="28"/>
+        </w:rPr>
+        <w:t>বাকেট</w:t>
+      </w:r>
+      <w:proofErr w:type="spellEnd"/>
+      <w:r>
+        <w:rPr>
+          <w:sz w:val="28"/>
+          <w:szCs w:val="28"/>
+        </w:rPr>
+        <w:t xml:space="preserve"> </w:t>
+      </w:r>
+      <w:proofErr w:type="spellStart"/>
+      <w:r>
+        <w:rPr>
+          <w:rFonts w:ascii="Nirmala UI" w:hAnsi="Nirmala UI" w:cs="Nirmala UI"/>
+          <w:sz w:val="28"/>
+          <w:szCs w:val="28"/>
+        </w:rPr>
+        <w:t>ফাঁকা</w:t>
+      </w:r>
+      <w:proofErr w:type="spellEnd"/>
+      <w:r>
+        <w:rPr>
+          <w:sz w:val="28"/>
+          <w:szCs w:val="28"/>
+        </w:rPr>
+        <w:t xml:space="preserve"> </w:t>
+      </w:r>
+      <w:proofErr w:type="spellStart"/>
+      <w:r>
+        <w:rPr>
+          <w:rFonts w:ascii="Nirmala UI" w:hAnsi="Nirmala UI" w:cs="Nirmala UI"/>
+          <w:sz w:val="28"/>
+          <w:szCs w:val="28"/>
+        </w:rPr>
+        <w:t>থাকা</w:t>
+      </w:r>
+      <w:proofErr w:type="spellEnd"/>
+      <w:r>
+        <w:rPr>
+          <w:sz w:val="28"/>
+          <w:szCs w:val="28"/>
+        </w:rPr>
+        <w:t xml:space="preserve"> </w:t>
+      </w:r>
+      <w:proofErr w:type="spellStart"/>
+      <w:r>
+        <w:rPr>
+          <w:rFonts w:ascii="Nirmala UI" w:hAnsi="Nirmala UI" w:cs="Nirmala UI"/>
+          <w:sz w:val="28"/>
+          <w:szCs w:val="28"/>
+        </w:rPr>
+        <w:t>সত্ত্বেও</w:t>
+      </w:r>
+      <w:proofErr w:type="spellEnd"/>
+      <w:r>
+        <w:rPr>
+          <w:sz w:val="28"/>
+          <w:szCs w:val="28"/>
+        </w:rPr>
+        <w:t xml:space="preserve"> </w:t>
+      </w:r>
+      <w:proofErr w:type="spellStart"/>
+      <w:r>
+        <w:rPr>
+          <w:rFonts w:ascii="Nirmala UI" w:hAnsi="Nirmala UI" w:cs="Nirmala UI"/>
+          <w:sz w:val="28"/>
+          <w:szCs w:val="28"/>
+        </w:rPr>
+        <w:t>যদি</w:t>
+      </w:r>
+      <w:proofErr w:type="spellEnd"/>
+      <w:r>
+        <w:rPr>
+          <w:sz w:val="28"/>
+          <w:szCs w:val="28"/>
+        </w:rPr>
+        <w:t xml:space="preserve"> </w:t>
+      </w:r>
+      <w:proofErr w:type="spellStart"/>
+      <w:r>
+        <w:rPr>
+          <w:rFonts w:ascii="Nirmala UI" w:hAnsi="Nirmala UI" w:cs="Nirmala UI"/>
+          <w:sz w:val="28"/>
+          <w:szCs w:val="28"/>
+        </w:rPr>
+        <w:t>একটি</w:t>
+      </w:r>
+      <w:proofErr w:type="spellEnd"/>
+      <w:r>
+        <w:rPr>
+          <w:sz w:val="28"/>
+          <w:szCs w:val="28"/>
+        </w:rPr>
+        <w:t xml:space="preserve"> </w:t>
+      </w:r>
+      <w:proofErr w:type="spellStart"/>
+      <w:r>
+        <w:rPr>
+          <w:rFonts w:ascii="Nirmala UI" w:hAnsi="Nirmala UI" w:cs="Nirmala UI"/>
+          <w:sz w:val="28"/>
+          <w:szCs w:val="28"/>
+        </w:rPr>
+        <w:t>নির্দিষ্ট</w:t>
+      </w:r>
+      <w:proofErr w:type="spellEnd"/>
+      <w:r>
+        <w:rPr>
+          <w:sz w:val="28"/>
+          <w:szCs w:val="28"/>
+        </w:rPr>
+        <w:t xml:space="preserve"> </w:t>
+      </w:r>
+      <w:proofErr w:type="spellStart"/>
+      <w:r>
+        <w:rPr>
+          <w:rFonts w:ascii="Nirmala UI" w:hAnsi="Nirmala UI" w:cs="Nirmala UI"/>
+          <w:sz w:val="28"/>
+          <w:szCs w:val="28"/>
+        </w:rPr>
+        <w:t>বাকেটে</w:t>
+      </w:r>
+      <w:proofErr w:type="spellEnd"/>
+      <w:r>
+        <w:rPr>
+          <w:sz w:val="28"/>
+          <w:szCs w:val="28"/>
+        </w:rPr>
+        <w:t xml:space="preserve"> </w:t>
+      </w:r>
+      <w:proofErr w:type="spellStart"/>
+      <w:r>
+        <w:rPr>
+          <w:rFonts w:ascii="Nirmala UI" w:hAnsi="Nirmala UI" w:cs="Nirmala UI"/>
+          <w:sz w:val="28"/>
+          <w:szCs w:val="28"/>
+        </w:rPr>
+        <w:t>অনেক</w:t>
+      </w:r>
+      <w:proofErr w:type="spellEnd"/>
+      <w:r>
+        <w:rPr>
+          <w:sz w:val="28"/>
+          <w:szCs w:val="28"/>
+        </w:rPr>
+        <w:t xml:space="preserve"> </w:t>
+      </w:r>
+      <w:proofErr w:type="spellStart"/>
+      <w:r>
+        <w:rPr>
+          <w:rFonts w:ascii="Nirmala UI" w:hAnsi="Nirmala UI" w:cs="Nirmala UI"/>
+          <w:sz w:val="28"/>
+          <w:szCs w:val="28"/>
+        </w:rPr>
+        <w:t>বেশি</w:t>
+      </w:r>
+      <w:proofErr w:type="spellEnd"/>
+      <w:r>
+        <w:rPr>
+          <w:sz w:val="28"/>
+          <w:szCs w:val="28"/>
+        </w:rPr>
+        <w:t xml:space="preserve"> </w:t>
+      </w:r>
+      <w:proofErr w:type="spellStart"/>
+      <w:r>
+        <w:rPr>
+          <w:rFonts w:ascii="Nirmala UI" w:hAnsi="Nirmala UI" w:cs="Nirmala UI"/>
+          <w:sz w:val="28"/>
+          <w:szCs w:val="28"/>
+        </w:rPr>
+        <w:t>রেকর্ড</w:t>
+      </w:r>
+      <w:proofErr w:type="spellEnd"/>
+      <w:r>
+        <w:rPr>
+          <w:sz w:val="28"/>
+          <w:szCs w:val="28"/>
+        </w:rPr>
+        <w:t xml:space="preserve"> </w:t>
+      </w:r>
+      <w:proofErr w:type="spellStart"/>
+      <w:r>
+        <w:rPr>
+          <w:rFonts w:ascii="Nirmala UI" w:hAnsi="Nirmala UI" w:cs="Nirmala UI"/>
+          <w:sz w:val="28"/>
+          <w:szCs w:val="28"/>
+        </w:rPr>
+        <w:t>চলে</w:t>
+      </w:r>
+      <w:proofErr w:type="spellEnd"/>
+      <w:r>
+        <w:rPr>
+          <w:sz w:val="28"/>
+          <w:szCs w:val="28"/>
+        </w:rPr>
+        <w:t xml:space="preserve"> </w:t>
+      </w:r>
+      <w:proofErr w:type="spellStart"/>
+      <w:r>
+        <w:rPr>
+          <w:rFonts w:ascii="Nirmala UI" w:hAnsi="Nirmala UI" w:cs="Nirmala UI"/>
+          <w:sz w:val="28"/>
+          <w:szCs w:val="28"/>
+        </w:rPr>
+        <w:t>আসে</w:t>
+      </w:r>
+      <w:proofErr w:type="spellEnd"/>
+      <w:r>
+        <w:rPr>
+          <w:rFonts w:ascii="Nirmala UI" w:hAnsi="Nirmala UI" w:cs="Nirmala UI"/>
+          <w:sz w:val="28"/>
+          <w:szCs w:val="28"/>
+        </w:rPr>
+        <w:t>।</w:t>
+      </w:r>
+      <w:r>
+        <w:rPr>
+          <w:sz w:val="28"/>
+          <w:szCs w:val="28"/>
+        </w:rPr>
+        <w:t xml:space="preserve"> </w:t>
+      </w:r>
+      <w:proofErr w:type="spellStart"/>
+      <w:r>
+        <w:rPr>
+          <w:rFonts w:ascii="Nirmala UI" w:hAnsi="Nirmala UI" w:cs="Nirmala UI"/>
+          <w:sz w:val="28"/>
+          <w:szCs w:val="28"/>
+        </w:rPr>
+        <w:t>এটি</w:t>
+      </w:r>
+      <w:proofErr w:type="spellEnd"/>
+      <w:r>
+        <w:rPr>
+          <w:sz w:val="28"/>
+          <w:szCs w:val="28"/>
+        </w:rPr>
+        <w:t xml:space="preserve"> </w:t>
+      </w:r>
+      <w:proofErr w:type="spellStart"/>
+      <w:r>
+        <w:rPr>
+          <w:rFonts w:ascii="Nirmala UI" w:hAnsi="Nirmala UI" w:cs="Nirmala UI"/>
+          <w:sz w:val="28"/>
+          <w:szCs w:val="28"/>
+        </w:rPr>
+        <w:t>হতে</w:t>
+      </w:r>
+      <w:proofErr w:type="spellEnd"/>
+      <w:r>
+        <w:rPr>
+          <w:sz w:val="28"/>
+          <w:szCs w:val="28"/>
+        </w:rPr>
+        <w:t xml:space="preserve"> </w:t>
+      </w:r>
+      <w:proofErr w:type="spellStart"/>
+      <w:r>
+        <w:rPr>
+          <w:rFonts w:ascii="Nirmala UI" w:hAnsi="Nirmala UI" w:cs="Nirmala UI"/>
+          <w:sz w:val="28"/>
+          <w:szCs w:val="28"/>
+        </w:rPr>
+        <w:t>পারে</w:t>
+      </w:r>
+      <w:proofErr w:type="spellEnd"/>
+      <w:r>
+        <w:rPr>
+          <w:sz w:val="28"/>
+          <w:szCs w:val="28"/>
+        </w:rPr>
+        <w:t xml:space="preserve"> </w:t>
+      </w:r>
+      <w:proofErr w:type="spellStart"/>
+      <w:r>
+        <w:rPr>
+          <w:rFonts w:ascii="Nirmala UI" w:hAnsi="Nirmala UI" w:cs="Nirmala UI"/>
+          <w:sz w:val="28"/>
+          <w:szCs w:val="28"/>
+        </w:rPr>
+        <w:t>যদি</w:t>
+      </w:r>
+      <w:proofErr w:type="spellEnd"/>
+      <w:r>
+        <w:rPr>
+          <w:sz w:val="28"/>
+          <w:szCs w:val="28"/>
+        </w:rPr>
+        <w:t xml:space="preserve"> </w:t>
+      </w:r>
+      <w:proofErr w:type="spellStart"/>
+      <w:r>
+        <w:rPr>
+          <w:rFonts w:ascii="Nirmala UI" w:hAnsi="Nirmala UI" w:cs="Nirmala UI"/>
+          <w:sz w:val="28"/>
+          <w:szCs w:val="28"/>
+        </w:rPr>
+        <w:t>অনেকগুলো</w:t>
+      </w:r>
+      <w:proofErr w:type="spellEnd"/>
+      <w:r>
+        <w:rPr>
+          <w:sz w:val="28"/>
+          <w:szCs w:val="28"/>
+        </w:rPr>
+        <w:t xml:space="preserve"> </w:t>
+      </w:r>
+      <w:proofErr w:type="spellStart"/>
+      <w:r>
+        <w:rPr>
+          <w:rFonts w:ascii="Nirmala UI" w:hAnsi="Nirmala UI" w:cs="Nirmala UI"/>
+          <w:sz w:val="28"/>
+          <w:szCs w:val="28"/>
+        </w:rPr>
+        <w:t>রেকর্ডের</w:t>
+      </w:r>
+      <w:proofErr w:type="spellEnd"/>
+      <w:r>
+        <w:rPr>
+          <w:sz w:val="28"/>
+          <w:szCs w:val="28"/>
+        </w:rPr>
+        <w:t xml:space="preserve"> </w:t>
+      </w:r>
+      <w:proofErr w:type="spellStart"/>
+      <w:r>
+        <w:rPr>
+          <w:rFonts w:ascii="Nirmala UI" w:hAnsi="Nirmala UI" w:cs="Nirmala UI"/>
+          <w:sz w:val="28"/>
+          <w:szCs w:val="28"/>
+        </w:rPr>
+        <w:t>সার্চ</w:t>
+      </w:r>
+      <w:r>
+        <w:rPr>
+          <w:sz w:val="28"/>
+          <w:szCs w:val="28"/>
+        </w:rPr>
+        <w:t>-</w:t>
+      </w:r>
+      <w:r>
+        <w:rPr>
+          <w:rFonts w:ascii="Nirmala UI" w:hAnsi="Nirmala UI" w:cs="Nirmala UI"/>
+          <w:sz w:val="28"/>
+          <w:szCs w:val="28"/>
+        </w:rPr>
+        <w:t>কি</w:t>
+      </w:r>
+      <w:proofErr w:type="spellEnd"/>
+      <w:r>
+        <w:rPr>
+          <w:sz w:val="28"/>
+          <w:szCs w:val="28"/>
+        </w:rPr>
+        <w:t xml:space="preserve"> </w:t>
+      </w:r>
+      <w:proofErr w:type="spellStart"/>
+      <w:r>
+        <w:rPr>
+          <w:rFonts w:ascii="Nirmala UI" w:hAnsi="Nirmala UI" w:cs="Nirmala UI"/>
+          <w:sz w:val="28"/>
+          <w:szCs w:val="28"/>
+        </w:rPr>
+        <w:t>একই</w:t>
+      </w:r>
+      <w:proofErr w:type="spellEnd"/>
+      <w:r>
+        <w:rPr>
+          <w:sz w:val="28"/>
+          <w:szCs w:val="28"/>
+        </w:rPr>
+        <w:t xml:space="preserve"> </w:t>
+      </w:r>
+      <w:proofErr w:type="spellStart"/>
+      <w:r>
+        <w:rPr>
+          <w:rFonts w:ascii="Nirmala UI" w:hAnsi="Nirmala UI" w:cs="Nirmala UI"/>
+          <w:sz w:val="28"/>
+          <w:szCs w:val="28"/>
+        </w:rPr>
+        <w:t>হয়</w:t>
+      </w:r>
+      <w:proofErr w:type="spellEnd"/>
+      <w:r>
+        <w:rPr>
+          <w:sz w:val="28"/>
+          <w:szCs w:val="28"/>
+        </w:rPr>
+        <w:t xml:space="preserve">, </w:t>
+      </w:r>
+      <w:proofErr w:type="spellStart"/>
+      <w:r>
+        <w:rPr>
+          <w:rFonts w:ascii="Nirmala UI" w:hAnsi="Nirmala UI" w:cs="Nirmala UI"/>
+          <w:sz w:val="28"/>
+          <w:szCs w:val="28"/>
+        </w:rPr>
+        <w:t>অথবা</w:t>
+      </w:r>
+      <w:proofErr w:type="spellEnd"/>
+      <w:r>
+        <w:rPr>
+          <w:sz w:val="28"/>
+          <w:szCs w:val="28"/>
+        </w:rPr>
+        <w:t xml:space="preserve"> </w:t>
+      </w:r>
+      <w:proofErr w:type="spellStart"/>
+      <w:r>
+        <w:rPr>
+          <w:rFonts w:ascii="Nirmala UI" w:hAnsi="Nirmala UI" w:cs="Nirmala UI"/>
+          <w:sz w:val="28"/>
+          <w:szCs w:val="28"/>
+        </w:rPr>
+        <w:t>হ্যাশ</w:t>
+      </w:r>
+      <w:proofErr w:type="spellEnd"/>
+      <w:r>
+        <w:rPr>
+          <w:sz w:val="28"/>
+          <w:szCs w:val="28"/>
+        </w:rPr>
+        <w:t xml:space="preserve"> </w:t>
+      </w:r>
+      <w:proofErr w:type="spellStart"/>
+      <w:r>
+        <w:rPr>
+          <w:rFonts w:ascii="Nirmala UI" w:hAnsi="Nirmala UI" w:cs="Nirmala UI"/>
+          <w:sz w:val="28"/>
+          <w:szCs w:val="28"/>
+        </w:rPr>
+        <w:t>ফাংশনটি</w:t>
+      </w:r>
+      <w:proofErr w:type="spellEnd"/>
+      <w:r>
+        <w:rPr>
+          <w:sz w:val="28"/>
+          <w:szCs w:val="28"/>
+        </w:rPr>
+        <w:t xml:space="preserve"> </w:t>
+      </w:r>
+      <w:proofErr w:type="spellStart"/>
+      <w:r>
+        <w:rPr>
+          <w:rFonts w:ascii="Nirmala UI" w:hAnsi="Nirmala UI" w:cs="Nirmala UI"/>
+          <w:sz w:val="28"/>
+          <w:szCs w:val="28"/>
+        </w:rPr>
+        <w:t>যদি</w:t>
+      </w:r>
+      <w:proofErr w:type="spellEnd"/>
+      <w:r>
+        <w:rPr>
+          <w:sz w:val="28"/>
+          <w:szCs w:val="28"/>
+        </w:rPr>
+        <w:t xml:space="preserve"> </w:t>
+      </w:r>
+      <w:proofErr w:type="spellStart"/>
+      <w:r>
+        <w:rPr>
+          <w:rFonts w:ascii="Nirmala UI" w:hAnsi="Nirmala UI" w:cs="Nirmala UI"/>
+          <w:sz w:val="28"/>
+          <w:szCs w:val="28"/>
+        </w:rPr>
+        <w:t>ডেটাকে</w:t>
+      </w:r>
+      <w:proofErr w:type="spellEnd"/>
+      <w:r>
+        <w:rPr>
+          <w:sz w:val="28"/>
+          <w:szCs w:val="28"/>
+        </w:rPr>
+        <w:t xml:space="preserve"> </w:t>
+      </w:r>
+      <w:proofErr w:type="spellStart"/>
+      <w:r>
+        <w:rPr>
+          <w:rFonts w:ascii="Nirmala UI" w:hAnsi="Nirmala UI" w:cs="Nirmala UI"/>
+          <w:sz w:val="28"/>
+          <w:szCs w:val="28"/>
+        </w:rPr>
+        <w:t>সমানভাবে</w:t>
+      </w:r>
+      <w:proofErr w:type="spellEnd"/>
+      <w:r>
+        <w:rPr>
+          <w:sz w:val="28"/>
+          <w:szCs w:val="28"/>
+        </w:rPr>
+        <w:t xml:space="preserve"> (uniform distribution) </w:t>
+      </w:r>
+      <w:proofErr w:type="spellStart"/>
+      <w:r>
+        <w:rPr>
+          <w:rFonts w:ascii="Nirmala UI" w:hAnsi="Nirmala UI" w:cs="Nirmala UI"/>
+          <w:sz w:val="28"/>
+          <w:szCs w:val="28"/>
+        </w:rPr>
+        <w:t>ভাগ</w:t>
+      </w:r>
+      <w:proofErr w:type="spellEnd"/>
+      <w:r>
+        <w:rPr>
+          <w:sz w:val="28"/>
+          <w:szCs w:val="28"/>
+        </w:rPr>
+        <w:t xml:space="preserve"> </w:t>
+      </w:r>
+      <w:proofErr w:type="spellStart"/>
+      <w:r>
+        <w:rPr>
+          <w:rFonts w:ascii="Nirmala UI" w:hAnsi="Nirmala UI" w:cs="Nirmala UI"/>
+          <w:sz w:val="28"/>
+          <w:szCs w:val="28"/>
+        </w:rPr>
+        <w:t>করতে</w:t>
+      </w:r>
+      <w:proofErr w:type="spellEnd"/>
+      <w:r>
+        <w:rPr>
+          <w:sz w:val="28"/>
+          <w:szCs w:val="28"/>
+        </w:rPr>
+        <w:t xml:space="preserve"> </w:t>
+      </w:r>
+      <w:proofErr w:type="spellStart"/>
+      <w:r>
+        <w:rPr>
+          <w:rFonts w:ascii="Nirmala UI" w:hAnsi="Nirmala UI" w:cs="Nirmala UI"/>
+          <w:sz w:val="28"/>
+          <w:szCs w:val="28"/>
+        </w:rPr>
+        <w:t>না</w:t>
+      </w:r>
+      <w:proofErr w:type="spellEnd"/>
+      <w:r>
+        <w:rPr>
+          <w:sz w:val="28"/>
+          <w:szCs w:val="28"/>
+        </w:rPr>
+        <w:t xml:space="preserve"> </w:t>
+      </w:r>
+      <w:proofErr w:type="spellStart"/>
+      <w:r>
+        <w:rPr>
+          <w:rFonts w:ascii="Nirmala UI" w:hAnsi="Nirmala UI" w:cs="Nirmala UI"/>
+          <w:sz w:val="28"/>
+          <w:szCs w:val="28"/>
+        </w:rPr>
+        <w:t>পারে</w:t>
+      </w:r>
+      <w:proofErr w:type="spellEnd"/>
+      <w:r>
+        <w:rPr>
+          <w:rFonts w:ascii="Nirmala UI" w:hAnsi="Nirmala UI" w:cs="Nirmala UI"/>
+          <w:sz w:val="28"/>
+          <w:szCs w:val="28"/>
+        </w:rPr>
+        <w:t>।</w:t>
+      </w:r>
+      <w:r>
+        <w:rPr>
+          <w:sz w:val="28"/>
+          <w:szCs w:val="28"/>
+        </w:rPr>
+        <w:t xml:space="preserve"> </w:t>
+      </w:r>
+    </w:p>
+    <w:p>
+      <w:pPr>
+        <w:pStyle w:val="NormalWeb"/>
+        <w:numPr>
+          <w:ilvl w:val="0"/>
+          <w:numId w:val="42"/>
+        </w:numPr>
+        <w:rPr>
+          <w:sz w:val="28"/>
+          <w:szCs w:val="28"/>
+        </w:rPr>
+      </w:pPr>
+      <w:r>
+        <w:rPr>
+          <w:b/>
+          <w:bCs/>
+          <w:sz w:val="28"/>
+          <w:szCs w:val="28"/>
+        </w:rPr>
+        <w:t>Lookup Overhead (</w:t>
+      </w:r>
+      <w:proofErr w:type="spellStart"/>
+      <w:r>
+        <w:rPr>
+          <w:rFonts w:ascii="Nirmala UI" w:hAnsi="Nirmala UI" w:cs="Nirmala UI"/>
+          <w:b/>
+          <w:bCs/>
+          <w:sz w:val="28"/>
+          <w:szCs w:val="28"/>
+        </w:rPr>
+        <w:t>খুঁজতে</w:t>
+      </w:r>
+      <w:proofErr w:type="spellEnd"/>
+      <w:r>
+        <w:rPr>
+          <w:b/>
+          <w:bCs/>
+          <w:sz w:val="28"/>
+          <w:szCs w:val="28"/>
+        </w:rPr>
+        <w:t xml:space="preserve"> </w:t>
+      </w:r>
+      <w:proofErr w:type="spellStart"/>
+      <w:r>
+        <w:rPr>
+          <w:rFonts w:ascii="Nirmala UI" w:hAnsi="Nirmala UI" w:cs="Nirmala UI"/>
+          <w:b/>
+          <w:bCs/>
+          <w:sz w:val="28"/>
+          <w:szCs w:val="28"/>
+        </w:rPr>
+        <w:t>সময়</w:t>
+      </w:r>
+      <w:proofErr w:type="spellEnd"/>
+      <w:r>
+        <w:rPr>
+          <w:b/>
+          <w:bCs/>
+          <w:sz w:val="28"/>
+          <w:szCs w:val="28"/>
+        </w:rPr>
+        <w:t xml:space="preserve"> </w:t>
+      </w:r>
+      <w:proofErr w:type="spellStart"/>
+      <w:r>
+        <w:rPr>
+          <w:rFonts w:ascii="Nirmala UI" w:hAnsi="Nirmala UI" w:cs="Nirmala UI"/>
+          <w:b/>
+          <w:bCs/>
+          <w:sz w:val="28"/>
+          <w:szCs w:val="28"/>
+        </w:rPr>
+        <w:t>লাগা</w:t>
+      </w:r>
+      <w:proofErr w:type="spellEnd"/>
+      <w:r>
+        <w:rPr>
+          <w:b/>
+          <w:bCs/>
+          <w:sz w:val="28"/>
+          <w:szCs w:val="28"/>
+        </w:rPr>
+        <w:t>):</w:t>
+      </w:r>
+      <w:r>
+        <w:rPr>
+          <w:sz w:val="28"/>
+          <w:szCs w:val="28"/>
+        </w:rPr>
+        <w:t xml:space="preserve"> </w:t>
+      </w:r>
+      <w:proofErr w:type="spellStart"/>
+      <w:r>
+        <w:rPr>
+          <w:rFonts w:ascii="Nirmala UI" w:hAnsi="Nirmala UI" w:cs="Nirmala UI"/>
+          <w:sz w:val="28"/>
+          <w:szCs w:val="28"/>
+        </w:rPr>
+        <w:t>যদি</w:t>
+      </w:r>
+      <w:proofErr w:type="spellEnd"/>
+      <w:r>
+        <w:rPr>
+          <w:sz w:val="28"/>
+          <w:szCs w:val="28"/>
+        </w:rPr>
+        <w:t xml:space="preserve"> </w:t>
+      </w:r>
+      <w:proofErr w:type="spellStart"/>
+      <w:r>
+        <w:rPr>
+          <w:rFonts w:ascii="Nirmala UI" w:hAnsi="Nirmala UI" w:cs="Nirmala UI"/>
+          <w:sz w:val="28"/>
+          <w:szCs w:val="28"/>
+        </w:rPr>
+        <w:t>একাধিক</w:t>
+      </w:r>
+      <w:proofErr w:type="spellEnd"/>
+      <w:r>
+        <w:rPr>
+          <w:sz w:val="28"/>
+          <w:szCs w:val="28"/>
+        </w:rPr>
+        <w:t xml:space="preserve"> </w:t>
+      </w:r>
+      <w:proofErr w:type="spellStart"/>
+      <w:r>
+        <w:rPr>
+          <w:rFonts w:ascii="Nirmala UI" w:hAnsi="Nirmala UI" w:cs="Nirmala UI"/>
+          <w:sz w:val="28"/>
+          <w:szCs w:val="28"/>
+        </w:rPr>
+        <w:t>সার্চ</w:t>
+      </w:r>
+      <w:r>
+        <w:rPr>
+          <w:sz w:val="28"/>
+          <w:szCs w:val="28"/>
+        </w:rPr>
+        <w:t>-</w:t>
+      </w:r>
+      <w:r>
+        <w:rPr>
+          <w:rFonts w:ascii="Nirmala UI" w:hAnsi="Nirmala UI" w:cs="Nirmala UI"/>
+          <w:sz w:val="28"/>
+          <w:szCs w:val="28"/>
+        </w:rPr>
+        <w:t>কি</w:t>
+      </w:r>
+      <w:proofErr w:type="spellEnd"/>
+      <w:r>
+        <w:rPr>
+          <w:sz w:val="28"/>
+          <w:szCs w:val="28"/>
+        </w:rPr>
+        <w:t xml:space="preserve"> </w:t>
+      </w:r>
+      <w:proofErr w:type="spellStart"/>
+      <w:r>
+        <w:rPr>
+          <w:rFonts w:ascii="Nirmala UI" w:hAnsi="Nirmala UI" w:cs="Nirmala UI"/>
+          <w:sz w:val="28"/>
+          <w:szCs w:val="28"/>
+        </w:rPr>
+        <w:t>একই</w:t>
+      </w:r>
+      <w:proofErr w:type="spellEnd"/>
+      <w:r>
+        <w:rPr>
+          <w:sz w:val="28"/>
+          <w:szCs w:val="28"/>
+        </w:rPr>
+        <w:t xml:space="preserve"> </w:t>
+      </w:r>
+      <w:proofErr w:type="spellStart"/>
+      <w:r>
+        <w:rPr>
+          <w:rFonts w:ascii="Nirmala UI" w:hAnsi="Nirmala UI" w:cs="Nirmala UI"/>
+          <w:sz w:val="28"/>
+          <w:szCs w:val="28"/>
+        </w:rPr>
+        <w:t>বাকেটে</w:t>
+      </w:r>
+      <w:proofErr w:type="spellEnd"/>
+      <w:r>
+        <w:rPr>
+          <w:sz w:val="28"/>
+          <w:szCs w:val="28"/>
+        </w:rPr>
+        <w:t xml:space="preserve"> </w:t>
+      </w:r>
+      <w:proofErr w:type="spellStart"/>
+      <w:r>
+        <w:rPr>
+          <w:rFonts w:ascii="Nirmala UI" w:hAnsi="Nirmala UI" w:cs="Nirmala UI"/>
+          <w:sz w:val="28"/>
+          <w:szCs w:val="28"/>
+        </w:rPr>
+        <w:t>ম্যাপ</w:t>
+      </w:r>
+      <w:proofErr w:type="spellEnd"/>
+      <w:r>
+        <w:rPr>
+          <w:sz w:val="28"/>
+          <w:szCs w:val="28"/>
+        </w:rPr>
+        <w:t xml:space="preserve"> </w:t>
+      </w:r>
+      <w:proofErr w:type="spellStart"/>
+      <w:r>
+        <w:rPr>
+          <w:rFonts w:ascii="Nirmala UI" w:hAnsi="Nirmala UI" w:cs="Nirmala UI"/>
+          <w:sz w:val="28"/>
+          <w:szCs w:val="28"/>
+        </w:rPr>
+        <w:t>হয়</w:t>
+      </w:r>
+      <w:proofErr w:type="spellEnd"/>
+      <w:r>
+        <w:rPr>
+          <w:sz w:val="28"/>
+          <w:szCs w:val="28"/>
+        </w:rPr>
+        <w:t xml:space="preserve"> (</w:t>
+      </w:r>
+      <w:proofErr w:type="spellStart"/>
+      <w:r>
+        <w:rPr>
+          <w:rFonts w:ascii="Nirmala UI" w:hAnsi="Nirmala UI" w:cs="Nirmala UI"/>
+          <w:sz w:val="28"/>
+          <w:szCs w:val="28"/>
+        </w:rPr>
+        <w:t>যেমন</w:t>
+      </w:r>
+      <w:proofErr w:type="spellEnd"/>
+      <w:r>
+        <w:rPr>
+          <w:sz w:val="28"/>
+          <w:szCs w:val="28"/>
+        </w:rPr>
+        <w:t xml:space="preserve"> </w:t>
+      </w:r>
+      <w:proofErr w:type="spellStart"/>
+      <w:r>
+        <w:rPr>
+          <w:rFonts w:ascii="Nirmala UI" w:hAnsi="Nirmala UI" w:cs="Nirmala UI"/>
+          <w:sz w:val="28"/>
+          <w:szCs w:val="28"/>
+        </w:rPr>
+        <w:t>উদাহরণে</w:t>
+      </w:r>
+      <w:proofErr w:type="spellEnd"/>
+      <w:r>
+        <w:rPr>
+          <w:sz w:val="28"/>
+          <w:szCs w:val="28"/>
+        </w:rPr>
+        <w:t xml:space="preserve"> Round Hill </w:t>
+      </w:r>
+      <w:proofErr w:type="spellStart"/>
+      <w:r>
+        <w:rPr>
+          <w:rFonts w:ascii="Nirmala UI" w:hAnsi="Nirmala UI" w:cs="Nirmala UI"/>
+          <w:sz w:val="28"/>
+          <w:szCs w:val="28"/>
+        </w:rPr>
+        <w:t>এবং</w:t>
+      </w:r>
+      <w:proofErr w:type="spellEnd"/>
+      <w:r>
+        <w:rPr>
+          <w:sz w:val="28"/>
+          <w:szCs w:val="28"/>
+        </w:rPr>
+        <w:t xml:space="preserve"> Brighton </w:t>
+      </w:r>
+      <w:proofErr w:type="spellStart"/>
+      <w:r>
+        <w:rPr>
+          <w:rFonts w:ascii="Nirmala UI" w:hAnsi="Nirmala UI" w:cs="Nirmala UI"/>
+          <w:sz w:val="28"/>
+          <w:szCs w:val="28"/>
+        </w:rPr>
+        <w:t>উভয়েরই</w:t>
+      </w:r>
+      <w:proofErr w:type="spellEnd"/>
+      <w:r>
+        <w:rPr>
+          <w:sz w:val="28"/>
+          <w:szCs w:val="28"/>
+        </w:rPr>
+        <w:t xml:space="preserve"> </w:t>
+      </w:r>
+      <w:proofErr w:type="spellStart"/>
+      <w:r>
+        <w:rPr>
+          <w:rFonts w:ascii="Nirmala UI" w:hAnsi="Nirmala UI" w:cs="Nirmala UI"/>
+          <w:sz w:val="28"/>
+          <w:szCs w:val="28"/>
+        </w:rPr>
+        <w:t>হ্যাশ</w:t>
+      </w:r>
+      <w:proofErr w:type="spellEnd"/>
+      <w:r>
+        <w:rPr>
+          <w:sz w:val="28"/>
+          <w:szCs w:val="28"/>
+        </w:rPr>
+        <w:t xml:space="preserve"> </w:t>
+      </w:r>
+      <w:proofErr w:type="spellStart"/>
+      <w:r>
+        <w:rPr>
+          <w:rFonts w:ascii="Nirmala UI" w:hAnsi="Nirmala UI" w:cs="Nirmala UI"/>
+          <w:sz w:val="28"/>
+          <w:szCs w:val="28"/>
+        </w:rPr>
+        <w:t>ভ্যালু</w:t>
+      </w:r>
+      <w:proofErr w:type="spellEnd"/>
+      <w:r>
+        <w:rPr>
+          <w:sz w:val="28"/>
+          <w:szCs w:val="28"/>
+        </w:rPr>
+        <w:t xml:space="preserve"> </w:t>
+      </w:r>
+      <w:r>
+        <w:rPr>
+          <w:rFonts w:ascii="Nirmala UI" w:hAnsi="Nirmala UI" w:cs="Nirmala UI"/>
+          <w:sz w:val="28"/>
+          <w:szCs w:val="28"/>
+        </w:rPr>
+        <w:t>৩</w:t>
+      </w:r>
+      <w:r>
+        <w:rPr>
+          <w:sz w:val="28"/>
+          <w:szCs w:val="28"/>
+        </w:rPr>
+        <w:t xml:space="preserve">), </w:t>
+      </w:r>
+      <w:proofErr w:type="spellStart"/>
+      <w:r>
+        <w:rPr>
+          <w:rFonts w:ascii="Nirmala UI" w:hAnsi="Nirmala UI" w:cs="Nirmala UI"/>
+          <w:sz w:val="28"/>
+          <w:szCs w:val="28"/>
+        </w:rPr>
+        <w:t>তখন</w:t>
+      </w:r>
+      <w:proofErr w:type="spellEnd"/>
+      <w:r>
+        <w:rPr>
+          <w:sz w:val="28"/>
+          <w:szCs w:val="28"/>
+        </w:rPr>
+        <w:t xml:space="preserve"> </w:t>
+      </w:r>
+      <w:proofErr w:type="spellStart"/>
+      <w:r>
+        <w:rPr>
+          <w:rFonts w:ascii="Nirmala UI" w:hAnsi="Nirmala UI" w:cs="Nirmala UI"/>
+          <w:sz w:val="28"/>
+          <w:szCs w:val="28"/>
+        </w:rPr>
+        <w:t>ওই</w:t>
+      </w:r>
+      <w:proofErr w:type="spellEnd"/>
+      <w:r>
+        <w:rPr>
+          <w:sz w:val="28"/>
+          <w:szCs w:val="28"/>
+        </w:rPr>
+        <w:t xml:space="preserve"> </w:t>
+      </w:r>
+      <w:proofErr w:type="spellStart"/>
+      <w:r>
+        <w:rPr>
+          <w:rFonts w:ascii="Nirmala UI" w:hAnsi="Nirmala UI" w:cs="Nirmala UI"/>
+          <w:sz w:val="28"/>
+          <w:szCs w:val="28"/>
+        </w:rPr>
+        <w:t>বাকেট</w:t>
+      </w:r>
+      <w:proofErr w:type="spellEnd"/>
+      <w:r>
+        <w:rPr>
+          <w:sz w:val="28"/>
+          <w:szCs w:val="28"/>
+        </w:rPr>
+        <w:t xml:space="preserve"> </w:t>
+      </w:r>
+      <w:proofErr w:type="spellStart"/>
+      <w:r>
+        <w:rPr>
+          <w:rFonts w:ascii="Nirmala UI" w:hAnsi="Nirmala UI" w:cs="Nirmala UI"/>
+          <w:sz w:val="28"/>
+          <w:szCs w:val="28"/>
+        </w:rPr>
+        <w:t>থেকে</w:t>
+      </w:r>
+      <w:proofErr w:type="spellEnd"/>
+      <w:r>
+        <w:rPr>
+          <w:sz w:val="28"/>
+          <w:szCs w:val="28"/>
+        </w:rPr>
+        <w:t xml:space="preserve"> </w:t>
+      </w:r>
+      <w:proofErr w:type="spellStart"/>
+      <w:r>
+        <w:rPr>
+          <w:rFonts w:ascii="Nirmala UI" w:hAnsi="Nirmala UI" w:cs="Nirmala UI"/>
+          <w:sz w:val="28"/>
+          <w:szCs w:val="28"/>
+        </w:rPr>
+        <w:t>নির্দিষ্ট</w:t>
+      </w:r>
+      <w:proofErr w:type="spellEnd"/>
+      <w:r>
+        <w:rPr>
+          <w:sz w:val="28"/>
+          <w:szCs w:val="28"/>
+        </w:rPr>
+        <w:t xml:space="preserve"> </w:t>
+      </w:r>
+      <w:proofErr w:type="spellStart"/>
+      <w:r>
+        <w:rPr>
+          <w:rFonts w:ascii="Nirmala UI" w:hAnsi="Nirmala UI" w:cs="Nirmala UI"/>
+          <w:sz w:val="28"/>
+          <w:szCs w:val="28"/>
+        </w:rPr>
+        <w:t>ডেটাটি</w:t>
+      </w:r>
+      <w:proofErr w:type="spellEnd"/>
+      <w:r>
+        <w:rPr>
+          <w:sz w:val="28"/>
+          <w:szCs w:val="28"/>
+        </w:rPr>
+        <w:t xml:space="preserve"> </w:t>
+      </w:r>
+      <w:proofErr w:type="spellStart"/>
+      <w:r>
+        <w:rPr>
+          <w:rFonts w:ascii="Nirmala UI" w:hAnsi="Nirmala UI" w:cs="Nirmala UI"/>
+          <w:sz w:val="28"/>
+          <w:szCs w:val="28"/>
+        </w:rPr>
+        <w:t>খুঁজে</w:t>
+      </w:r>
+      <w:proofErr w:type="spellEnd"/>
+      <w:r>
+        <w:rPr>
+          <w:sz w:val="28"/>
+          <w:szCs w:val="28"/>
+        </w:rPr>
+        <w:t xml:space="preserve"> </w:t>
+      </w:r>
+      <w:proofErr w:type="spellStart"/>
+      <w:r>
+        <w:rPr>
+          <w:rFonts w:ascii="Nirmala UI" w:hAnsi="Nirmala UI" w:cs="Nirmala UI"/>
+          <w:sz w:val="28"/>
+          <w:szCs w:val="28"/>
+        </w:rPr>
+        <w:t>পেতে</w:t>
+      </w:r>
+      <w:proofErr w:type="spellEnd"/>
+      <w:r>
+        <w:rPr>
+          <w:sz w:val="28"/>
+          <w:szCs w:val="28"/>
+        </w:rPr>
+        <w:t xml:space="preserve"> </w:t>
+      </w:r>
+      <w:proofErr w:type="spellStart"/>
+      <w:r>
+        <w:rPr>
+          <w:rFonts w:ascii="Nirmala UI" w:hAnsi="Nirmala UI" w:cs="Nirmala UI"/>
+          <w:sz w:val="28"/>
+          <w:szCs w:val="28"/>
+        </w:rPr>
+        <w:t>বাকেটের</w:t>
+      </w:r>
+      <w:proofErr w:type="spellEnd"/>
+      <w:r>
+        <w:rPr>
+          <w:sz w:val="28"/>
+          <w:szCs w:val="28"/>
+        </w:rPr>
+        <w:t xml:space="preserve"> </w:t>
+      </w:r>
+      <w:proofErr w:type="spellStart"/>
+      <w:r>
+        <w:rPr>
+          <w:rFonts w:ascii="Nirmala UI" w:hAnsi="Nirmala UI" w:cs="Nirmala UI"/>
+          <w:sz w:val="28"/>
+          <w:szCs w:val="28"/>
+        </w:rPr>
+        <w:t>ভেতরের</w:t>
+      </w:r>
+      <w:proofErr w:type="spellEnd"/>
+      <w:r>
+        <w:rPr>
+          <w:sz w:val="28"/>
+          <w:szCs w:val="28"/>
+        </w:rPr>
+        <w:t xml:space="preserve"> </w:t>
+      </w:r>
+      <w:proofErr w:type="spellStart"/>
+      <w:r>
+        <w:rPr>
+          <w:rFonts w:ascii="Nirmala UI" w:hAnsi="Nirmala UI" w:cs="Nirmala UI"/>
+          <w:sz w:val="28"/>
+          <w:szCs w:val="28"/>
+        </w:rPr>
+        <w:t>সবগুলো</w:t>
+      </w:r>
+      <w:proofErr w:type="spellEnd"/>
+      <w:r>
+        <w:rPr>
+          <w:sz w:val="28"/>
+          <w:szCs w:val="28"/>
+        </w:rPr>
+        <w:t xml:space="preserve"> </w:t>
+      </w:r>
+      <w:proofErr w:type="spellStart"/>
+      <w:r>
+        <w:rPr>
+          <w:rFonts w:ascii="Nirmala UI" w:hAnsi="Nirmala UI" w:cs="Nirmala UI"/>
+          <w:sz w:val="28"/>
+          <w:szCs w:val="28"/>
+        </w:rPr>
+        <w:t>রেকর্ড</w:t>
+      </w:r>
+      <w:proofErr w:type="spellEnd"/>
+      <w:r>
+        <w:rPr>
+          <w:sz w:val="28"/>
+          <w:szCs w:val="28"/>
+        </w:rPr>
+        <w:t xml:space="preserve"> </w:t>
+      </w:r>
+      <w:proofErr w:type="spellStart"/>
+      <w:r>
+        <w:rPr>
+          <w:rFonts w:ascii="Nirmala UI" w:hAnsi="Nirmala UI" w:cs="Nirmala UI"/>
+          <w:sz w:val="28"/>
+          <w:szCs w:val="28"/>
+        </w:rPr>
+        <w:t>একে</w:t>
+      </w:r>
+      <w:proofErr w:type="spellEnd"/>
+      <w:r>
+        <w:rPr>
+          <w:sz w:val="28"/>
+          <w:szCs w:val="28"/>
+        </w:rPr>
+        <w:t xml:space="preserve"> </w:t>
+      </w:r>
+      <w:proofErr w:type="spellStart"/>
+      <w:r>
+        <w:rPr>
+          <w:rFonts w:ascii="Nirmala UI" w:hAnsi="Nirmala UI" w:cs="Nirmala UI"/>
+          <w:sz w:val="28"/>
+          <w:szCs w:val="28"/>
+        </w:rPr>
+        <w:t>একে</w:t>
+      </w:r>
+      <w:proofErr w:type="spellEnd"/>
+      <w:r>
+        <w:rPr>
+          <w:sz w:val="28"/>
+          <w:szCs w:val="28"/>
+        </w:rPr>
+        <w:t xml:space="preserve"> </w:t>
+      </w:r>
+      <w:proofErr w:type="spellStart"/>
+      <w:r>
+        <w:rPr>
+          <w:rFonts w:ascii="Nirmala UI" w:hAnsi="Nirmala UI" w:cs="Nirmala UI"/>
+          <w:sz w:val="28"/>
+          <w:szCs w:val="28"/>
+        </w:rPr>
+        <w:t>চেক</w:t>
+      </w:r>
+      <w:proofErr w:type="spellEnd"/>
+      <w:r>
+        <w:rPr>
+          <w:sz w:val="28"/>
+          <w:szCs w:val="28"/>
+        </w:rPr>
+        <w:t xml:space="preserve"> </w:t>
+      </w:r>
+      <w:proofErr w:type="spellStart"/>
+      <w:r>
+        <w:rPr>
+          <w:rFonts w:ascii="Nirmala UI" w:hAnsi="Nirmala UI" w:cs="Nirmala UI"/>
+          <w:sz w:val="28"/>
+          <w:szCs w:val="28"/>
+        </w:rPr>
+        <w:t>করতে</w:t>
+      </w:r>
+      <w:proofErr w:type="spellEnd"/>
+      <w:r>
+        <w:rPr>
+          <w:sz w:val="28"/>
+          <w:szCs w:val="28"/>
+        </w:rPr>
+        <w:t xml:space="preserve"> </w:t>
+      </w:r>
+      <w:proofErr w:type="spellStart"/>
+      <w:r>
+        <w:rPr>
+          <w:rFonts w:ascii="Nirmala UI" w:hAnsi="Nirmala UI" w:cs="Nirmala UI"/>
+          <w:sz w:val="28"/>
+          <w:szCs w:val="28"/>
+        </w:rPr>
+        <w:t>হয়</w:t>
+      </w:r>
+      <w:proofErr w:type="spellEnd"/>
+      <w:r>
+        <w:rPr>
+          <w:sz w:val="28"/>
+          <w:szCs w:val="28"/>
+        </w:rPr>
+        <w:t xml:space="preserve">, </w:t>
+      </w:r>
+      <w:proofErr w:type="spellStart"/>
+      <w:r>
+        <w:rPr>
+          <w:rFonts w:ascii="Nirmala UI" w:hAnsi="Nirmala UI" w:cs="Nirmala UI"/>
+          <w:sz w:val="28"/>
+          <w:szCs w:val="28"/>
+        </w:rPr>
+        <w:t>যা</w:t>
+      </w:r>
+      <w:proofErr w:type="spellEnd"/>
+      <w:r>
+        <w:rPr>
+          <w:sz w:val="28"/>
+          <w:szCs w:val="28"/>
+        </w:rPr>
+        <w:t xml:space="preserve"> </w:t>
+      </w:r>
+      <w:proofErr w:type="spellStart"/>
+      <w:r>
+        <w:rPr>
+          <w:rFonts w:ascii="Nirmala UI" w:hAnsi="Nirmala UI" w:cs="Nirmala UI"/>
+          <w:sz w:val="28"/>
+          <w:szCs w:val="28"/>
+        </w:rPr>
+        <w:t>বেশ</w:t>
+      </w:r>
+      <w:proofErr w:type="spellEnd"/>
+      <w:r>
+        <w:rPr>
+          <w:sz w:val="28"/>
+          <w:szCs w:val="28"/>
+        </w:rPr>
+        <w:t xml:space="preserve"> </w:t>
+      </w:r>
+      <w:proofErr w:type="spellStart"/>
+      <w:r>
+        <w:rPr>
+          <w:rFonts w:ascii="Nirmala UI" w:hAnsi="Nirmala UI" w:cs="Nirmala UI"/>
+          <w:sz w:val="28"/>
+          <w:szCs w:val="28"/>
+        </w:rPr>
+        <w:t>সময়সাপেক্ষ</w:t>
+      </w:r>
+      <w:proofErr w:type="spellEnd"/>
+      <w:r>
+        <w:rPr>
+          <w:rFonts w:ascii="Nirmala UI" w:hAnsi="Nirmala UI" w:cs="Nirmala UI"/>
+          <w:sz w:val="28"/>
+          <w:szCs w:val="28"/>
+        </w:rPr>
+        <w:t>।</w:t>
+      </w:r>
+    </w:p>
+    <w:p>
+      <w:pPr>
+        <w:pStyle w:val="Heading3"/>
+        <w:rPr>
+          <w:sz w:val="28"/>
+          <w:szCs w:val="28"/>
+        </w:rPr>
+      </w:pPr>
+      <w:r>
+        <w:rPr>
+          <w:sz w:val="28"/>
+          <w:szCs w:val="28"/>
+        </w:rPr>
+        <w:br/>
+      </w:r>
+      <w:r>
+        <w:rPr>
+          <w:color w:val="FF0000"/>
+          <w:sz w:val="28"/>
+          <w:szCs w:val="28"/>
+        </w:rPr>
+        <w:t>Hash File Organization</w:t>
+      </w:r>
+    </w:p>
+    <w:p>
+      <w:pPr>
+        <w:pStyle w:val="NormalWeb"/>
+        <w:numPr>
+          <w:ilvl w:val="0"/>
+          <w:numId w:val="43"/>
+        </w:numPr>
+        <w:rPr>
+          <w:sz w:val="28"/>
+          <w:szCs w:val="28"/>
+        </w:rPr>
+      </w:pPr>
+      <w:r>
+        <w:rPr>
+          <w:sz w:val="28"/>
+          <w:szCs w:val="28"/>
+        </w:rPr>
+        <w:t xml:space="preserve">Unlike sequential file organization, hash file organization allows us to avoid accessing an index structure to locate data. </w:t>
+      </w:r>
+    </w:p>
+    <w:p>
+      <w:pPr>
+        <w:pStyle w:val="NormalWeb"/>
+        <w:numPr>
+          <w:ilvl w:val="0"/>
+          <w:numId w:val="43"/>
+        </w:numPr>
+        <w:rPr>
+          <w:sz w:val="28"/>
+          <w:szCs w:val="28"/>
+        </w:rPr>
+      </w:pPr>
+      <w:r>
+        <w:rPr>
+          <w:sz w:val="28"/>
+          <w:szCs w:val="28"/>
+        </w:rPr>
+        <w:t xml:space="preserve">It finds the address of a disk block (called a bucket) directly by computing a mathematical function, known as a hash function, on the search-key value of the desired record. </w:t>
+      </w:r>
+    </w:p>
+    <w:p>
+      <w:pPr>
+        <w:pStyle w:val="NormalWeb"/>
+        <w:numPr>
+          <w:ilvl w:val="0"/>
+          <w:numId w:val="43"/>
+        </w:numPr>
+        <w:rPr>
+          <w:sz w:val="28"/>
+          <w:szCs w:val="28"/>
+        </w:rPr>
+      </w:pPr>
+      <w:r>
+        <w:rPr>
+          <w:sz w:val="28"/>
+          <w:szCs w:val="28"/>
+        </w:rPr>
+        <w:t xml:space="preserve">Let </w:t>
+      </w:r>
+      <w:r>
+        <w:rPr>
+          <w:rStyle w:val="math-inline"/>
+          <w:sz w:val="28"/>
+          <w:szCs w:val="28"/>
+        </w:rPr>
+        <w:t>$K$</w:t>
+      </w:r>
+      <w:r>
+        <w:rPr>
+          <w:sz w:val="28"/>
+          <w:szCs w:val="28"/>
+        </w:rPr>
+        <w:t xml:space="preserve"> denote the set of all search-key values, and </w:t>
+      </w:r>
+      <w:r>
+        <w:rPr>
+          <w:rStyle w:val="math-inline"/>
+          <w:sz w:val="28"/>
+          <w:szCs w:val="28"/>
+        </w:rPr>
+        <w:t>$B$</w:t>
+      </w:r>
+      <w:r>
+        <w:rPr>
+          <w:sz w:val="28"/>
+          <w:szCs w:val="28"/>
+        </w:rPr>
+        <w:t xml:space="preserve"> denote the set of all bucket addresses. A hash function </w:t>
+      </w:r>
+      <w:r>
+        <w:rPr>
+          <w:rStyle w:val="math-inline"/>
+          <w:sz w:val="28"/>
+          <w:szCs w:val="28"/>
+        </w:rPr>
+        <w:t>$h$</w:t>
+      </w:r>
+      <w:r>
+        <w:rPr>
+          <w:sz w:val="28"/>
+          <w:szCs w:val="28"/>
+        </w:rPr>
+        <w:t xml:space="preserve"> is a function from </w:t>
+      </w:r>
+      <w:r>
+        <w:rPr>
+          <w:rStyle w:val="math-inline"/>
+          <w:sz w:val="28"/>
+          <w:szCs w:val="28"/>
+        </w:rPr>
+        <w:t>$K$</w:t>
+      </w:r>
+      <w:r>
+        <w:rPr>
+          <w:sz w:val="28"/>
+          <w:szCs w:val="28"/>
+        </w:rPr>
+        <w:t xml:space="preserve"> to </w:t>
+      </w:r>
+      <w:r>
+        <w:rPr>
+          <w:rStyle w:val="math-inline"/>
+          <w:sz w:val="28"/>
+          <w:szCs w:val="28"/>
+        </w:rPr>
+        <w:t>$B$</w:t>
+      </w:r>
+      <w:r>
+        <w:rPr>
+          <w:sz w:val="28"/>
+          <w:szCs w:val="28"/>
+        </w:rPr>
+        <w:t xml:space="preserve">. </w:t>
+      </w:r>
+    </w:p>
+    <w:p>
+      <w:pPr>
+        <w:pStyle w:val="NormalWeb"/>
+        <w:numPr>
+          <w:ilvl w:val="0"/>
+          <w:numId w:val="43"/>
+        </w:numPr>
+        <w:rPr>
+          <w:sz w:val="28"/>
+          <w:szCs w:val="28"/>
+        </w:rPr>
+      </w:pPr>
+      <w:r>
+        <w:rPr>
+          <w:sz w:val="28"/>
+          <w:szCs w:val="28"/>
+        </w:rPr>
+        <w:t xml:space="preserve">To insert a record with search key </w:t>
+      </w:r>
+      <w:r>
+        <w:rPr>
+          <w:rStyle w:val="math-inline"/>
+          <w:sz w:val="28"/>
+          <w:szCs w:val="28"/>
+        </w:rPr>
+        <w:t>$</w:t>
+      </w:r>
+      <w:proofErr w:type="spellStart"/>
+      <w:r>
+        <w:rPr>
+          <w:rStyle w:val="math-inline"/>
+          <w:sz w:val="28"/>
+          <w:szCs w:val="28"/>
+        </w:rPr>
+        <w:t>K_i</w:t>
+      </w:r>
+      <w:proofErr w:type="spellEnd"/>
+      <w:r>
+        <w:rPr>
+          <w:rStyle w:val="math-inline"/>
+          <w:sz w:val="28"/>
+          <w:szCs w:val="28"/>
+        </w:rPr>
+        <w:t>$</w:t>
+      </w:r>
+      <w:r>
+        <w:rPr>
+          <w:sz w:val="28"/>
+          <w:szCs w:val="28"/>
+        </w:rPr>
+        <w:t xml:space="preserve">, we compute </w:t>
+      </w:r>
+      <w:r>
+        <w:rPr>
+          <w:rStyle w:val="math-inline"/>
+          <w:sz w:val="28"/>
+          <w:szCs w:val="28"/>
+        </w:rPr>
+        <w:t>$h(</w:t>
+      </w:r>
+      <w:proofErr w:type="spellStart"/>
+      <w:r>
+        <w:rPr>
+          <w:rStyle w:val="math-inline"/>
+          <w:sz w:val="28"/>
+          <w:szCs w:val="28"/>
+        </w:rPr>
+        <w:t>K_</w:t>
+      </w:r>
+      <w:proofErr w:type="gramStart"/>
+      <w:r>
+        <w:rPr>
+          <w:rStyle w:val="math-inline"/>
+          <w:sz w:val="28"/>
+          <w:szCs w:val="28"/>
+        </w:rPr>
+        <w:t>i</w:t>
+      </w:r>
+      <w:proofErr w:type="spellEnd"/>
+      <w:r>
+        <w:rPr>
+          <w:rStyle w:val="math-inline"/>
+          <w:sz w:val="28"/>
+          <w:szCs w:val="28"/>
+        </w:rPr>
+        <w:t>)$</w:t>
+      </w:r>
+      <w:proofErr w:type="gramEnd"/>
+      <w:r>
+        <w:rPr>
+          <w:sz w:val="28"/>
+          <w:szCs w:val="28"/>
+        </w:rPr>
+        <w:t xml:space="preserve">, which directly gives the bucket address where the record will be stored. </w:t>
+      </w:r>
+    </w:p>
+    <w:p>
+      <w:pPr>
+        <w:pStyle w:val="NormalWeb"/>
+        <w:rPr>
+          <w:sz w:val="28"/>
+          <w:szCs w:val="28"/>
+        </w:rPr>
+      </w:pPr>
+      <w:r>
+        <w:rPr>
+          <w:b/>
+          <w:bCs/>
+          <w:sz w:val="28"/>
+          <w:szCs w:val="28"/>
+        </w:rPr>
+        <w:t>A Practical Example</w:t>
+      </w:r>
+    </w:p>
+    <w:p>
+      <w:pPr>
+        <w:pStyle w:val="NormalWeb"/>
+        <w:numPr>
+          <w:ilvl w:val="0"/>
+          <w:numId w:val="44"/>
+        </w:numPr>
+        <w:rPr>
+          <w:sz w:val="28"/>
+          <w:szCs w:val="28"/>
+        </w:rPr>
+      </w:pPr>
+      <w:r>
+        <w:rPr>
+          <w:sz w:val="28"/>
+          <w:szCs w:val="28"/>
+        </w:rPr>
+        <w:t xml:space="preserve">Suppose we consider 10 buckets for an account file. </w:t>
+      </w:r>
+    </w:p>
+    <w:p>
+      <w:pPr>
+        <w:pStyle w:val="NormalWeb"/>
+        <w:numPr>
+          <w:ilvl w:val="0"/>
+          <w:numId w:val="44"/>
+        </w:numPr>
+        <w:rPr>
+          <w:sz w:val="28"/>
+          <w:szCs w:val="28"/>
+        </w:rPr>
+      </w:pPr>
+      <w:r>
+        <w:rPr>
+          <w:sz w:val="28"/>
+          <w:szCs w:val="28"/>
+        </w:rPr>
+        <w:lastRenderedPageBreak/>
+        <w:t xml:space="preserve">We define a hash function that computes the sum of the binary representations of the characters of a key, and then returns the sum modulo the number of buckets. </w:t>
+      </w:r>
+    </w:p>
+    <w:p>
+      <w:pPr>
+        <w:pStyle w:val="NormalWeb"/>
+        <w:numPr>
+          <w:ilvl w:val="0"/>
+          <w:numId w:val="44"/>
+        </w:numPr>
+        <w:rPr>
+          <w:sz w:val="28"/>
+          <w:szCs w:val="28"/>
+        </w:rPr>
+      </w:pPr>
+      <w:r>
+        <w:rPr>
+          <w:sz w:val="28"/>
+          <w:szCs w:val="28"/>
+        </w:rPr>
+        <w:t>Based on this function:</w:t>
+      </w:r>
+    </w:p>
+    <w:p>
+      <w:pPr>
+        <w:pStyle w:val="NormalWeb"/>
+        <w:numPr>
+          <w:ilvl w:val="1"/>
+          <w:numId w:val="44"/>
+        </w:numPr>
+        <w:rPr>
+          <w:sz w:val="28"/>
+          <w:szCs w:val="28"/>
+        </w:rPr>
+      </w:pPr>
+      <w:r>
+        <w:rPr>
+          <w:sz w:val="28"/>
+          <w:szCs w:val="28"/>
+        </w:rPr>
+        <w:t>For branch name '</w:t>
+      </w:r>
+      <w:proofErr w:type="spellStart"/>
+      <w:r>
+        <w:rPr>
+          <w:sz w:val="28"/>
+          <w:szCs w:val="28"/>
+        </w:rPr>
+        <w:t>Perryridge</w:t>
+      </w:r>
+      <w:proofErr w:type="spellEnd"/>
+      <w:r>
+        <w:rPr>
+          <w:sz w:val="28"/>
+          <w:szCs w:val="28"/>
+        </w:rPr>
+        <w:t xml:space="preserve">': Bucket no = </w:t>
+      </w:r>
+      <w:r>
+        <w:rPr>
+          <w:rStyle w:val="math-inline"/>
+          <w:sz w:val="28"/>
+          <w:szCs w:val="28"/>
+        </w:rPr>
+        <w:t>$h(\text{</w:t>
+      </w:r>
+      <w:proofErr w:type="spellStart"/>
+      <w:r>
+        <w:rPr>
+          <w:rStyle w:val="math-inline"/>
+          <w:sz w:val="28"/>
+          <w:szCs w:val="28"/>
+        </w:rPr>
+        <w:t>Perryridge</w:t>
+      </w:r>
+      <w:proofErr w:type="spellEnd"/>
+      <w:r>
+        <w:rPr>
+          <w:rStyle w:val="math-inline"/>
+          <w:sz w:val="28"/>
+          <w:szCs w:val="28"/>
+        </w:rPr>
+        <w:t>}) = 5$</w:t>
+      </w:r>
+      <w:r>
+        <w:rPr>
+          <w:sz w:val="28"/>
+          <w:szCs w:val="28"/>
+        </w:rPr>
+        <w:t xml:space="preserve">. </w:t>
+      </w:r>
+    </w:p>
+    <w:p>
+      <w:pPr>
+        <w:pStyle w:val="NormalWeb"/>
+        <w:numPr>
+          <w:ilvl w:val="1"/>
+          <w:numId w:val="44"/>
+        </w:numPr>
+        <w:rPr>
+          <w:sz w:val="28"/>
+          <w:szCs w:val="28"/>
+        </w:rPr>
+      </w:pPr>
+      <w:r>
+        <w:rPr>
+          <w:sz w:val="28"/>
+          <w:szCs w:val="28"/>
+        </w:rPr>
+        <w:t xml:space="preserve">For branch name 'Round Hill': Bucket no = </w:t>
+      </w:r>
+      <w:r>
+        <w:rPr>
+          <w:rStyle w:val="math-inline"/>
+          <w:sz w:val="28"/>
+          <w:szCs w:val="28"/>
+        </w:rPr>
+        <w:t>$</w:t>
+      </w:r>
+      <w:proofErr w:type="gramStart"/>
+      <w:r>
+        <w:rPr>
+          <w:rStyle w:val="math-inline"/>
+          <w:sz w:val="28"/>
+          <w:szCs w:val="28"/>
+        </w:rPr>
+        <w:t>h(</w:t>
+      </w:r>
+      <w:proofErr w:type="gramEnd"/>
+      <w:r>
+        <w:rPr>
+          <w:rStyle w:val="math-inline"/>
+          <w:sz w:val="28"/>
+          <w:szCs w:val="28"/>
+        </w:rPr>
+        <w:t>\text{Round Hill}) = 3$</w:t>
+      </w:r>
+      <w:r>
+        <w:rPr>
+          <w:sz w:val="28"/>
+          <w:szCs w:val="28"/>
+        </w:rPr>
+        <w:t xml:space="preserve">. </w:t>
+      </w:r>
+    </w:p>
+    <w:p>
+      <w:pPr>
+        <w:pStyle w:val="NormalWeb"/>
+        <w:numPr>
+          <w:ilvl w:val="1"/>
+          <w:numId w:val="44"/>
+        </w:numPr>
+        <w:rPr>
+          <w:sz w:val="28"/>
+          <w:szCs w:val="28"/>
+        </w:rPr>
+      </w:pPr>
+      <w:r>
+        <w:rPr>
+          <w:sz w:val="28"/>
+          <w:szCs w:val="28"/>
+        </w:rPr>
+        <w:t xml:space="preserve">For branch name 'Brighton': Bucket no = </w:t>
+      </w:r>
+      <w:r>
+        <w:rPr>
+          <w:rStyle w:val="math-inline"/>
+          <w:sz w:val="28"/>
+          <w:szCs w:val="28"/>
+        </w:rPr>
+        <w:t>$h(\text{Brighton}) = 3$</w:t>
+      </w:r>
+      <w:r>
+        <w:rPr>
+          <w:sz w:val="28"/>
+          <w:szCs w:val="28"/>
+        </w:rPr>
+        <w:t xml:space="preserve">. </w:t>
+      </w:r>
+    </w:p>
+    <w:p>
+      <w:pPr>
+        <w:pStyle w:val="NormalWeb"/>
+        <w:rPr>
+          <w:sz w:val="28"/>
+          <w:szCs w:val="28"/>
+        </w:rPr>
+      </w:pPr>
+      <w:r>
+        <w:rPr>
+          <w:b/>
+          <w:bCs/>
+          <w:sz w:val="28"/>
+          <w:szCs w:val="28"/>
+        </w:rPr>
+        <w:t>Advantages</w:t>
+      </w:r>
+    </w:p>
+    <w:p>
+      <w:pPr>
+        <w:pStyle w:val="NormalWeb"/>
+        <w:numPr>
+          <w:ilvl w:val="0"/>
+          <w:numId w:val="45"/>
+        </w:numPr>
+        <w:rPr>
+          <w:sz w:val="28"/>
+          <w:szCs w:val="28"/>
+        </w:rPr>
+      </w:pPr>
+      <w:r>
+        <w:rPr>
+          <w:b/>
+          <w:bCs/>
+          <w:sz w:val="28"/>
+          <w:szCs w:val="28"/>
+        </w:rPr>
+        <w:t>No Index Structure Required:</w:t>
+      </w:r>
+      <w:r>
+        <w:rPr>
+          <w:sz w:val="28"/>
+          <w:szCs w:val="28"/>
+        </w:rPr>
+        <w:t xml:space="preserve"> It allows the system to avoid maintaining and searching through a separate index structure to locate data. </w:t>
+      </w:r>
+    </w:p>
+    <w:p>
+      <w:pPr>
+        <w:pStyle w:val="NormalWeb"/>
+        <w:numPr>
+          <w:ilvl w:val="0"/>
+          <w:numId w:val="45"/>
+        </w:numPr>
+        <w:rPr>
+          <w:sz w:val="28"/>
+          <w:szCs w:val="28"/>
+        </w:rPr>
+      </w:pPr>
+      <w:r>
+        <w:rPr>
+          <w:b/>
+          <w:bCs/>
+          <w:sz w:val="28"/>
+          <w:szCs w:val="28"/>
+        </w:rPr>
+        <w:t>Direct Access:</w:t>
+      </w:r>
+      <w:r>
+        <w:rPr>
+          <w:sz w:val="28"/>
+          <w:szCs w:val="28"/>
+        </w:rPr>
+        <w:t xml:space="preserve"> We can find the exact address of a data item directly just by computing a function on its search-key value. </w:t>
+      </w:r>
+    </w:p>
+    <w:p>
+      <w:pPr>
+        <w:pStyle w:val="NormalWeb"/>
+        <w:rPr>
+          <w:sz w:val="28"/>
+          <w:szCs w:val="28"/>
+        </w:rPr>
+      </w:pPr>
+      <w:r>
+        <w:rPr>
+          <w:b/>
+          <w:bCs/>
+          <w:sz w:val="28"/>
+          <w:szCs w:val="28"/>
+        </w:rPr>
+        <w:t>Disadvantages &amp; Challenges</w:t>
+      </w:r>
+    </w:p>
+    <w:p>
+      <w:pPr>
+        <w:pStyle w:val="NormalWeb"/>
+        <w:numPr>
+          <w:ilvl w:val="0"/>
+          <w:numId w:val="46"/>
+        </w:numPr>
+        <w:rPr>
+          <w:sz w:val="28"/>
+          <w:szCs w:val="28"/>
+        </w:rPr>
+      </w:pPr>
+      <w:r>
+        <w:rPr>
+          <w:b/>
+          <w:bCs/>
+          <w:sz w:val="28"/>
+          <w:szCs w:val="28"/>
+        </w:rPr>
+        <w:t>Bucket Overflow:</w:t>
+      </w:r>
+      <w:r>
+        <w:rPr>
+          <w:sz w:val="28"/>
+          <w:szCs w:val="28"/>
+        </w:rPr>
+        <w:t xml:space="preserve"> If a record must be inserted but the bucket does not have enough space, a bucket overflow is said to occur. This happens mainly for two reasons: </w:t>
+      </w:r>
+    </w:p>
+    <w:p>
+      <w:pPr>
+        <w:pStyle w:val="NormalWeb"/>
+        <w:numPr>
+          <w:ilvl w:val="1"/>
+          <w:numId w:val="46"/>
+        </w:numPr>
+        <w:rPr>
+          <w:sz w:val="28"/>
+          <w:szCs w:val="28"/>
+        </w:rPr>
+      </w:pPr>
+      <w:r>
+        <w:rPr>
+          <w:b/>
+          <w:bCs/>
+          <w:sz w:val="28"/>
+          <w:szCs w:val="28"/>
+        </w:rPr>
+        <w:t>Insufficient Buckets:</w:t>
+      </w:r>
+      <w:r>
+        <w:rPr>
+          <w:sz w:val="28"/>
+          <w:szCs w:val="28"/>
+        </w:rPr>
+        <w:t xml:space="preserve"> The total number of buckets is not enough to hold all the inserted records. </w:t>
+      </w:r>
+    </w:p>
+    <w:p>
+      <w:pPr>
+        <w:pStyle w:val="NormalWeb"/>
+        <w:numPr>
+          <w:ilvl w:val="1"/>
+          <w:numId w:val="46"/>
+        </w:numPr>
+        <w:rPr>
+          <w:sz w:val="28"/>
+          <w:szCs w:val="28"/>
+        </w:rPr>
+      </w:pPr>
+      <w:r>
+        <w:rPr>
+          <w:b/>
+          <w:bCs/>
+          <w:sz w:val="28"/>
+          <w:szCs w:val="28"/>
+        </w:rPr>
+        <w:t>Bucket Skew:</w:t>
+      </w:r>
+      <w:r>
+        <w:rPr>
+          <w:sz w:val="28"/>
+          <w:szCs w:val="28"/>
+        </w:rPr>
+        <w:t xml:space="preserve"> Some buckets are assigned more records than others, causing them to overflow even when other buckets still have space. Skew can occur if multiple records have the same search key, or if the chosen hash function results in a non-uniform distribution of search keys. </w:t>
+      </w:r>
+    </w:p>
+    <w:p>
+      <w:pPr>
+        <w:pStyle w:val="NormalWeb"/>
+        <w:numPr>
+          <w:ilvl w:val="0"/>
+          <w:numId w:val="46"/>
+        </w:numPr>
+        <w:rPr>
+          <w:sz w:val="28"/>
+          <w:szCs w:val="28"/>
+        </w:rPr>
+      </w:pPr>
+      <w:r>
+        <w:rPr>
+          <w:b/>
+          <w:bCs/>
+          <w:sz w:val="28"/>
+          <w:szCs w:val="28"/>
+        </w:rPr>
+        <w:t>Lookup Overhead (Collisions):</w:t>
+      </w:r>
+      <w:r>
+        <w:rPr>
+          <w:sz w:val="28"/>
+          <w:szCs w:val="28"/>
+        </w:rPr>
+        <w:t xml:space="preserve"> If two different search keys (e.g., 'Round Hill' and 'Brighton') have the same hash value (e.g., 3), the bucket will contain records for both keys. Thus, during a lookup, the system has to check the search-key value of every record inside that bucket to verify it is the correct one.</w:t>
+      </w:r>
+    </w:p>
+    <w:p>
+      <w:pPr>
+        <w:rPr>
+          <w:sz w:val="28"/>
+          <w:szCs w:val="28"/>
+        </w:rPr>
+      </w:pPr>
+    </w:p>
+    <w:p>
+      <w:pPr>
+        <w:pStyle w:val="NormalWeb"/>
+        <w:numPr>
+          <w:ilvl w:val="0"/>
+          <w:numId w:val="21"/>
+        </w:numPr>
+        <w:rPr>
+          <w:b/>
+          <w:color w:val="FF0000"/>
+          <w:sz w:val="28"/>
+          <w:szCs w:val="28"/>
+        </w:rPr>
+      </w:pPr>
+      <w:r>
+        <w:rPr>
+          <w:b/>
+          <w:color w:val="FF0000"/>
+          <w:sz w:val="28"/>
+          <w:szCs w:val="28"/>
+        </w:rPr>
+        <w:t>Why bucket overflow. Handing of bucket overflows</w:t>
+      </w:r>
+      <w:r>
+        <w:rPr>
+          <w:b/>
+          <w:color w:val="FF0000"/>
+          <w:sz w:val="28"/>
+          <w:szCs w:val="28"/>
+        </w:rPr>
+        <w:t>?</w:t>
+      </w:r>
+      <w:r>
+        <w:rPr>
+          <w:b/>
+          <w:color w:val="FF0000"/>
+          <w:sz w:val="28"/>
+          <w:szCs w:val="28"/>
+        </w:rPr>
+        <w:t xml:space="preserve"> (Slide-65)</w:t>
+      </w:r>
+    </w:p>
+    <w:p>
+      <w:pPr>
+        <w:pStyle w:val="Heading3"/>
+        <w:rPr>
+          <w:sz w:val="28"/>
+          <w:szCs w:val="28"/>
+        </w:rPr>
+      </w:pPr>
+      <w:r>
+        <w:rPr>
+          <w:sz w:val="28"/>
+          <w:szCs w:val="28"/>
+        </w:rPr>
+        <w:t>Why Bucket Overflow Occurs</w:t>
+      </w:r>
+    </w:p>
+    <w:p>
+      <w:pPr>
+        <w:pStyle w:val="NormalWeb"/>
+        <w:rPr>
+          <w:sz w:val="28"/>
+          <w:szCs w:val="28"/>
+        </w:rPr>
+      </w:pPr>
+      <w:r>
+        <w:rPr>
+          <w:sz w:val="28"/>
+          <w:szCs w:val="28"/>
+        </w:rPr>
+        <w:lastRenderedPageBreak/>
+        <w:t> In case of insertion, if the bucket does not have enough space, a bucket</w:t>
+      </w:r>
+      <w:r>
+        <w:rPr>
+          <w:sz w:val="28"/>
+          <w:szCs w:val="28"/>
+        </w:rPr>
+        <w:t xml:space="preserve"> </w:t>
+      </w:r>
+      <w:r>
+        <w:rPr>
+          <w:sz w:val="28"/>
+          <w:szCs w:val="28"/>
+        </w:rPr>
+        <w:t>overflow is said to occur. Bucket overflow can occur mainly for two</w:t>
+      </w:r>
+      <w:r>
+        <w:rPr>
+          <w:sz w:val="28"/>
+          <w:szCs w:val="28"/>
+        </w:rPr>
+        <w:t xml:space="preserve"> </w:t>
+      </w:r>
+      <w:r>
+        <w:rPr>
+          <w:sz w:val="28"/>
+          <w:szCs w:val="28"/>
+        </w:rPr>
+        <w:t>reasons:</w:t>
+      </w:r>
+    </w:p>
+    <w:p>
+      <w:pPr>
+        <w:pStyle w:val="NormalWeb"/>
+        <w:rPr>
+          <w:sz w:val="28"/>
+          <w:szCs w:val="28"/>
+        </w:rPr>
+      </w:pPr>
+      <w:r>
+        <w:rPr>
+          <w:sz w:val="28"/>
+          <w:szCs w:val="28"/>
+        </w:rPr>
+        <w:t xml:space="preserve"> </w:t>
+      </w:r>
+      <w:r>
+        <w:rPr>
+          <w:b/>
+          <w:color w:val="FF0000"/>
+          <w:sz w:val="28"/>
+          <w:szCs w:val="28"/>
+        </w:rPr>
+        <w:t>Insufficient buckets</w:t>
+      </w:r>
+      <w:r>
+        <w:rPr>
+          <w:b/>
+          <w:color w:val="FF0000"/>
+          <w:sz w:val="28"/>
+          <w:szCs w:val="28"/>
+        </w:rPr>
+        <w:t>:</w:t>
+      </w:r>
+      <w:r>
+        <w:rPr>
+          <w:color w:val="FF0000"/>
+          <w:sz w:val="28"/>
+          <w:szCs w:val="28"/>
+        </w:rPr>
+        <w:t xml:space="preserve"> </w:t>
+      </w:r>
+      <w:r>
+        <w:rPr>
+          <w:sz w:val="28"/>
+          <w:szCs w:val="28"/>
+        </w:rPr>
+        <w:t xml:space="preserve">The number of buckets </w:t>
+      </w:r>
+      <w:proofErr w:type="spellStart"/>
+      <w:r>
+        <w:rPr>
+          <w:sz w:val="28"/>
+          <w:szCs w:val="28"/>
+        </w:rPr>
+        <w:t>n</w:t>
+      </w:r>
+      <w:r>
+        <w:rPr>
+          <w:sz w:val="28"/>
+          <w:szCs w:val="28"/>
+          <w:vertAlign w:val="subscript"/>
+        </w:rPr>
+        <w:t>B</w:t>
+      </w:r>
+      <w:proofErr w:type="spellEnd"/>
+      <w:r>
+        <w:rPr>
+          <w:sz w:val="28"/>
+          <w:szCs w:val="28"/>
+        </w:rPr>
+        <w:t xml:space="preserve"> must be chosen such</w:t>
+      </w:r>
+      <w:r>
+        <w:rPr>
+          <w:sz w:val="28"/>
+          <w:szCs w:val="28"/>
+        </w:rPr>
+        <w:t xml:space="preserve"> </w:t>
+      </w:r>
+      <w:r>
+        <w:rPr>
+          <w:sz w:val="28"/>
+          <w:szCs w:val="28"/>
+        </w:rPr>
+        <w:t xml:space="preserve">that </w:t>
+      </w:r>
+      <w:proofErr w:type="spellStart"/>
+      <w:r>
+        <w:rPr>
+          <w:sz w:val="28"/>
+          <w:szCs w:val="28"/>
+        </w:rPr>
+        <w:t>n</w:t>
+      </w:r>
+      <w:r>
+        <w:rPr>
+          <w:sz w:val="28"/>
+          <w:szCs w:val="28"/>
+          <w:vertAlign w:val="subscript"/>
+        </w:rPr>
+        <w:t>B</w:t>
+      </w:r>
+      <w:proofErr w:type="spellEnd"/>
+      <w:r>
+        <w:rPr>
+          <w:sz w:val="28"/>
+          <w:szCs w:val="28"/>
+        </w:rPr>
+        <w:t xml:space="preserve"> &gt; </w:t>
+      </w:r>
+      <w:proofErr w:type="spellStart"/>
+      <w:r>
+        <w:rPr>
+          <w:sz w:val="28"/>
+          <w:szCs w:val="28"/>
+        </w:rPr>
+        <w:t>n</w:t>
+      </w:r>
+      <w:r>
+        <w:rPr>
+          <w:sz w:val="28"/>
+          <w:szCs w:val="28"/>
+          <w:vertAlign w:val="subscript"/>
+        </w:rPr>
+        <w:t>r</w:t>
+      </w:r>
+      <w:proofErr w:type="spellEnd"/>
+      <w:r>
+        <w:rPr>
+          <w:sz w:val="28"/>
+          <w:szCs w:val="28"/>
+        </w:rPr>
+        <w:t xml:space="preserve"> / </w:t>
+      </w:r>
+      <w:proofErr w:type="spellStart"/>
+      <w:r>
+        <w:rPr>
+          <w:sz w:val="28"/>
+          <w:szCs w:val="28"/>
+        </w:rPr>
+        <w:t>f</w:t>
+      </w:r>
+      <w:r>
+        <w:rPr>
+          <w:sz w:val="28"/>
+          <w:szCs w:val="28"/>
+          <w:vertAlign w:val="subscript"/>
+        </w:rPr>
+        <w:t>r</w:t>
+      </w:r>
+      <w:proofErr w:type="spellEnd"/>
+      <w:r>
+        <w:rPr>
+          <w:sz w:val="28"/>
+          <w:szCs w:val="28"/>
+        </w:rPr>
+        <w:t xml:space="preserve">, where </w:t>
+      </w:r>
+      <w:proofErr w:type="spellStart"/>
+      <w:r>
+        <w:rPr>
+          <w:sz w:val="28"/>
+          <w:szCs w:val="28"/>
+        </w:rPr>
+        <w:t>n</w:t>
+      </w:r>
+      <w:r>
+        <w:rPr>
+          <w:sz w:val="28"/>
+          <w:szCs w:val="28"/>
+          <w:vertAlign w:val="subscript"/>
+        </w:rPr>
+        <w:t>r</w:t>
+      </w:r>
+      <w:proofErr w:type="spellEnd"/>
+      <w:r>
+        <w:rPr>
+          <w:sz w:val="28"/>
+          <w:szCs w:val="28"/>
+        </w:rPr>
+        <w:t xml:space="preserve"> denotes the total number of records that will be</w:t>
+      </w:r>
+      <w:r>
+        <w:rPr>
+          <w:sz w:val="28"/>
+          <w:szCs w:val="28"/>
+        </w:rPr>
+        <w:t xml:space="preserve"> </w:t>
+      </w:r>
+      <w:r>
+        <w:rPr>
+          <w:sz w:val="28"/>
+          <w:szCs w:val="28"/>
+        </w:rPr>
+        <w:t xml:space="preserve">stored and </w:t>
+      </w:r>
+      <w:proofErr w:type="spellStart"/>
+      <w:r>
+        <w:rPr>
+          <w:sz w:val="28"/>
+          <w:szCs w:val="28"/>
+        </w:rPr>
+        <w:t>f</w:t>
+      </w:r>
+      <w:r>
+        <w:rPr>
+          <w:sz w:val="28"/>
+          <w:szCs w:val="28"/>
+          <w:vertAlign w:val="subscript"/>
+        </w:rPr>
+        <w:t>r</w:t>
+      </w:r>
+      <w:proofErr w:type="spellEnd"/>
+      <w:r>
+        <w:rPr>
+          <w:sz w:val="28"/>
+          <w:szCs w:val="28"/>
+        </w:rPr>
+        <w:t xml:space="preserve"> denotes the number of records that will fit in a bucket.</w:t>
+      </w:r>
+    </w:p>
+    <w:p>
+      <w:pPr>
+        <w:pStyle w:val="NormalWeb"/>
+        <w:rPr>
+          <w:sz w:val="28"/>
+          <w:szCs w:val="28"/>
+        </w:rPr>
+      </w:pPr>
+      <w:r>
+        <w:rPr>
+          <w:b/>
+          <w:color w:val="FF0000"/>
+          <w:sz w:val="28"/>
+          <w:szCs w:val="28"/>
+        </w:rPr>
+        <w:t> Skew</w:t>
+      </w:r>
+      <w:r>
+        <w:rPr>
+          <w:b/>
+          <w:color w:val="FF0000"/>
+          <w:sz w:val="28"/>
+          <w:szCs w:val="28"/>
+        </w:rPr>
+        <w:t>:</w:t>
+      </w:r>
+      <w:r>
+        <w:rPr>
+          <w:color w:val="FF0000"/>
+          <w:sz w:val="28"/>
+          <w:szCs w:val="28"/>
+        </w:rPr>
+        <w:t xml:space="preserve"> </w:t>
+      </w:r>
+      <w:r>
+        <w:rPr>
+          <w:sz w:val="28"/>
+          <w:szCs w:val="28"/>
+        </w:rPr>
+        <w:t>Some buckets are assigned more records than are others, so a bucket may overflow even when other buckets still have space. This</w:t>
+      </w:r>
+      <w:r>
+        <w:rPr>
+          <w:sz w:val="28"/>
+          <w:szCs w:val="28"/>
+        </w:rPr>
+        <w:t xml:space="preserve"> </w:t>
+      </w:r>
+      <w:r>
+        <w:rPr>
+          <w:sz w:val="28"/>
+          <w:szCs w:val="28"/>
+        </w:rPr>
+        <w:t>situation is called bucket skew. Skew</w:t>
+      </w:r>
+      <w:r>
+        <w:rPr>
+          <w:sz w:val="28"/>
+          <w:szCs w:val="28"/>
+        </w:rPr>
+        <w:t xml:space="preserve"> can occur for two reasons:</w:t>
+      </w:r>
+    </w:p>
+    <w:p>
+      <w:pPr>
+        <w:pStyle w:val="NormalWeb"/>
+        <w:rPr>
+          <w:sz w:val="28"/>
+          <w:szCs w:val="28"/>
+        </w:rPr>
+      </w:pPr>
+      <w:r>
+        <w:rPr>
+          <w:sz w:val="28"/>
+          <w:szCs w:val="28"/>
+        </w:rPr>
+        <w:t xml:space="preserve">   – Multiple record</w:t>
+      </w:r>
+      <w:r>
+        <w:rPr>
+          <w:sz w:val="28"/>
+          <w:szCs w:val="28"/>
+        </w:rPr>
+        <w:t>s may have the same search key.</w:t>
+      </w:r>
+      <w:r>
+        <w:rPr>
+          <w:sz w:val="28"/>
+          <w:szCs w:val="28"/>
+        </w:rPr>
+        <w:br/>
+      </w:r>
+      <w:r>
+        <w:rPr>
+          <w:sz w:val="28"/>
+          <w:szCs w:val="28"/>
+        </w:rPr>
+        <w:t xml:space="preserve">   – The chosen hash function may result in non-uniform distribution of</w:t>
+      </w:r>
+      <w:r>
+        <w:rPr>
+          <w:sz w:val="28"/>
+          <w:szCs w:val="28"/>
+        </w:rPr>
+        <w:t xml:space="preserve"> </w:t>
+      </w:r>
+      <w:r>
+        <w:rPr>
+          <w:sz w:val="28"/>
+          <w:szCs w:val="28"/>
+        </w:rPr>
+        <w:t>search keys.</w:t>
+      </w:r>
+      <w:r>
+        <w:rPr>
+          <w:sz w:val="28"/>
+          <w:szCs w:val="28"/>
+        </w:rPr>
+        <w:t xml:space="preserve"> </w:t>
+      </w:r>
+    </w:p>
+    <w:p>
+      <w:pPr>
+        <w:pStyle w:val="Heading3"/>
+        <w:rPr>
+          <w:sz w:val="28"/>
+          <w:szCs w:val="28"/>
+        </w:rPr>
+      </w:pPr>
+      <w:r>
+        <w:rPr>
+          <w:sz w:val="28"/>
+          <w:szCs w:val="28"/>
+        </w:rPr>
+        <w:t>Handling of Bucket Overflows (The Solution)</w:t>
+      </w:r>
+    </w:p>
+    <w:p>
+      <w:pPr>
+        <w:pStyle w:val="NormalWeb"/>
+        <w:rPr>
+          <w:sz w:val="28"/>
+          <w:szCs w:val="28"/>
+        </w:rPr>
+      </w:pPr>
+      <w:r>
+        <w:rPr>
+          <w:sz w:val="28"/>
+          <w:szCs w:val="28"/>
+        </w:rPr>
+        <w:t>If a record must be inserted into a bucket b, and b is already full, the system provides an overflow bucket for b, and inserts the record into the overflow bucket. If the overflow bucket is also full, the system provides another overflow bucket, and so on. All the overflow buckets of a given bucket are chained together in a linked list.</w:t>
+      </w:r>
+      <w:r>
+        <w:rPr>
+          <w:sz w:val="28"/>
+          <w:szCs w:val="28"/>
+        </w:rPr>
+        <w:t xml:space="preserve"> </w:t>
+      </w:r>
+    </w:p>
+    <w:p>
+      <w:pPr>
+        <w:pStyle w:val="NormalWeb"/>
+        <w:rPr>
+          <w:sz w:val="28"/>
+          <w:szCs w:val="28"/>
+        </w:rPr>
+      </w:pPr>
+      <w:r>
+        <w:rPr>
+          <w:noProof/>
+          <w:sz w:val="28"/>
+          <w:szCs w:val="28"/>
+        </w:rPr>
+        <w:drawing>
+          <wp:inline distT="0" distB="0" distL="0" distR="0">
+            <wp:extent cx="5249008" cy="3010320"/>
+            <wp:effectExtent l="0" t="0" r="8890" b="0"/>
+            <wp:docPr id="1" name="Picture 1"/>
+            <wp:cNvGraphicFramePr>
+              <a:graphicFrameLocks xmlns:a="http://schemas.openxmlformats.org/drawingml/2006/main" noChangeAspect="1"/>
+            </wp:cNvGraphicFramePr>
+            <a:graphic xmlns:a="http://schemas.openxmlformats.org/drawingml/2006/main">
+              <a:graphicData uri="http://schemas.openxmlformats.org/drawingml/2006/picture">
+                <pic:pic xmlns:pic="http://schemas.openxmlformats.org/drawingml/2006/picture">
+                  <pic:nvPicPr>
+                    <pic:cNvPr id="1" name="Screenshot_1.png"/>
+                    <pic:cNvPicPr/>
+                  </pic:nvPicPr>
+                  <pic:blipFill>
+                    <a:blip r:embed="rId5">
+                      <a:extLst>
+                        <a:ext uri="{28A0092B-C50C-407E-A947-70E740481C1C}">
+                          <a14:useLocalDpi xmlns:a14="http://schemas.microsoft.com/office/drawing/2010/main" val="0"/>
+                        </a:ext>
+                      </a:extLst>
+                    </a:blip>
+                    <a:stretch>
+                      <a:fillRect/>
+                    </a:stretch>
+                  </pic:blipFill>
+                  <pic:spPr>
+                    <a:xfrm>
+                      <a:off x="0" y="0"/>
+                      <a:ext cx="5249008" cy="3010320"/>
+                    </a:xfrm>
+                    <a:prstGeom prst="rect">
+                      <a:avLst/>
+                    </a:prstGeom>
+                  </pic:spPr>
+                </pic:pic>
+              </a:graphicData>
+            </a:graphic>
+          </wp:inline>
+        </w:drawing>
+      </w:r>
+      <w:r>
+        <w:rPr>
+          <w:sz w:val="28"/>
+          <w:szCs w:val="28"/>
+        </w:rPr>
+        <w:t xml:space="preserve"> </w:t>
+      </w:r>
+    </w:p>
+    <w:p>
+      <w:pPr>
+        <w:pStyle w:val="NormalWeb"/>
+        <w:ind w:left="720"/>
+        <w:rPr>
+          <w:b/>
+          <w:color w:val="FF0000"/>
+          <w:sz w:val="28"/>
+          <w:szCs w:val="28"/>
+        </w:rPr>
+      </w:pPr>
+    </w:p>
+    <w:p>
+      <w:pPr>
+        <w:pStyle w:val="NormalWeb"/>
+        <w:numPr>
+          <w:ilvl w:val="0"/>
+          <w:numId w:val="21"/>
+        </w:numPr>
+        <w:rPr>
+          <w:b/>
+          <w:color w:val="FF0000"/>
+          <w:sz w:val="28"/>
+          <w:szCs w:val="28"/>
+        </w:rPr>
+      </w:pPr>
+      <w:r>
+        <w:rPr>
+          <w:b/>
+          <w:color w:val="FF0000"/>
+          <w:sz w:val="28"/>
+          <w:szCs w:val="28"/>
+        </w:rPr>
+        <w:lastRenderedPageBreak/>
+        <w:t>Why bucket overflow. Handing of bucket overflows. Explain with example.</w:t>
+      </w:r>
+      <w:r>
+        <w:rPr>
+          <w:b/>
+          <w:color w:val="FF0000"/>
+          <w:sz w:val="28"/>
+          <w:szCs w:val="28"/>
+        </w:rPr>
+        <w:t xml:space="preserve"> (Slide-65</w:t>
+      </w:r>
+      <w:proofErr w:type="gramStart"/>
+      <w:r>
+        <w:rPr>
+          <w:b/>
+          <w:color w:val="FF0000"/>
+          <w:sz w:val="28"/>
+          <w:szCs w:val="28"/>
+        </w:rPr>
+        <w:t>)  *</w:t>
+      </w:r>
+      <w:proofErr w:type="gramEnd"/>
+      <w:r>
+        <w:rPr>
+          <w:b/>
+          <w:color w:val="FF0000"/>
+          <w:sz w:val="28"/>
+          <w:szCs w:val="28"/>
+        </w:rPr>
+        <w:t>**</w:t>
+      </w:r>
+    </w:p>
+    <w:p>
+      <w:pPr>
+        <w:pStyle w:val="Heading3"/>
+      </w:pPr>
+      <w:r>
+        <w:rPr>
+          <w:b w:val="0"/>
+          <w:color w:val="FF0000"/>
+          <w:sz w:val="28"/>
+          <w:szCs w:val="28"/>
+        </w:rPr>
+        <w:t xml:space="preserve">2 No Question </w:t>
+      </w:r>
+      <w:proofErr w:type="spellStart"/>
+      <w:r>
+        <w:rPr>
+          <w:b w:val="0"/>
+          <w:color w:val="FF0000"/>
+          <w:sz w:val="28"/>
+          <w:szCs w:val="28"/>
+        </w:rPr>
+        <w:t>ans</w:t>
+      </w:r>
+      <w:proofErr w:type="spellEnd"/>
+      <w:r>
+        <w:rPr>
+          <w:b w:val="0"/>
+          <w:color w:val="FF0000"/>
+          <w:sz w:val="28"/>
+          <w:szCs w:val="28"/>
+        </w:rPr>
+        <w:t xml:space="preserve"> and see here only example</w:t>
+      </w:r>
+      <w:r>
+        <w:rPr>
+          <w:b w:val="0"/>
+          <w:sz w:val="28"/>
+          <w:szCs w:val="28"/>
+        </w:rPr>
+        <w:br/>
+      </w:r>
+      <w:r>
+        <w:rPr>
+          <w:b w:val="0"/>
+          <w:sz w:val="28"/>
+          <w:szCs w:val="28"/>
+        </w:rPr>
+        <w:br/>
+      </w:r>
+      <w:proofErr w:type="spellStart"/>
+      <w:r>
+        <w:rPr>
+          <w:rStyle w:val="Strong"/>
+          <w:b/>
+          <w:bCs/>
+          <w:color w:val="FF0000"/>
+          <w:u w:val="single"/>
+        </w:rPr>
+        <w:t>Example</w:t>
+      </w:r>
+      <w:proofErr w:type="spellEnd"/>
+    </w:p>
+    <w:p>
+      <w:pPr>
+        <w:pStyle w:val="NormalWeb"/>
+      </w:pPr>
+      <w:r>
+        <w:t xml:space="preserve">Suppose there are </w:t>
+      </w:r>
+      <w:r>
+        <w:rPr>
+          <w:rStyle w:val="Strong"/>
+        </w:rPr>
+        <w:t>4 buckets (Bucket 0, Bucket 1, Bucket 2, Bucket 3)</w:t>
+      </w:r>
+      <w:r>
+        <w:t xml:space="preserve">, and each bucket can store only </w:t>
+      </w:r>
+      <w:r>
+        <w:rPr>
+          <w:rStyle w:val="Strong"/>
+        </w:rPr>
+        <w:t>2 records</w:t>
+      </w:r>
+      <w:r>
+        <w:t>.</w:t>
+      </w:r>
+    </w:p>
+    <w:p>
+      <w:pPr>
+        <w:pStyle w:val="NormalWeb"/>
+      </w:pPr>
+      <w:r>
+        <w:t>The hash function is:</w:t>
+      </w:r>
+    </w:p>
+    <w:p>
+      <w:pPr>
+        <w:pStyle w:val="NormalWeb"/>
+      </w:pPr>
+      <w:r>
+        <w:rPr>
+          <w:rStyle w:val="Strong"/>
+        </w:rPr>
+        <w:t>h(key) = key % 4</w:t>
+      </w:r>
+    </w:p>
+    <w:p>
+      <w:pPr>
+        <w:pStyle w:val="NormalWeb"/>
+      </w:pPr>
+      <w:r>
+        <w:t xml:space="preserve">Insert the following keys: </w:t>
+      </w:r>
+      <w:r>
+        <w:rPr>
+          <w:rStyle w:val="Strong"/>
+        </w:rPr>
+        <w:t>5, 9, 13, 17, 21</w:t>
+      </w:r>
+    </w:p>
+    <w:tbl>
+      <w:tblPr>
+        <w:tblW w:w="0" w:type="auto"/>
+        <w:tblCellSpacing w:w="15" w:type="dxa"/>
+        <w:tblCellMar>
+          <w:top w:w="15" w:type="dxa"/>
+          <w:left w:w="15" w:type="dxa"/>
+          <w:bottom w:w="15" w:type="dxa"/>
+          <w:right w:w="15" w:type="dxa"/>
+        </w:tblCellMar>
+        <w:tblLook w:val="04A0" w:firstRow="1" w:lastRow="0" w:firstColumn="1" w:lastColumn="0" w:noHBand="0" w:noVBand="1"/>
+      </w:tblPr>
+      <w:tblGrid>
+        <w:gridCol w:w="489"/>
+        <w:gridCol w:w="1247"/>
+        <w:gridCol w:w="935"/>
+      </w:tblGrid>
+      <w:tr>
+        <w:trPr>
+          <w:tblHeader/>
+          <w:tblCellSpacing w:w="15" w:type="dxa"/>
+        </w:trPr>
+        <w:tc>
+          <w:tcPr>
+            <w:tcW w:w="0" w:type="auto"/>
+            <w:vAlign w:val="center"/>
+            <w:hideMark/>
+          </w:tcPr>
+          <w:p>
+            <w:pPr>
+              <w:spacing w:after="0" w:line="240" w:lineRule="auto"/>
+              <w:jc w:val="center"/>
+              <w:rPr>
+                <w:rFonts w:ascii="Times New Roman" w:eastAsia="Times New Roman" w:hAnsi="Times New Roman" w:cs="Times New Roman"/>
+                <w:b/>
+                <w:bCs/>
+                <w:sz w:val="24"/>
+                <w:szCs w:val="24"/>
+              </w:rPr>
+            </w:pPr>
+            <w:r>
+              <w:rPr>
+                <w:rFonts w:ascii="Times New Roman" w:eastAsia="Times New Roman" w:hAnsi="Times New Roman" w:cs="Times New Roman"/>
+                <w:b/>
+                <w:bCs/>
+                <w:sz w:val="24"/>
+                <w:szCs w:val="24"/>
+              </w:rPr>
+              <w:t>Key</w:t>
+            </w:r>
+          </w:p>
+        </w:tc>
+        <w:tc>
+          <w:tcPr>
+            <w:tcW w:w="0" w:type="auto"/>
+            <w:vAlign w:val="center"/>
+            <w:hideMark/>
+          </w:tcPr>
+          <w:p>
+            <w:pPr>
+              <w:spacing w:after="0" w:line="240" w:lineRule="auto"/>
+              <w:jc w:val="center"/>
+              <w:rPr>
+                <w:rFonts w:ascii="Times New Roman" w:eastAsia="Times New Roman" w:hAnsi="Times New Roman" w:cs="Times New Roman"/>
+                <w:b/>
+                <w:bCs/>
+                <w:sz w:val="24"/>
+                <w:szCs w:val="24"/>
+              </w:rPr>
+            </w:pPr>
+            <w:r>
+              <w:rPr>
+                <w:rFonts w:ascii="Times New Roman" w:eastAsia="Times New Roman" w:hAnsi="Times New Roman" w:cs="Times New Roman"/>
+                <w:b/>
+                <w:bCs/>
+                <w:sz w:val="24"/>
+                <w:szCs w:val="24"/>
+              </w:rPr>
+              <w:t>Calculation</w:t>
+            </w:r>
+          </w:p>
+        </w:tc>
+        <w:tc>
+          <w:tcPr>
+            <w:tcW w:w="0" w:type="auto"/>
+            <w:vAlign w:val="center"/>
+            <w:hideMark/>
+          </w:tcPr>
+          <w:p>
+            <w:pPr>
+              <w:spacing w:after="0" w:line="240" w:lineRule="auto"/>
+              <w:jc w:val="center"/>
+              <w:rPr>
+                <w:rFonts w:ascii="Times New Roman" w:eastAsia="Times New Roman" w:hAnsi="Times New Roman" w:cs="Times New Roman"/>
+                <w:b/>
+                <w:bCs/>
+                <w:sz w:val="24"/>
+                <w:szCs w:val="24"/>
+              </w:rPr>
+            </w:pPr>
+            <w:r>
+              <w:rPr>
+                <w:rFonts w:ascii="Times New Roman" w:eastAsia="Times New Roman" w:hAnsi="Times New Roman" w:cs="Times New Roman"/>
+                <w:b/>
+                <w:bCs/>
+                <w:sz w:val="24"/>
+                <w:szCs w:val="24"/>
+              </w:rPr>
+              <w:t>Bucket</w:t>
+            </w:r>
+          </w:p>
+        </w:tc>
+      </w:tr>
+      <w:tr>
+        <w:trPr>
+          <w:tblCellSpacing w:w="15" w:type="dxa"/>
+        </w:trPr>
+        <w:tc>
+          <w:tcPr>
+            <w:tcW w:w="0" w:type="auto"/>
+            <w:vAlign w:val="center"/>
+            <w:hideMark/>
+          </w:tcPr>
+          <w:p>
+            <w:pPr>
+              <w:spacing w:after="0" w:line="240" w:lineRule="auto"/>
+              <w:rPr>
+                <w:rFonts w:ascii="Times New Roman" w:eastAsia="Times New Roman" w:hAnsi="Times New Roman" w:cs="Times New Roman"/>
+                <w:sz w:val="24"/>
+                <w:szCs w:val="24"/>
+              </w:rPr>
+            </w:pPr>
+            <w:r>
+              <w:rPr>
+                <w:rFonts w:ascii="Times New Roman" w:eastAsia="Times New Roman" w:hAnsi="Times New Roman" w:cs="Times New Roman"/>
+                <w:sz w:val="24"/>
+                <w:szCs w:val="24"/>
+              </w:rPr>
+              <w:t>5</w:t>
+            </w:r>
+          </w:p>
+        </w:tc>
+        <w:tc>
+          <w:tcPr>
+            <w:tcW w:w="0" w:type="auto"/>
+            <w:vAlign w:val="center"/>
+            <w:hideMark/>
+          </w:tcPr>
+          <w:p>
+            <w:pPr>
+              <w:spacing w:after="0" w:line="240" w:lineRule="auto"/>
+              <w:rPr>
+                <w:rFonts w:ascii="Times New Roman" w:eastAsia="Times New Roman" w:hAnsi="Times New Roman" w:cs="Times New Roman"/>
+                <w:sz w:val="24"/>
+                <w:szCs w:val="24"/>
+              </w:rPr>
+            </w:pPr>
+            <w:r>
+              <w:rPr>
+                <w:rFonts w:ascii="Times New Roman" w:eastAsia="Times New Roman" w:hAnsi="Times New Roman" w:cs="Times New Roman"/>
+                <w:sz w:val="24"/>
+                <w:szCs w:val="24"/>
+              </w:rPr>
+              <w:t>5 % 4 = 1</w:t>
+            </w:r>
+          </w:p>
+        </w:tc>
+        <w:tc>
+          <w:tcPr>
+            <w:tcW w:w="0" w:type="auto"/>
+            <w:vAlign w:val="center"/>
+            <w:hideMark/>
+          </w:tcPr>
+          <w:p>
+            <w:pPr>
+              <w:spacing w:after="0" w:line="240" w:lineRule="auto"/>
+              <w:rPr>
+                <w:rFonts w:ascii="Times New Roman" w:eastAsia="Times New Roman" w:hAnsi="Times New Roman" w:cs="Times New Roman"/>
+                <w:sz w:val="24"/>
+                <w:szCs w:val="24"/>
+              </w:rPr>
+            </w:pPr>
+            <w:r>
+              <w:rPr>
+                <w:rFonts w:ascii="Times New Roman" w:eastAsia="Times New Roman" w:hAnsi="Times New Roman" w:cs="Times New Roman"/>
+                <w:sz w:val="24"/>
+                <w:szCs w:val="24"/>
+              </w:rPr>
+              <w:t>Bucket 1</w:t>
+            </w:r>
+          </w:p>
+        </w:tc>
+      </w:tr>
+      <w:tr>
+        <w:trPr>
+          <w:tblCellSpacing w:w="15" w:type="dxa"/>
+        </w:trPr>
+        <w:tc>
+          <w:tcPr>
+            <w:tcW w:w="0" w:type="auto"/>
+            <w:vAlign w:val="center"/>
+            <w:hideMark/>
+          </w:tcPr>
+          <w:p>
+            <w:pPr>
+              <w:spacing w:after="0" w:line="240" w:lineRule="auto"/>
+              <w:rPr>
+                <w:rFonts w:ascii="Times New Roman" w:eastAsia="Times New Roman" w:hAnsi="Times New Roman" w:cs="Times New Roman"/>
+                <w:sz w:val="24"/>
+                <w:szCs w:val="24"/>
+              </w:rPr>
+            </w:pPr>
+            <w:r>
+              <w:rPr>
+                <w:rFonts w:ascii="Times New Roman" w:eastAsia="Times New Roman" w:hAnsi="Times New Roman" w:cs="Times New Roman"/>
+                <w:sz w:val="24"/>
+                <w:szCs w:val="24"/>
+              </w:rPr>
+              <w:t>9</w:t>
+            </w:r>
+          </w:p>
+        </w:tc>
+        <w:tc>
+          <w:tcPr>
+            <w:tcW w:w="0" w:type="auto"/>
+            <w:vAlign w:val="center"/>
+            <w:hideMark/>
+          </w:tcPr>
+          <w:p>
+            <w:pPr>
+              <w:spacing w:after="0" w:line="240" w:lineRule="auto"/>
+              <w:rPr>
+                <w:rFonts w:ascii="Times New Roman" w:eastAsia="Times New Roman" w:hAnsi="Times New Roman" w:cs="Times New Roman"/>
+                <w:sz w:val="24"/>
+                <w:szCs w:val="24"/>
+              </w:rPr>
+            </w:pPr>
+            <w:r>
+              <w:rPr>
+                <w:rFonts w:ascii="Times New Roman" w:eastAsia="Times New Roman" w:hAnsi="Times New Roman" w:cs="Times New Roman"/>
+                <w:sz w:val="24"/>
+                <w:szCs w:val="24"/>
+              </w:rPr>
+              <w:t>9 % 4 = 1</w:t>
+            </w:r>
+          </w:p>
+        </w:tc>
+        <w:tc>
+          <w:tcPr>
+            <w:tcW w:w="0" w:type="auto"/>
+            <w:vAlign w:val="center"/>
+            <w:hideMark/>
+          </w:tcPr>
+          <w:p>
+            <w:pPr>
+              <w:spacing w:after="0" w:line="240" w:lineRule="auto"/>
+              <w:rPr>
+                <w:rFonts w:ascii="Times New Roman" w:eastAsia="Times New Roman" w:hAnsi="Times New Roman" w:cs="Times New Roman"/>
+                <w:sz w:val="24"/>
+                <w:szCs w:val="24"/>
+              </w:rPr>
+            </w:pPr>
+            <w:r>
+              <w:rPr>
+                <w:rFonts w:ascii="Times New Roman" w:eastAsia="Times New Roman" w:hAnsi="Times New Roman" w:cs="Times New Roman"/>
+                <w:sz w:val="24"/>
+                <w:szCs w:val="24"/>
+              </w:rPr>
+              <w:t>Bucket 1</w:t>
+            </w:r>
+          </w:p>
+        </w:tc>
+      </w:tr>
+      <w:tr>
+        <w:trPr>
+          <w:tblCellSpacing w:w="15" w:type="dxa"/>
+        </w:trPr>
+        <w:tc>
+          <w:tcPr>
+            <w:tcW w:w="0" w:type="auto"/>
+            <w:vAlign w:val="center"/>
+            <w:hideMark/>
+          </w:tcPr>
+          <w:p>
+            <w:pPr>
+              <w:spacing w:after="0" w:line="240" w:lineRule="auto"/>
+              <w:rPr>
+                <w:rFonts w:ascii="Times New Roman" w:eastAsia="Times New Roman" w:hAnsi="Times New Roman" w:cs="Times New Roman"/>
+                <w:sz w:val="24"/>
+                <w:szCs w:val="24"/>
+              </w:rPr>
+            </w:pPr>
+            <w:r>
+              <w:rPr>
+                <w:rFonts w:ascii="Times New Roman" w:eastAsia="Times New Roman" w:hAnsi="Times New Roman" w:cs="Times New Roman"/>
+                <w:sz w:val="24"/>
+                <w:szCs w:val="24"/>
+              </w:rPr>
+              <w:t>13</w:t>
+            </w:r>
+          </w:p>
+        </w:tc>
+        <w:tc>
+          <w:tcPr>
+            <w:tcW w:w="0" w:type="auto"/>
+            <w:vAlign w:val="center"/>
+            <w:hideMark/>
+          </w:tcPr>
+          <w:p>
+            <w:pPr>
+              <w:spacing w:after="0" w:line="240" w:lineRule="auto"/>
+              <w:rPr>
+                <w:rFonts w:ascii="Times New Roman" w:eastAsia="Times New Roman" w:hAnsi="Times New Roman" w:cs="Times New Roman"/>
+                <w:sz w:val="24"/>
+                <w:szCs w:val="24"/>
+              </w:rPr>
+            </w:pPr>
+            <w:r>
+              <w:rPr>
+                <w:rFonts w:ascii="Times New Roman" w:eastAsia="Times New Roman" w:hAnsi="Times New Roman" w:cs="Times New Roman"/>
+                <w:sz w:val="24"/>
+                <w:szCs w:val="24"/>
+              </w:rPr>
+              <w:t>13 % 4 = 1</w:t>
+            </w:r>
+          </w:p>
+        </w:tc>
+        <w:tc>
+          <w:tcPr>
+            <w:tcW w:w="0" w:type="auto"/>
+            <w:vAlign w:val="center"/>
+            <w:hideMark/>
+          </w:tcPr>
+          <w:p>
+            <w:pPr>
+              <w:spacing w:after="0" w:line="240" w:lineRule="auto"/>
+              <w:rPr>
+                <w:rFonts w:ascii="Times New Roman" w:eastAsia="Times New Roman" w:hAnsi="Times New Roman" w:cs="Times New Roman"/>
+                <w:sz w:val="24"/>
+                <w:szCs w:val="24"/>
+              </w:rPr>
+            </w:pPr>
+            <w:r>
+              <w:rPr>
+                <w:rFonts w:ascii="Times New Roman" w:eastAsia="Times New Roman" w:hAnsi="Times New Roman" w:cs="Times New Roman"/>
+                <w:sz w:val="24"/>
+                <w:szCs w:val="24"/>
+              </w:rPr>
+              <w:t>Bucket 1</w:t>
+            </w:r>
+          </w:p>
+        </w:tc>
+      </w:tr>
+      <w:tr>
+        <w:trPr>
+          <w:tblCellSpacing w:w="15" w:type="dxa"/>
+        </w:trPr>
+        <w:tc>
+          <w:tcPr>
+            <w:tcW w:w="0" w:type="auto"/>
+            <w:vAlign w:val="center"/>
+            <w:hideMark/>
+          </w:tcPr>
+          <w:p>
+            <w:pPr>
+              <w:spacing w:after="0" w:line="240" w:lineRule="auto"/>
+              <w:rPr>
+                <w:rFonts w:ascii="Times New Roman" w:eastAsia="Times New Roman" w:hAnsi="Times New Roman" w:cs="Times New Roman"/>
+                <w:sz w:val="24"/>
+                <w:szCs w:val="24"/>
+              </w:rPr>
+            </w:pPr>
+            <w:r>
+              <w:rPr>
+                <w:rFonts w:ascii="Times New Roman" w:eastAsia="Times New Roman" w:hAnsi="Times New Roman" w:cs="Times New Roman"/>
+                <w:sz w:val="24"/>
+                <w:szCs w:val="24"/>
+              </w:rPr>
+              <w:t>17</w:t>
+            </w:r>
+          </w:p>
+        </w:tc>
+        <w:tc>
+          <w:tcPr>
+            <w:tcW w:w="0" w:type="auto"/>
+            <w:vAlign w:val="center"/>
+            <w:hideMark/>
+          </w:tcPr>
+          <w:p>
+            <w:pPr>
+              <w:spacing w:after="0" w:line="240" w:lineRule="auto"/>
+              <w:rPr>
+                <w:rFonts w:ascii="Times New Roman" w:eastAsia="Times New Roman" w:hAnsi="Times New Roman" w:cs="Times New Roman"/>
+                <w:sz w:val="24"/>
+                <w:szCs w:val="24"/>
+              </w:rPr>
+            </w:pPr>
+            <w:r>
+              <w:rPr>
+                <w:rFonts w:ascii="Times New Roman" w:eastAsia="Times New Roman" w:hAnsi="Times New Roman" w:cs="Times New Roman"/>
+                <w:sz w:val="24"/>
+                <w:szCs w:val="24"/>
+              </w:rPr>
+              <w:t>17 % 4 = 1</w:t>
+            </w:r>
+          </w:p>
+        </w:tc>
+        <w:tc>
+          <w:tcPr>
+            <w:tcW w:w="0" w:type="auto"/>
+            <w:vAlign w:val="center"/>
+            <w:hideMark/>
+          </w:tcPr>
+          <w:p>
+            <w:pPr>
+              <w:spacing w:after="0" w:line="240" w:lineRule="auto"/>
+              <w:rPr>
+                <w:rFonts w:ascii="Times New Roman" w:eastAsia="Times New Roman" w:hAnsi="Times New Roman" w:cs="Times New Roman"/>
+                <w:sz w:val="24"/>
+                <w:szCs w:val="24"/>
+              </w:rPr>
+            </w:pPr>
+            <w:r>
+              <w:rPr>
+                <w:rFonts w:ascii="Times New Roman" w:eastAsia="Times New Roman" w:hAnsi="Times New Roman" w:cs="Times New Roman"/>
+                <w:sz w:val="24"/>
+                <w:szCs w:val="24"/>
+              </w:rPr>
+              <w:t>Bucket 1</w:t>
+            </w:r>
+          </w:p>
+        </w:tc>
+      </w:tr>
+      <w:tr>
+        <w:trPr>
+          <w:tblCellSpacing w:w="15" w:type="dxa"/>
+        </w:trPr>
+        <w:tc>
+          <w:tcPr>
+            <w:tcW w:w="0" w:type="auto"/>
+            <w:vAlign w:val="center"/>
+            <w:hideMark/>
+          </w:tcPr>
+          <w:p>
+            <w:pPr>
+              <w:spacing w:after="0" w:line="240" w:lineRule="auto"/>
+              <w:rPr>
+                <w:rFonts w:ascii="Times New Roman" w:eastAsia="Times New Roman" w:hAnsi="Times New Roman" w:cs="Times New Roman"/>
+                <w:sz w:val="24"/>
+                <w:szCs w:val="24"/>
+              </w:rPr>
+            </w:pPr>
+            <w:r>
+              <w:rPr>
+                <w:rFonts w:ascii="Times New Roman" w:eastAsia="Times New Roman" w:hAnsi="Times New Roman" w:cs="Times New Roman"/>
+                <w:sz w:val="24"/>
+                <w:szCs w:val="24"/>
+              </w:rPr>
+              <w:t>21</w:t>
+            </w:r>
+          </w:p>
+        </w:tc>
+        <w:tc>
+          <w:tcPr>
+            <w:tcW w:w="0" w:type="auto"/>
+            <w:vAlign w:val="center"/>
+            <w:hideMark/>
+          </w:tcPr>
+          <w:p>
+            <w:pPr>
+              <w:spacing w:after="0" w:line="240" w:lineRule="auto"/>
+              <w:rPr>
+                <w:rFonts w:ascii="Times New Roman" w:eastAsia="Times New Roman" w:hAnsi="Times New Roman" w:cs="Times New Roman"/>
+                <w:sz w:val="24"/>
+                <w:szCs w:val="24"/>
+              </w:rPr>
+            </w:pPr>
+            <w:r>
+              <w:rPr>
+                <w:rFonts w:ascii="Times New Roman" w:eastAsia="Times New Roman" w:hAnsi="Times New Roman" w:cs="Times New Roman"/>
+                <w:sz w:val="24"/>
+                <w:szCs w:val="24"/>
+              </w:rPr>
+              <w:t>21 % 4 = 1</w:t>
+            </w:r>
+          </w:p>
+        </w:tc>
+        <w:tc>
+          <w:tcPr>
+            <w:tcW w:w="0" w:type="auto"/>
+            <w:vAlign w:val="center"/>
+            <w:hideMark/>
+          </w:tcPr>
+          <w:p>
+            <w:pPr>
+              <w:spacing w:after="0" w:line="240" w:lineRule="auto"/>
+              <w:rPr>
+                <w:rFonts w:ascii="Times New Roman" w:eastAsia="Times New Roman" w:hAnsi="Times New Roman" w:cs="Times New Roman"/>
+                <w:sz w:val="24"/>
+                <w:szCs w:val="24"/>
+              </w:rPr>
+            </w:pPr>
+            <w:r>
+              <w:rPr>
+                <w:rFonts w:ascii="Times New Roman" w:eastAsia="Times New Roman" w:hAnsi="Times New Roman" w:cs="Times New Roman"/>
+                <w:sz w:val="24"/>
+                <w:szCs w:val="24"/>
+              </w:rPr>
+              <w:t>Bucket 1</w:t>
+            </w:r>
+          </w:p>
+        </w:tc>
+      </w:tr>
+    </w:tbl>
+    <w:p>
+      <w:pPr>
+        <w:pStyle w:val="NormalWeb"/>
+        <w:rPr>
+          <w:b/>
+          <w:sz w:val="28"/>
+          <w:szCs w:val="28"/>
+        </w:rPr>
+      </w:pPr>
+      <w:r>
+        <w:rPr>
+          <w:b/>
+          <w:sz w:val="28"/>
+          <w:szCs w:val="28"/>
+        </w:rPr>
+        <w:br/>
+      </w:r>
+      <w:r>
+        <w:rPr>
+          <w:b/>
+          <w:sz w:val="28"/>
+          <w:szCs w:val="28"/>
+        </w:rPr>
+        <w:br/>
+      </w:r>
+      <w:r>
+        <w:rPr>
+          <w:b/>
+          <w:sz w:val="28"/>
+          <w:szCs w:val="28"/>
+        </w:rPr>
+        <w:t xml:space="preserve">Bucket </w:t>
+      </w:r>
+      <w:proofErr w:type="gramStart"/>
+      <w:r>
+        <w:rPr>
+          <w:b/>
+          <w:sz w:val="28"/>
+          <w:szCs w:val="28"/>
+        </w:rPr>
+        <w:t>0 :</w:t>
+      </w:r>
+      <w:proofErr w:type="gramEnd"/>
+      <w:r>
+        <w:rPr>
+          <w:b/>
+          <w:sz w:val="28"/>
+          <w:szCs w:val="28"/>
+        </w:rPr>
+        <w:t xml:space="preserve"> [    ]</w:t>
+      </w:r>
+    </w:p>
+    <w:p>
+      <w:pPr>
+        <w:pStyle w:val="NormalWeb"/>
+        <w:rPr>
+          <w:b/>
+          <w:sz w:val="28"/>
+          <w:szCs w:val="28"/>
+        </w:rPr>
+      </w:pPr>
+      <w:r>
+        <w:rPr>
+          <w:b/>
+          <w:sz w:val="28"/>
+          <w:szCs w:val="28"/>
+        </w:rPr>
+        <w:t xml:space="preserve">Bucket </w:t>
+      </w:r>
+      <w:proofErr w:type="gramStart"/>
+      <w:r>
+        <w:rPr>
+          <w:b/>
+          <w:sz w:val="28"/>
+          <w:szCs w:val="28"/>
+        </w:rPr>
+        <w:t>1 :</w:t>
+      </w:r>
+      <w:proofErr w:type="gramEnd"/>
+      <w:r>
+        <w:rPr>
+          <w:b/>
+          <w:sz w:val="28"/>
+          <w:szCs w:val="28"/>
+        </w:rPr>
+        <w:t xml:space="preserve"> [5, 9]  ← Full</w:t>
+      </w:r>
+    </w:p>
+    <w:p>
+      <w:pPr>
+        <w:pStyle w:val="NormalWeb"/>
+        <w:rPr>
+          <w:b/>
+          <w:sz w:val="28"/>
+          <w:szCs w:val="28"/>
+        </w:rPr>
+      </w:pPr>
+      <w:r>
+        <w:rPr>
+          <w:b/>
+          <w:sz w:val="28"/>
+          <w:szCs w:val="28"/>
+        </w:rPr>
+        <w:t xml:space="preserve">              |</w:t>
+      </w:r>
+      <w:r>
+        <w:rPr>
+          <w:b/>
+          <w:sz w:val="28"/>
+          <w:szCs w:val="28"/>
+        </w:rPr>
+        <w:t xml:space="preserve"> </w:t>
+      </w:r>
+    </w:p>
+    <w:p>
+      <w:pPr>
+        <w:pStyle w:val="NormalWeb"/>
+        <w:rPr>
+          <w:b/>
+          <w:sz w:val="28"/>
+          <w:szCs w:val="28"/>
+        </w:rPr>
+      </w:pPr>
+      <w:r>
+        <w:rPr>
+          <w:b/>
+          <w:sz w:val="28"/>
+          <w:szCs w:val="28"/>
+        </w:rPr>
+        <w:t xml:space="preserve">        Overflow </w:t>
+      </w:r>
+      <w:proofErr w:type="gramStart"/>
+      <w:r>
+        <w:rPr>
+          <w:b/>
+          <w:sz w:val="28"/>
+          <w:szCs w:val="28"/>
+        </w:rPr>
+        <w:t>1 :</w:t>
+      </w:r>
+      <w:proofErr w:type="gramEnd"/>
+      <w:r>
+        <w:rPr>
+          <w:b/>
+          <w:sz w:val="28"/>
+          <w:szCs w:val="28"/>
+        </w:rPr>
+        <w:t xml:space="preserve"> [13, 17]  ← Full</w:t>
+      </w:r>
+    </w:p>
+    <w:p>
+      <w:pPr>
+        <w:pStyle w:val="NormalWeb"/>
+        <w:rPr>
+          <w:b/>
+          <w:sz w:val="28"/>
+          <w:szCs w:val="28"/>
+        </w:rPr>
+      </w:pPr>
+      <w:r>
+        <w:rPr>
+          <w:b/>
+          <w:sz w:val="28"/>
+          <w:szCs w:val="28"/>
+        </w:rPr>
+        <w:t xml:space="preserve">                     |</w:t>
+      </w:r>
+    </w:p>
+    <w:p>
+      <w:pPr>
+        <w:pStyle w:val="NormalWeb"/>
+        <w:rPr>
+          <w:b/>
+          <w:sz w:val="28"/>
+          <w:szCs w:val="28"/>
+        </w:rPr>
+      </w:pPr>
+      <w:r>
+        <w:rPr>
+          <w:b/>
+          <w:sz w:val="28"/>
+          <w:szCs w:val="28"/>
+        </w:rPr>
+        <w:t xml:space="preserve">              Overflow </w:t>
+      </w:r>
+      <w:proofErr w:type="gramStart"/>
+      <w:r>
+        <w:rPr>
+          <w:b/>
+          <w:sz w:val="28"/>
+          <w:szCs w:val="28"/>
+        </w:rPr>
+        <w:t>2 :</w:t>
+      </w:r>
+      <w:proofErr w:type="gramEnd"/>
+      <w:r>
+        <w:rPr>
+          <w:b/>
+          <w:sz w:val="28"/>
+          <w:szCs w:val="28"/>
+        </w:rPr>
+        <w:t xml:space="preserve"> [21]</w:t>
+      </w:r>
+    </w:p>
+    <w:p>
+      <w:pPr>
+        <w:pStyle w:val="NormalWeb"/>
+        <w:rPr>
+          <w:b/>
+          <w:sz w:val="28"/>
+          <w:szCs w:val="28"/>
+        </w:rPr>
+      </w:pPr>
+      <w:r>
+        <w:rPr>
+          <w:b/>
+          <w:sz w:val="28"/>
+          <w:szCs w:val="28"/>
+        </w:rPr>
+        <w:t xml:space="preserve">Bucket </w:t>
+      </w:r>
+      <w:proofErr w:type="gramStart"/>
+      <w:r>
+        <w:rPr>
+          <w:b/>
+          <w:sz w:val="28"/>
+          <w:szCs w:val="28"/>
+        </w:rPr>
+        <w:t>2 :</w:t>
+      </w:r>
+      <w:proofErr w:type="gramEnd"/>
+      <w:r>
+        <w:rPr>
+          <w:b/>
+          <w:sz w:val="28"/>
+          <w:szCs w:val="28"/>
+        </w:rPr>
+        <w:t xml:space="preserve"> [    ]</w:t>
+      </w:r>
+    </w:p>
+    <w:p>
+      <w:pPr>
+        <w:pStyle w:val="NormalWeb"/>
+        <w:rPr>
+          <w:b/>
+          <w:sz w:val="28"/>
+          <w:szCs w:val="28"/>
+        </w:rPr>
+      </w:pPr>
+      <w:r>
+        <w:rPr>
+          <w:b/>
+          <w:sz w:val="28"/>
+          <w:szCs w:val="28"/>
+        </w:rPr>
+        <w:t xml:space="preserve">Bucket </w:t>
+      </w:r>
+      <w:proofErr w:type="gramStart"/>
+      <w:r>
+        <w:rPr>
+          <w:b/>
+          <w:sz w:val="28"/>
+          <w:szCs w:val="28"/>
+        </w:rPr>
+        <w:t>3 :</w:t>
+      </w:r>
+      <w:proofErr w:type="gramEnd"/>
+      <w:r>
+        <w:rPr>
+          <w:b/>
+          <w:sz w:val="28"/>
+          <w:szCs w:val="28"/>
+        </w:rPr>
+        <w:t xml:space="preserve"> [    ]</w:t>
+      </w:r>
+      <w:r>
+        <w:rPr>
+          <w:b/>
+          <w:sz w:val="28"/>
+          <w:szCs w:val="28"/>
+        </w:rPr>
+        <w:t xml:space="preserve"> </w:t>
+      </w:r>
+    </w:p>
+    <w:p>
+      <w:pPr>
+        <w:rPr>
+          <w:b/>
+          <w:color w:val="FF0000"/>
+          <w:sz w:val="28"/>
+          <w:szCs w:val="28"/>
+        </w:rPr>
+      </w:pPr>
+    </w:p>
+    <w:p>
+      <w:pPr>
+        <w:pStyle w:val="NormalWeb"/>
+        <w:numPr>
+          <w:ilvl w:val="0"/>
+          <w:numId w:val="21"/>
+        </w:numPr>
+        <w:rPr>
+          <w:b/>
+          <w:color w:val="FF0000"/>
+          <w:sz w:val="28"/>
+          <w:szCs w:val="28"/>
+        </w:rPr>
+      </w:pPr>
+      <w:r>
+        <w:rPr>
+          <w:b/>
+          <w:color w:val="FF0000"/>
+          <w:sz w:val="28"/>
+          <w:szCs w:val="28"/>
+        </w:rPr>
+        <w:lastRenderedPageBreak/>
+        <w:t xml:space="preserve">Open and Closed </w:t>
+      </w:r>
+      <w:proofErr w:type="gramStart"/>
+      <w:r>
+        <w:rPr>
+          <w:b/>
+          <w:color w:val="FF0000"/>
+          <w:sz w:val="28"/>
+          <w:szCs w:val="28"/>
+        </w:rPr>
+        <w:t>hashing</w:t>
+      </w:r>
+      <w:proofErr w:type="gramEnd"/>
+      <w:r>
+        <w:rPr>
+          <w:b/>
+          <w:color w:val="FF0000"/>
+          <w:sz w:val="28"/>
+          <w:szCs w:val="28"/>
+        </w:rPr>
+        <w:t xml:space="preserve"> Difference?</w:t>
+      </w:r>
+      <w:r>
+        <w:rPr>
+          <w:b/>
+          <w:color w:val="FF0000"/>
+          <w:sz w:val="28"/>
+          <w:szCs w:val="28"/>
+        </w:rPr>
+        <w:t xml:space="preserve"> ***</w:t>
+      </w:r>
+    </w:p>
+    <w:p>
+      <w:pPr>
+        <w:rPr>
+          <w:b/>
+          <w:color w:val="FF0000"/>
+          <w:sz w:val="28"/>
+          <w:szCs w:val="28"/>
+        </w:rPr>
+      </w:pPr>
+      <w:r>
+        <w:rPr>
+          <w:b/>
+          <w:color w:val="FF0000"/>
+          <w:sz w:val="28"/>
+          <w:szCs w:val="28"/>
+        </w:rPr>
+        <w:t xml:space="preserve">Difference </w:t>
+      </w:r>
+      <w:r>
+        <w:rPr>
+          <w:b/>
+          <w:color w:val="FF0000"/>
+          <w:sz w:val="28"/>
+          <w:szCs w:val="28"/>
+        </w:rPr>
+        <w:t>between Open and Closed Hashing</w:t>
+      </w:r>
+    </w:p>
+    <w:p>
+      <w:pPr>
+        <w:rPr>
+          <w:b/>
+          <w:color w:val="FF0000"/>
+          <w:sz w:val="28"/>
+          <w:szCs w:val="28"/>
+        </w:rPr>
+      </w:pPr>
+      <w:r>
+        <w:rPr>
+          <w:b/>
+          <w:color w:val="FF0000"/>
+          <w:sz w:val="28"/>
+          <w:szCs w:val="28"/>
+        </w:rPr>
+        <w:t>Closed Hashing:</w:t>
+      </w:r>
+    </w:p>
+    <w:p>
+      <w:pPr>
+        <w:pStyle w:val="ListParagraph"/>
+        <w:numPr>
+          <w:ilvl w:val="0"/>
+          <w:numId w:val="49"/>
+        </w:numPr>
+        <w:rPr>
+          <w:sz w:val="28"/>
+          <w:szCs w:val="28"/>
+        </w:rPr>
+      </w:pPr>
+      <w:r>
+        <w:rPr>
+          <w:sz w:val="28"/>
+          <w:szCs w:val="28"/>
+        </w:rPr>
+        <w:t>Closed hashing always places keys with same hash function values in</w:t>
+      </w:r>
+    </w:p>
+    <w:p>
+      <w:pPr>
+        <w:rPr>
+          <w:sz w:val="28"/>
+          <w:szCs w:val="28"/>
+        </w:rPr>
+      </w:pPr>
+      <w:r>
+        <w:rPr>
+          <w:sz w:val="28"/>
+          <w:szCs w:val="28"/>
+        </w:rPr>
+        <w:t xml:space="preserve">  same buc</w:t>
+      </w:r>
+      <w:r>
+        <w:rPr>
+          <w:sz w:val="28"/>
+          <w:szCs w:val="28"/>
+        </w:rPr>
+        <w:t>ket (in overflow buckets also).</w:t>
+      </w:r>
+    </w:p>
+    <w:p>
+      <w:pPr>
+        <w:pStyle w:val="ListParagraph"/>
+        <w:numPr>
+          <w:ilvl w:val="0"/>
+          <w:numId w:val="49"/>
+        </w:numPr>
+        <w:rPr>
+          <w:sz w:val="28"/>
+          <w:szCs w:val="28"/>
+        </w:rPr>
+      </w:pPr>
+      <w:r>
+        <w:rPr>
+          <w:sz w:val="28"/>
+          <w:szCs w:val="28"/>
+        </w:rPr>
+        <w:t>If bucket is full, the system inser</w:t>
+      </w:r>
+      <w:r>
+        <w:rPr>
+          <w:sz w:val="28"/>
+          <w:szCs w:val="28"/>
+        </w:rPr>
+        <w:t>ts records in overflow buckets.</w:t>
+      </w:r>
+    </w:p>
+    <w:p>
+      <w:pPr>
+        <w:pStyle w:val="ListParagraph"/>
+        <w:numPr>
+          <w:ilvl w:val="0"/>
+          <w:numId w:val="49"/>
+        </w:numPr>
+        <w:rPr>
+          <w:sz w:val="28"/>
+          <w:szCs w:val="28"/>
+        </w:rPr>
+      </w:pPr>
+      <w:r>
+        <w:rPr>
+          <w:sz w:val="28"/>
+          <w:szCs w:val="28"/>
+        </w:rPr>
+        <w:t>Different buc</w:t>
+      </w:r>
+      <w:r>
+        <w:rPr>
+          <w:sz w:val="28"/>
+          <w:szCs w:val="28"/>
+        </w:rPr>
+        <w:t>kets can be of different sizes.</w:t>
+      </w:r>
+    </w:p>
+    <w:p>
+      <w:pPr>
+        <w:pStyle w:val="ListParagraph"/>
+        <w:numPr>
+          <w:ilvl w:val="0"/>
+          <w:numId w:val="49"/>
+        </w:numPr>
+        <w:rPr>
+          <w:sz w:val="28"/>
+          <w:szCs w:val="28"/>
+        </w:rPr>
+      </w:pPr>
+      <w:r>
+        <w:rPr>
+          <w:sz w:val="28"/>
+          <w:szCs w:val="28"/>
+        </w:rPr>
+        <w:t>Overfl</w:t>
+      </w:r>
+      <w:r>
+        <w:rPr>
+          <w:sz w:val="28"/>
+          <w:szCs w:val="28"/>
+        </w:rPr>
+        <w:t>ow buckets are linked together.</w:t>
+      </w:r>
+    </w:p>
+    <w:p>
+      <w:pPr>
+        <w:rPr>
+          <w:b/>
+          <w:color w:val="FF0000"/>
+          <w:sz w:val="28"/>
+          <w:szCs w:val="28"/>
+        </w:rPr>
+      </w:pPr>
+      <w:r>
+        <w:rPr>
+          <w:b/>
+          <w:color w:val="FF0000"/>
+          <w:sz w:val="28"/>
+          <w:szCs w:val="28"/>
+        </w:rPr>
+        <w:t>Open Hashing:</w:t>
+      </w:r>
+    </w:p>
+    <w:p>
+      <w:pPr>
+        <w:pStyle w:val="ListParagraph"/>
+        <w:numPr>
+          <w:ilvl w:val="0"/>
+          <w:numId w:val="49"/>
+        </w:numPr>
+        <w:rPr>
+          <w:sz w:val="28"/>
+          <w:szCs w:val="28"/>
+        </w:rPr>
+      </w:pPr>
+      <w:r>
+        <w:rPr>
+          <w:sz w:val="28"/>
+          <w:szCs w:val="28"/>
+        </w:rPr>
+        <w:t xml:space="preserve">Open hashing places keys with same hash function values in </w:t>
+      </w:r>
+      <w:proofErr w:type="gramStart"/>
+      <w:r>
+        <w:rPr>
+          <w:sz w:val="28"/>
+          <w:szCs w:val="28"/>
+        </w:rPr>
+        <w:t>different</w:t>
+      </w:r>
+      <w:r>
+        <w:rPr>
+          <w:sz w:val="28"/>
+          <w:szCs w:val="28"/>
+        </w:rPr>
+        <w:t xml:space="preserve">  bucket</w:t>
+      </w:r>
+      <w:proofErr w:type="gramEnd"/>
+      <w:r>
+        <w:rPr>
+          <w:sz w:val="28"/>
+          <w:szCs w:val="28"/>
+        </w:rPr>
+        <w:t xml:space="preserve"> if a bucket is full.</w:t>
+      </w:r>
+    </w:p>
+    <w:p>
+      <w:pPr>
+        <w:pStyle w:val="ListParagraph"/>
+        <w:numPr>
+          <w:ilvl w:val="0"/>
+          <w:numId w:val="49"/>
+        </w:numPr>
+        <w:rPr>
+          <w:sz w:val="28"/>
+          <w:szCs w:val="28"/>
+        </w:rPr>
+      </w:pPr>
+      <w:r>
+        <w:rPr>
+          <w:sz w:val="28"/>
+          <w:szCs w:val="28"/>
+        </w:rPr>
+        <w:t>Set of buckets is fix</w:t>
+      </w:r>
+      <w:r>
+        <w:rPr>
+          <w:sz w:val="28"/>
+          <w:szCs w:val="28"/>
+        </w:rPr>
+        <w:t>ed; there is no overflow chain.</w:t>
+      </w:r>
+    </w:p>
+    <w:p>
+      <w:pPr>
+        <w:pStyle w:val="ListParagraph"/>
+        <w:numPr>
+          <w:ilvl w:val="0"/>
+          <w:numId w:val="49"/>
+        </w:numPr>
+        <w:rPr>
+          <w:sz w:val="28"/>
+          <w:szCs w:val="28"/>
+        </w:rPr>
+      </w:pPr>
+      <w:r>
+        <w:rPr>
+          <w:sz w:val="28"/>
+          <w:szCs w:val="28"/>
+        </w:rPr>
+        <w:t>Deletion is difficult in open hashing.</w:t>
+      </w:r>
+      <w:r>
+        <w:rPr>
+          <w:sz w:val="28"/>
+          <w:szCs w:val="28"/>
+        </w:rPr>
+        <w:t xml:space="preserve"> </w:t>
+      </w:r>
+    </w:p>
+    <w:p>
+      <w:pPr>
+        <w:pStyle w:val="NormalWeb"/>
+        <w:numPr>
+          <w:ilvl w:val="0"/>
+          <w:numId w:val="21"/>
+        </w:numPr>
+        <w:rPr>
+          <w:b/>
+          <w:color w:val="FF0000"/>
+          <w:sz w:val="28"/>
+          <w:szCs w:val="28"/>
+        </w:rPr>
+      </w:pPr>
+      <w:r>
+        <w:rPr>
+          <w:b/>
+          <w:color w:val="FF0000"/>
+          <w:sz w:val="28"/>
+          <w:szCs w:val="28"/>
+        </w:rPr>
+        <w:t xml:space="preserve">Hash Indices structure technique. (Slide-71)- </w:t>
+      </w:r>
+      <w:proofErr w:type="spellStart"/>
+      <w:r>
+        <w:rPr>
+          <w:b/>
+          <w:color w:val="FF0000"/>
+          <w:sz w:val="28"/>
+          <w:szCs w:val="28"/>
+        </w:rPr>
+        <w:t>Onno</w:t>
+      </w:r>
+      <w:proofErr w:type="spellEnd"/>
+      <w:r>
+        <w:rPr>
+          <w:b/>
+          <w:color w:val="FF0000"/>
+          <w:sz w:val="28"/>
+          <w:szCs w:val="28"/>
+        </w:rPr>
+        <w:t xml:space="preserve"> je </w:t>
+      </w:r>
+      <w:proofErr w:type="spellStart"/>
+      <w:r>
+        <w:rPr>
+          <w:b/>
+          <w:color w:val="FF0000"/>
+          <w:sz w:val="28"/>
+          <w:szCs w:val="28"/>
+        </w:rPr>
+        <w:t>kono</w:t>
+      </w:r>
+      <w:proofErr w:type="spellEnd"/>
+      <w:r>
+        <w:rPr>
+          <w:b/>
+          <w:color w:val="FF0000"/>
+          <w:sz w:val="28"/>
+          <w:szCs w:val="28"/>
+        </w:rPr>
+        <w:t xml:space="preserve"> value </w:t>
+      </w:r>
+      <w:proofErr w:type="spellStart"/>
+      <w:r>
+        <w:rPr>
+          <w:b/>
+          <w:color w:val="FF0000"/>
+          <w:sz w:val="28"/>
+          <w:szCs w:val="28"/>
+        </w:rPr>
+        <w:t>diyeo</w:t>
+      </w:r>
+      <w:proofErr w:type="spellEnd"/>
+      <w:r>
+        <w:rPr>
+          <w:b/>
+          <w:color w:val="FF0000"/>
+          <w:sz w:val="28"/>
+          <w:szCs w:val="28"/>
+        </w:rPr>
+        <w:t xml:space="preserve"> </w:t>
+      </w:r>
+      <w:proofErr w:type="spellStart"/>
+      <w:r>
+        <w:rPr>
+          <w:b/>
+          <w:color w:val="FF0000"/>
+          <w:sz w:val="28"/>
+          <w:szCs w:val="28"/>
+        </w:rPr>
+        <w:t>korte</w:t>
+      </w:r>
+      <w:proofErr w:type="spellEnd"/>
+      <w:r>
+        <w:rPr>
+          <w:b/>
+          <w:color w:val="FF0000"/>
+          <w:sz w:val="28"/>
+          <w:szCs w:val="28"/>
+        </w:rPr>
+        <w:t xml:space="preserve"> </w:t>
+      </w:r>
+      <w:proofErr w:type="spellStart"/>
+      <w:r>
+        <w:rPr>
+          <w:b/>
+          <w:color w:val="FF0000"/>
+          <w:sz w:val="28"/>
+          <w:szCs w:val="28"/>
+        </w:rPr>
+        <w:t>parbo</w:t>
+      </w:r>
+      <w:proofErr w:type="spellEnd"/>
+      <w:r>
+        <w:rPr>
+          <w:b/>
+          <w:color w:val="FF0000"/>
+          <w:sz w:val="28"/>
+          <w:szCs w:val="28"/>
+        </w:rPr>
+        <w:t xml:space="preserve">. Concept </w:t>
+      </w:r>
+      <w:proofErr w:type="spellStart"/>
+      <w:r>
+        <w:rPr>
+          <w:b/>
+          <w:color w:val="FF0000"/>
+          <w:sz w:val="28"/>
+          <w:szCs w:val="28"/>
+        </w:rPr>
+        <w:t>thik</w:t>
+      </w:r>
+      <w:proofErr w:type="spellEnd"/>
+      <w:r>
+        <w:rPr>
+          <w:b/>
+          <w:color w:val="FF0000"/>
+          <w:sz w:val="28"/>
+          <w:szCs w:val="28"/>
+        </w:rPr>
+        <w:t xml:space="preserve"> </w:t>
+      </w:r>
+      <w:proofErr w:type="spellStart"/>
+      <w:r>
+        <w:rPr>
+          <w:b/>
+          <w:color w:val="FF0000"/>
+          <w:sz w:val="28"/>
+          <w:szCs w:val="28"/>
+        </w:rPr>
+        <w:t>thaklei</w:t>
+      </w:r>
+      <w:proofErr w:type="spellEnd"/>
+      <w:r>
+        <w:rPr>
+          <w:b/>
+          <w:color w:val="FF0000"/>
+          <w:sz w:val="28"/>
+          <w:szCs w:val="28"/>
+        </w:rPr>
+        <w:t xml:space="preserve"> </w:t>
+      </w:r>
+      <w:proofErr w:type="spellStart"/>
+      <w:r>
+        <w:rPr>
+          <w:b/>
+          <w:color w:val="FF0000"/>
+          <w:sz w:val="28"/>
+          <w:szCs w:val="28"/>
+        </w:rPr>
+        <w:t>hobe</w:t>
+      </w:r>
+      <w:proofErr w:type="spellEnd"/>
+      <w:r>
+        <w:rPr>
+          <w:b/>
+          <w:color w:val="FF0000"/>
+          <w:sz w:val="28"/>
+          <w:szCs w:val="28"/>
+        </w:rPr>
+        <w:t>.</w:t>
+      </w:r>
+      <w:r>
+        <w:rPr>
+          <w:b/>
+          <w:color w:val="FF0000"/>
+          <w:sz w:val="28"/>
+          <w:szCs w:val="28"/>
+        </w:rPr>
+        <w:t xml:space="preserve"> </w:t>
+      </w:r>
+      <w:r>
+        <w:rPr>
+          <w:b/>
+          <w:color w:val="FF0000"/>
+          <w:sz w:val="28"/>
+          <w:szCs w:val="28"/>
+        </w:rPr>
+        <w:t>***</w:t>
+      </w:r>
+    </w:p>
+    <w:p>
+      <w:pPr>
+        <w:pStyle w:val="NormalWeb"/>
+        <w:rPr>
+          <w:b/>
+          <w:color w:val="FF0000"/>
+          <w:sz w:val="28"/>
+          <w:szCs w:val="28"/>
+          <w:u w:val="single"/>
+        </w:rPr>
+      </w:pPr>
+      <w:r>
+        <w:rPr>
+          <w:b/>
+          <w:color w:val="FF0000"/>
+          <w:sz w:val="28"/>
+          <w:szCs w:val="28"/>
+          <w:u w:val="single"/>
+        </w:rPr>
+        <w:t>Hash Indices</w:t>
+      </w:r>
+      <w:r>
+        <w:rPr>
+          <w:b/>
+          <w:color w:val="FF0000"/>
+          <w:sz w:val="28"/>
+          <w:szCs w:val="28"/>
+          <w:u w:val="single"/>
+        </w:rPr>
+        <w:t>:</w:t>
+      </w:r>
+    </w:p>
+    <w:p>
+      <w:pPr>
+        <w:pStyle w:val="NormalWeb"/>
+        <w:rPr>
+          <w:sz w:val="28"/>
+          <w:szCs w:val="28"/>
+        </w:rPr>
+      </w:pPr>
+      <w:r>
+        <w:rPr>
+          <w:sz w:val="28"/>
+          <w:szCs w:val="28"/>
+        </w:rPr>
+        <w:t> Hashing can be used not only for file organization, but also for index</w:t>
+      </w:r>
+      <w:r>
+        <w:rPr>
+          <w:sz w:val="28"/>
+          <w:szCs w:val="28"/>
+        </w:rPr>
+        <w:t xml:space="preserve"> structure creation.</w:t>
+      </w:r>
       <w:bookmarkStart w:id="0" w:name="_GoBack"/>
       <w:bookmarkEnd w:id="0"/>
+    </w:p>
+    <w:p>
+      <w:pPr>
+        <w:pStyle w:val="NormalWeb"/>
+        <w:rPr>
+          <w:sz w:val="28"/>
+          <w:szCs w:val="28"/>
+        </w:rPr>
+      </w:pPr>
+      <w:r>
+        <w:rPr>
+          <w:sz w:val="28"/>
+          <w:szCs w:val="28"/>
+        </w:rPr>
+        <w:t> We construct a hash index as follows. We apply a hash function on a search key to identify a bucket, and store the key and its associated pointers in the bucket.</w:t>
+      </w:r>
+    </w:p>
+    <w:p>
+      <w:pPr>
+        <w:pStyle w:val="NormalWeb"/>
+        <w:ind w:left="360"/>
+        <w:rPr>
+          <w:b/>
+          <w:color w:val="FF0000"/>
+          <w:sz w:val="28"/>
+          <w:szCs w:val="28"/>
+        </w:rPr>
+      </w:pPr>
+      <w:r>
+        <w:rPr>
+          <w:b/>
+          <w:noProof/>
+          <w:color w:val="FF0000"/>
+          <w:sz w:val="28"/>
+          <w:szCs w:val="28"/>
+        </w:rPr>
+        <w:lastRenderedPageBreak/>
+        <w:drawing>
+          <wp:inline distT="0" distB="0" distL="0" distR="0">
+            <wp:extent cx="5943600" cy="3698240"/>
+            <wp:effectExtent l="0" t="0" r="0" b="0"/>
+            <wp:docPr id="2" name="Picture 2"/>
+            <wp:cNvGraphicFramePr>
+              <a:graphicFrameLocks xmlns:a="http://schemas.openxmlformats.org/drawingml/2006/main" noChangeAspect="1"/>
+            </wp:cNvGraphicFramePr>
+            <a:graphic xmlns:a="http://schemas.openxmlformats.org/drawingml/2006/main">
+              <a:graphicData uri="http://schemas.openxmlformats.org/drawingml/2006/picture">
+                <pic:pic xmlns:pic="http://schemas.openxmlformats.org/drawingml/2006/picture">
+                  <pic:nvPicPr>
+                    <pic:cNvPr id="2" name="Screenshot_2.png"/>
+                    <pic:cNvPicPr/>
+                  </pic:nvPicPr>
+                  <pic:blipFill>
+                    <a:blip r:embed="rId6">
+                      <a:extLst>
+                        <a:ext uri="{28A0092B-C50C-407E-A947-70E740481C1C}">
+                          <a14:useLocalDpi xmlns:a14="http://schemas.microsoft.com/office/drawing/2010/main" val="0"/>
+                        </a:ext>
+                      </a:extLst>
+                    </a:blip>
+                    <a:stretch>
+                      <a:fillRect/>
+                    </a:stretch>
+                  </pic:blipFill>
+                  <pic:spPr>
+                    <a:xfrm>
+                      <a:off x="0" y="0"/>
+                      <a:ext cx="5943600" cy="3698240"/>
+                    </a:xfrm>
+                    <a:prstGeom prst="rect">
+                      <a:avLst/>
+                    </a:prstGeom>
+                  </pic:spPr>
+                </pic:pic>
+              </a:graphicData>
+            </a:graphic>
+          </wp:inline>
+        </w:drawing>
+      </w:r>
     </w:p>
     <w:sectPr>
       <w:pgSz w:w="12240" w:h="15840"/>

--- a/2. Second_Semester/4. Advanced Database Management System/2. Class Test-01-Static Hashing.docx
+++ b/2. Second_Semester/4. Advanced Database Management System/2. Class Test-01-Static Hashing.docx
@@ -2187,6 +2187,139 @@
     </w:p>
     <w:p>
       <w:pPr>
+        <w:rPr>
+          <w:b/>
+          <w:color w:val="FF0000"/>
+          <w:sz w:val="28"/>
+          <w:szCs w:val="28"/>
+        </w:rPr>
+      </w:pPr>
+    </w:p>
+    <w:p>
+      <w:pPr>
+        <w:rPr>
+          <w:b/>
+          <w:color w:val="FF0000"/>
+          <w:sz w:val="28"/>
+          <w:szCs w:val="28"/>
+        </w:rPr>
+      </w:pPr>
+    </w:p>
+    <w:p>
+      <w:pPr>
+        <w:rPr>
+          <w:b/>
+          <w:color w:val="FF0000"/>
+          <w:sz w:val="28"/>
+          <w:szCs w:val="28"/>
+        </w:rPr>
+      </w:pPr>
+      <w:r>
+        <w:rPr>
+          <w:b/>
+          <w:noProof/>
+          <w:color w:val="FF0000"/>
+          <w:sz w:val="28"/>
+          <w:szCs w:val="28"/>
+        </w:rPr>
+        <w:lastRenderedPageBreak/>
+        <w:drawing>
+          <wp:inline distT="0" distB="0" distL="0" distR="0">
+            <wp:extent cx="5943600" cy="3604260"/>
+            <wp:effectExtent l="0" t="0" r="0" b="0"/>
+            <wp:docPr id="3" name="Picture 3"/>
+            <wp:cNvGraphicFramePr>
+              <a:graphicFrameLocks xmlns:a="http://schemas.openxmlformats.org/drawingml/2006/main" noChangeAspect="1"/>
+            </wp:cNvGraphicFramePr>
+            <a:graphic xmlns:a="http://schemas.openxmlformats.org/drawingml/2006/main">
+              <a:graphicData uri="http://schemas.openxmlformats.org/drawingml/2006/picture">
+                <pic:pic xmlns:pic="http://schemas.openxmlformats.org/drawingml/2006/picture">
+                  <pic:nvPicPr>
+                    <pic:cNvPr id="3" name="Screenshot_3.png"/>
+                    <pic:cNvPicPr/>
+                  </pic:nvPicPr>
+                  <pic:blipFill>
+                    <a:blip r:embed="rId6">
+                      <a:extLst>
+                        <a:ext uri="{28A0092B-C50C-407E-A947-70E740481C1C}">
+                          <a14:useLocalDpi xmlns:a14="http://schemas.microsoft.com/office/drawing/2010/main" val="0"/>
+                        </a:ext>
+                      </a:extLst>
+                    </a:blip>
+                    <a:stretch>
+                      <a:fillRect/>
+                    </a:stretch>
+                  </pic:blipFill>
+                  <pic:spPr>
+                    <a:xfrm>
+                      <a:off x="0" y="0"/>
+                      <a:ext cx="5943600" cy="3604260"/>
+                    </a:xfrm>
+                    <a:prstGeom prst="rect">
+                      <a:avLst/>
+                    </a:prstGeom>
+                  </pic:spPr>
+                </pic:pic>
+              </a:graphicData>
+            </a:graphic>
+          </wp:inline>
+        </w:drawing>
+      </w:r>
+      <w:bookmarkStart w:id="0" w:name="_GoBack"/>
+      <w:bookmarkEnd w:id="0"/>
+      <w:r>
+        <w:rPr>
+          <w:b/>
+          <w:noProof/>
+          <w:color w:val="FF0000"/>
+          <w:sz w:val="28"/>
+          <w:szCs w:val="28"/>
+        </w:rPr>
+        <w:drawing>
+          <wp:inline distT="0" distB="0" distL="0" distR="0">
+            <wp:extent cx="5943600" cy="3490595"/>
+            <wp:effectExtent l="0" t="0" r="0" b="0"/>
+            <wp:docPr id="4" name="Picture 4"/>
+            <wp:cNvGraphicFramePr>
+              <a:graphicFrameLocks xmlns:a="http://schemas.openxmlformats.org/drawingml/2006/main" noChangeAspect="1"/>
+            </wp:cNvGraphicFramePr>
+            <a:graphic xmlns:a="http://schemas.openxmlformats.org/drawingml/2006/main">
+              <a:graphicData uri="http://schemas.openxmlformats.org/drawingml/2006/picture">
+                <pic:pic xmlns:pic="http://schemas.openxmlformats.org/drawingml/2006/picture">
+                  <pic:nvPicPr>
+                    <pic:cNvPr id="4" name="Screenshot_4.png"/>
+                    <pic:cNvPicPr/>
+                  </pic:nvPicPr>
+                  <pic:blipFill>
+                    <a:blip r:embed="rId7">
+                      <a:extLst>
+                        <a:ext uri="{28A0092B-C50C-407E-A947-70E740481C1C}">
+                          <a14:useLocalDpi xmlns:a14="http://schemas.microsoft.com/office/drawing/2010/main" val="0"/>
+                        </a:ext>
+                      </a:extLst>
+                    </a:blip>
+                    <a:stretch>
+                      <a:fillRect/>
+                    </a:stretch>
+                  </pic:blipFill>
+                  <pic:spPr>
+                    <a:xfrm>
+                      <a:off x="0" y="0"/>
+                      <a:ext cx="5943600" cy="3490595"/>
+                    </a:xfrm>
+                    <a:prstGeom prst="rect">
+                      <a:avLst/>
+                    </a:prstGeom>
+                  </pic:spPr>
+                </pic:pic>
+              </a:graphicData>
+            </a:graphic>
+          </wp:inline>
+        </w:drawing>
+      </w:r>
+    </w:p>
+    <w:p>
+      <w:pPr>
         <w:pStyle w:val="NormalWeb"/>
         <w:numPr>
           <w:ilvl w:val="0"/>
@@ -2254,26 +2387,26 @@
           <w:sz w:val="28"/>
           <w:szCs w:val="28"/>
         </w:rPr>
+        <w:t>Difference between Open and Closed Hashing</w:t>
+      </w:r>
+    </w:p>
+    <w:p>
+      <w:pPr>
+        <w:rPr>
+          <w:b/>
+          <w:color w:val="FF0000"/>
+          <w:sz w:val="28"/>
+          <w:szCs w:val="28"/>
+        </w:rPr>
+      </w:pPr>
+      <w:r>
+        <w:rPr>
+          <w:b/>
+          <w:color w:val="FF0000"/>
+          <w:sz w:val="28"/>
+          <w:szCs w:val="28"/>
+        </w:rPr>
         <w:lastRenderedPageBreak/>
-        <w:t>Difference between Open and Closed Hashing</w:t>
-      </w:r>
-    </w:p>
-    <w:p>
-      <w:pPr>
-        <w:rPr>
-          <w:b/>
-          <w:color w:val="FF0000"/>
-          <w:sz w:val="28"/>
-          <w:szCs w:val="28"/>
-        </w:rPr>
-      </w:pPr>
-      <w:r>
-        <w:rPr>
-          <w:b/>
-          <w:color w:val="FF0000"/>
-          <w:sz w:val="28"/>
-          <w:szCs w:val="28"/>
-        </w:rPr>
         <w:t>Closed Hashing:</w:t>
       </w:r>
     </w:p>
@@ -2751,7 +2884,6 @@
           <w:szCs w:val="28"/>
         </w:rPr>
       </w:pPr>
-      <w:bookmarkStart w:id="0" w:name="_GoBack"/>
       <w:r>
         <w:rPr>
           <w:b/>
@@ -2777,7 +2909,7 @@
                     <pic:cNvPicPr/>
                   </pic:nvPicPr>
                   <pic:blipFill>
-                    <a:blip r:embed="rId6">
+                    <a:blip r:embed="rId8">
                       <a:extLst>
                         <a:ext uri="{28A0092B-C50C-407E-A947-70E740481C1C}">
                           <a14:useLocalDpi xmlns:a14="http://schemas.microsoft.com/office/drawing/2010/main" val="0"/>
@@ -2803,7 +2935,6 @@
           </wp:inline>
         </w:drawing>
       </w:r>
-      <w:bookmarkEnd w:id="0"/>
     </w:p>
     <w:sectPr>
       <w:pgSz w:w="12240" w:h="15840"/>

--- a/2. Second_Semester/4. Advanced Database Management System/2. Class Test-01-Static Hashing.docx
+++ b/2. Second_Semester/4. Advanced Database Management System/2. Class Test-01-Static Hashing.docx
@@ -2223,6 +2223,16 @@
           <w:szCs w:val="28"/>
         </w:rPr>
         <w:lastRenderedPageBreak/>
+        <w:t xml:space="preserve"> </w:t>
+      </w:r>
+      <w:r>
+        <w:rPr>
+          <w:b/>
+          <w:noProof/>
+          <w:color w:val="FF0000"/>
+          <w:sz w:val="28"/>
+          <w:szCs w:val="28"/>
+        </w:rPr>
         <w:drawing>
           <wp:inline distT="0" distB="0" distL="0" distR="0">
             <wp:extent cx="5943600" cy="3604260"/>
